--- a/6-过程管理/运行记录类文件/060204-临夏回族自治州中医医院“智慧银医”项目-可用性计划.docx
+++ b/6-过程管理/运行记录类文件/060204-临夏回族自治州中医医院“智慧银医”项目-可用性计划.docx
@@ -1,10 +1,11 @@
 
 <file path=word/document.xml><?xml version="1.0" encoding="utf-8"?>
-<w:document xmlns:wpc="http://schemas.microsoft.com/office/word/2010/wordprocessingCanvas" xmlns:mc="http://schemas.openxmlformats.org/markup-compatibility/2006" xmlns:o="urn:schemas-microsoft-com:office:office" xmlns:r="http://schemas.openxmlformats.org/officeDocument/2006/relationships" xmlns:m="http://schemas.openxmlformats.org/officeDocument/2006/math" xmlns:v="urn:schemas-microsoft-com:vml" xmlns:wp14="http://schemas.microsoft.com/office/word/2010/wordprocessingDrawing" xmlns:wp="http://schemas.openxmlformats.org/drawingml/2006/wordprocessingDrawing" xmlns:w="http://schemas.openxmlformats.org/wordprocessingml/2006/main" xmlns:w14="http://schemas.microsoft.com/office/word/2010/wordml" xmlns:w10="urn:schemas-microsoft-com:office:word" xmlns:w15="http://schemas.microsoft.com/office/word/2012/wordml" xmlns:wpg="http://schemas.microsoft.com/office/word/2010/wordprocessingGroup" xmlns:wpi="http://schemas.microsoft.com/office/word/2010/wordprocessingInk" xmlns:wne="http://schemas.microsoft.com/office/word/2006/wordml" xmlns:wps="http://schemas.microsoft.com/office/word/2010/wordprocessingShape" xmlns:wpsCustomData="http://www.wps.cn/officeDocument/2013/wpsCustomData" mc:Ignorable="w14 w15 wp14">
+<w:document xmlns:wpc="http://schemas.microsoft.com/office/word/2010/wordprocessingCanvas" xmlns:mc="http://schemas.openxmlformats.org/markup-compatibility/2006" xmlns:o="urn:schemas-microsoft-com:office:office" xmlns:r="http://schemas.openxmlformats.org/officeDocument/2006/relationships" xmlns:m="http://schemas.openxmlformats.org/officeDocument/2006/math" xmlns:v="urn:schemas-microsoft-com:vml" xmlns:wp14="http://schemas.microsoft.com/office/word/2010/wordprocessingDrawing" xmlns:wp="http://schemas.openxmlformats.org/drawingml/2006/wordprocessingDrawing" xmlns:w10="urn:schemas-microsoft-com:office:word" xmlns:w="http://schemas.openxmlformats.org/wordprocessingml/2006/main" xmlns:w14="http://schemas.microsoft.com/office/word/2010/wordml" xmlns:w15="http://schemas.microsoft.com/office/word/2012/wordml" xmlns:wne="http://schemas.microsoft.com/office/word/2006/wordml" xmlns:wpg="http://schemas.microsoft.com/office/word/2010/wordprocessingGroup" xmlns:wpi="http://schemas.microsoft.com/office/word/2010/wordprocessingInk" xmlns:wps="http://schemas.microsoft.com/office/word/2010/wordprocessingShape" mc:Ignorable="w14 w15 wp14">
+  <!-- Generated by Aspose.Words for .NET 13.3.0.1 -->
   <w:body>
     <w:p>
       <w:pPr>
-        <w:pStyle w:val="26"/>
+        <w:pStyle w:val="a"/>
         <w:bidi w:val="0"/>
         <w:rPr>
           <w:rFonts w:hint="eastAsia"/>
@@ -14,7 +15,7 @@
     </w:p>
     <w:p>
       <w:pPr>
-        <w:pStyle w:val="26"/>
+        <w:pStyle w:val="a"/>
         <w:bidi w:val="0"/>
       </w:pPr>
       <w:r>
@@ -30,12 +31,12 @@
     </w:p>
     <w:p>
       <w:pPr>
-        <w:pStyle w:val="27"/>
+        <w:pStyle w:val="a0"/>
         <w:bidi w:val="0"/>
       </w:pPr>
       <w:bookmarkStart w:id="1" w:name="_Toc3462"/>
       <w:r>
-        <w:t>甘肃国邦信息科技有限公司</w:t>
+        <w:t>中达丰集团有限公司</w:t>
       </w:r>
       <w:bookmarkEnd w:id="1"/>
     </w:p>
@@ -44,14 +45,14 @@
         <w:spacing w:before="117" w:line="219" w:lineRule="auto"/>
         <w:jc w:val="center"/>
         <w:rPr>
-          <w:rFonts w:ascii="宋体" w:hAnsi="宋体" w:eastAsia="宋体" w:cs="宋体"/>
+          <w:rFonts w:ascii="宋体" w:eastAsia="宋体" w:hAnsi="宋体" w:cs="宋体"/>
           <w:sz w:val="36"/>
           <w:szCs w:val="36"/>
         </w:rPr>
       </w:pPr>
       <w:r>
         <w:rPr>
-          <w:rFonts w:ascii="宋体" w:hAnsi="宋体" w:eastAsia="宋体" w:cs="宋体"/>
+          <w:rFonts w:ascii="宋体" w:eastAsia="宋体" w:hAnsi="宋体" w:cs="宋体"/>
           <w:spacing w:val="-2"/>
           <w:sz w:val="36"/>
           <w:szCs w:val="36"/>
@@ -60,7 +61,7 @@
       </w:r>
       <w:r>
         <w:rPr>
-          <w:rFonts w:hint="eastAsia" w:ascii="宋体" w:hAnsi="宋体" w:cs="宋体"/>
+          <w:rFonts w:ascii="宋体" w:hAnsi="宋体" w:cs="宋体" w:hint="eastAsia"/>
           <w:spacing w:val="-2"/>
           <w:sz w:val="36"/>
           <w:szCs w:val="36"/>
@@ -70,7 +71,7 @@
       </w:r>
       <w:r>
         <w:rPr>
-          <w:rFonts w:ascii="宋体" w:hAnsi="宋体" w:eastAsia="宋体" w:cs="宋体"/>
+          <w:rFonts w:ascii="宋体" w:eastAsia="宋体" w:hAnsi="宋体" w:cs="宋体"/>
           <w:spacing w:val="-2"/>
           <w:sz w:val="36"/>
           <w:szCs w:val="36"/>
@@ -89,7 +90,7 @@
         <w:ind w:left="3954"/>
         <w:outlineLvl w:val="0"/>
         <w:rPr>
-          <w:rFonts w:ascii="宋体" w:hAnsi="宋体" w:eastAsia="宋体" w:cs="宋体"/>
+          <w:rFonts w:ascii="宋体" w:eastAsia="宋体" w:hAnsi="宋体" w:cs="宋体"/>
           <w:sz w:val="21"/>
           <w:szCs w:val="21"/>
         </w:rPr>
@@ -97,7 +98,7 @@
       <w:bookmarkStart w:id="2" w:name="_Toc24087"/>
       <w:r>
         <w:rPr>
-          <w:rFonts w:ascii="宋体" w:hAnsi="宋体" w:eastAsia="宋体" w:cs="宋体"/>
+          <w:rFonts w:ascii="宋体" w:eastAsia="宋体" w:hAnsi="宋体" w:cs="宋体"/>
           <w:spacing w:val="-2"/>
           <w:sz w:val="21"/>
           <w:szCs w:val="21"/>
@@ -113,16 +114,16 @@
     </w:p>
     <w:tbl>
       <w:tblPr>
-        <w:tblStyle w:val="24"/>
+        <w:tblStyle w:val="TableNormal0"/>
         <w:tblW w:w="9071" w:type="dxa"/>
         <w:tblInd w:w="5" w:type="dxa"/>
         <w:tblBorders>
-          <w:top w:val="single" w:color="000000" w:sz="4" w:space="0"/>
-          <w:left w:val="single" w:color="000000" w:sz="4" w:space="0"/>
-          <w:bottom w:val="single" w:color="000000" w:sz="4" w:space="0"/>
-          <w:right w:val="single" w:color="000000" w:sz="4" w:space="0"/>
-          <w:insideH w:val="single" w:color="000000" w:sz="4" w:space="0"/>
-          <w:insideV w:val="single" w:color="000000" w:sz="4" w:space="0"/>
+          <w:top w:val="single" w:sz="4" w:space="0" w:color="000000"/>
+          <w:left w:val="single" w:sz="4" w:space="0" w:color="000000"/>
+          <w:bottom w:val="single" w:sz="4" w:space="0" w:color="000000"/>
+          <w:right w:val="single" w:sz="4" w:space="0" w:color="000000"/>
+          <w:insideH w:val="single" w:sz="4" w:space="0" w:color="000000"/>
+          <w:insideV w:val="single" w:sz="4" w:space="0" w:color="000000"/>
         </w:tblBorders>
         <w:tblLayout w:type="fixed"/>
         <w:tblCellMar>
@@ -141,14 +142,17 @@
       </w:tblGrid>
       <w:tr>
         <w:tblPrEx>
+          <w:tblW w:w="9071" w:type="dxa"/>
+          <w:tblInd w:w="5" w:type="dxa"/>
           <w:tblBorders>
-            <w:top w:val="single" w:color="000000" w:sz="4" w:space="0"/>
-            <w:left w:val="single" w:color="000000" w:sz="4" w:space="0"/>
-            <w:bottom w:val="single" w:color="000000" w:sz="4" w:space="0"/>
-            <w:right w:val="single" w:color="000000" w:sz="4" w:space="0"/>
-            <w:insideH w:val="single" w:color="000000" w:sz="4" w:space="0"/>
-            <w:insideV w:val="single" w:color="000000" w:sz="4" w:space="0"/>
+            <w:top w:val="single" w:sz="4" w:space="0" w:color="000000"/>
+            <w:left w:val="single" w:sz="4" w:space="0" w:color="000000"/>
+            <w:bottom w:val="single" w:sz="4" w:space="0" w:color="000000"/>
+            <w:right w:val="single" w:sz="4" w:space="0" w:color="000000"/>
+            <w:insideH w:val="single" w:sz="4" w:space="0" w:color="000000"/>
+            <w:insideV w:val="single" w:sz="4" w:space="0" w:color="000000"/>
           </w:tblBorders>
+          <w:tblLayout w:type="fixed"/>
           <w:tblCellMar>
             <w:top w:w="0" w:type="dxa"/>
             <w:left w:w="0" w:type="dxa"/>
@@ -157,7 +161,7 @@
           </w:tblCellMar>
         </w:tblPrEx>
         <w:trPr>
-          <w:trHeight w:val="611" w:hRule="atLeast"/>
+          <w:trHeight w:val="611"/>
         </w:trPr>
         <w:tc>
           <w:tcPr>
@@ -165,7 +169,7 @@
           </w:tcPr>
           <w:p>
             <w:pPr>
-              <w:pStyle w:val="25"/>
+              <w:pStyle w:val="TableText"/>
               <w:spacing w:before="199" w:line="220" w:lineRule="auto"/>
               <w:ind w:left="225"/>
             </w:pPr>
@@ -184,13 +188,13 @@
           </w:tcPr>
           <w:p>
             <w:pPr>
-              <w:pStyle w:val="25"/>
+              <w:pStyle w:val="TableText"/>
               <w:spacing w:before="200" w:line="218" w:lineRule="auto"/>
               <w:ind w:left="108"/>
             </w:pPr>
             <w:r>
               <w:rPr>
-                <w:rFonts w:hint="eastAsia" w:eastAsia="宋体"/>
+                <w:rFonts w:eastAsia="宋体" w:hint="eastAsia"/>
                 <w:spacing w:val="-1"/>
                 <w:lang w:val="en-US" w:eastAsia="zh-CN"/>
               </w:rPr>
@@ -200,11 +204,11 @@
               <w:rPr>
                 <w:spacing w:val="-1"/>
               </w:rPr>
-              <w:t>（GSGB-ITSS-</w:t>
+              <w:t>（ZDFJT-ITSS-</w:t>
             </w:r>
             <w:r>
               <w:rPr>
-                <w:rFonts w:hint="eastAsia" w:eastAsia="宋体"/>
+                <w:rFonts w:eastAsia="宋体" w:hint="eastAsia"/>
                 <w:spacing w:val="-1"/>
                 <w:lang w:val="en-US" w:eastAsia="zh-CN"/>
               </w:rPr>
@@ -221,14 +225,9 @@
       </w:tr>
       <w:tr>
         <w:tblPrEx>
-          <w:tblBorders>
-            <w:top w:val="single" w:color="000000" w:sz="4" w:space="0"/>
-            <w:left w:val="single" w:color="000000" w:sz="4" w:space="0"/>
-            <w:bottom w:val="single" w:color="000000" w:sz="4" w:space="0"/>
-            <w:right w:val="single" w:color="000000" w:sz="4" w:space="0"/>
-            <w:insideH w:val="single" w:color="000000" w:sz="4" w:space="0"/>
-            <w:insideV w:val="single" w:color="000000" w:sz="4" w:space="0"/>
-          </w:tblBorders>
+          <w:tblW w:w="9071" w:type="dxa"/>
+          <w:tblInd w:w="5" w:type="dxa"/>
+          <w:tblLayout w:type="fixed"/>
           <w:tblCellMar>
             <w:top w:w="0" w:type="dxa"/>
             <w:left w:w="0" w:type="dxa"/>
@@ -237,7 +236,7 @@
           </w:tblCellMar>
         </w:tblPrEx>
         <w:trPr>
-          <w:trHeight w:val="606" w:hRule="atLeast"/>
+          <w:trHeight w:val="606"/>
         </w:trPr>
         <w:tc>
           <w:tcPr>
@@ -245,7 +244,7 @@
           </w:tcPr>
           <w:p>
             <w:pPr>
-              <w:pStyle w:val="25"/>
+              <w:pStyle w:val="TableText"/>
               <w:spacing w:before="196" w:line="220" w:lineRule="auto"/>
               <w:ind w:left="435"/>
             </w:pPr>
@@ -264,7 +263,7 @@
           </w:tcPr>
           <w:p>
             <w:pPr>
-              <w:pStyle w:val="25"/>
+              <w:pStyle w:val="TableText"/>
               <w:spacing w:before="197" w:line="219" w:lineRule="auto"/>
               <w:ind w:left="108"/>
             </w:pPr>
@@ -272,21 +271,16 @@
               <w:rPr>
                 <w:spacing w:val="-1"/>
               </w:rPr>
-              <w:t>甘肃国邦信息科技有限公司</w:t>
+              <w:t>中达丰集团有限公司</w:t>
             </w:r>
           </w:p>
         </w:tc>
       </w:tr>
       <w:tr>
         <w:tblPrEx>
-          <w:tblBorders>
-            <w:top w:val="single" w:color="000000" w:sz="4" w:space="0"/>
-            <w:left w:val="single" w:color="000000" w:sz="4" w:space="0"/>
-            <w:bottom w:val="single" w:color="000000" w:sz="4" w:space="0"/>
-            <w:right w:val="single" w:color="000000" w:sz="4" w:space="0"/>
-            <w:insideH w:val="single" w:color="000000" w:sz="4" w:space="0"/>
-            <w:insideV w:val="single" w:color="000000" w:sz="4" w:space="0"/>
-          </w:tblBorders>
+          <w:tblW w:w="9071" w:type="dxa"/>
+          <w:tblInd w:w="5" w:type="dxa"/>
+          <w:tblLayout w:type="fixed"/>
           <w:tblCellMar>
             <w:top w:w="0" w:type="dxa"/>
             <w:left w:w="0" w:type="dxa"/>
@@ -295,7 +289,7 @@
           </w:tblCellMar>
         </w:tblPrEx>
         <w:trPr>
-          <w:trHeight w:val="607" w:hRule="atLeast"/>
+          <w:trHeight w:val="607"/>
         </w:trPr>
         <w:tc>
           <w:tcPr>
@@ -303,7 +297,7 @@
           </w:tcPr>
           <w:p>
             <w:pPr>
-              <w:pStyle w:val="25"/>
+              <w:pStyle w:val="TableText"/>
               <w:spacing w:before="199" w:line="219" w:lineRule="auto"/>
               <w:ind w:left="435"/>
             </w:pPr>
@@ -321,7 +315,7 @@
           </w:tcPr>
           <w:p>
             <w:pPr>
-              <w:pStyle w:val="25"/>
+              <w:pStyle w:val="TableText"/>
               <w:spacing w:before="199" w:line="219" w:lineRule="auto"/>
               <w:ind w:left="359"/>
             </w:pPr>
@@ -339,7 +333,7 @@
           </w:tcPr>
           <w:p>
             <w:pPr>
-              <w:pStyle w:val="25"/>
+              <w:pStyle w:val="TableText"/>
               <w:spacing w:before="199" w:line="219" w:lineRule="auto"/>
               <w:ind w:left="735"/>
             </w:pPr>
@@ -357,7 +351,7 @@
           </w:tcPr>
           <w:p>
             <w:pPr>
-              <w:pStyle w:val="25"/>
+              <w:pStyle w:val="TableText"/>
               <w:spacing w:before="199" w:line="220" w:lineRule="auto"/>
               <w:ind w:left="575"/>
             </w:pPr>
@@ -375,7 +369,7 @@
           </w:tcPr>
           <w:p>
             <w:pPr>
-              <w:pStyle w:val="25"/>
+              <w:pStyle w:val="TableText"/>
               <w:spacing w:before="199" w:line="220" w:lineRule="auto"/>
               <w:ind w:left="782"/>
             </w:pPr>
@@ -390,14 +384,9 @@
       </w:tr>
       <w:tr>
         <w:tblPrEx>
-          <w:tblBorders>
-            <w:top w:val="single" w:color="000000" w:sz="4" w:space="0"/>
-            <w:left w:val="single" w:color="000000" w:sz="4" w:space="0"/>
-            <w:bottom w:val="single" w:color="000000" w:sz="4" w:space="0"/>
-            <w:right w:val="single" w:color="000000" w:sz="4" w:space="0"/>
-            <w:insideH w:val="single" w:color="000000" w:sz="4" w:space="0"/>
-            <w:insideV w:val="single" w:color="000000" w:sz="4" w:space="0"/>
-          </w:tblBorders>
+          <w:tblW w:w="9071" w:type="dxa"/>
+          <w:tblInd w:w="5" w:type="dxa"/>
+          <w:tblLayout w:type="fixed"/>
           <w:tblCellMar>
             <w:top w:w="0" w:type="dxa"/>
             <w:left w:w="0" w:type="dxa"/>
@@ -406,7 +395,7 @@
           </w:tblCellMar>
         </w:tblPrEx>
         <w:trPr>
-          <w:trHeight w:val="474" w:hRule="atLeast"/>
+          <w:trHeight w:val="474"/>
         </w:trPr>
         <w:tc>
           <w:tcPr>
@@ -414,7 +403,7 @@
           </w:tcPr>
           <w:p>
             <w:pPr>
-              <w:pStyle w:val="25"/>
+              <w:pStyle w:val="TableText"/>
               <w:spacing w:before="163" w:line="239" w:lineRule="auto"/>
               <w:ind w:left="638"/>
             </w:pPr>
@@ -432,7 +421,7 @@
           </w:tcPr>
           <w:p>
             <w:pPr>
-              <w:pStyle w:val="25"/>
+              <w:pStyle w:val="TableText"/>
               <w:spacing w:before="163"/>
               <w:ind w:left="361"/>
             </w:pPr>
@@ -440,22 +429,8 @@
               <w:rPr>
                 <w:spacing w:val="-2"/>
               </w:rPr>
-              <w:t>20</w:t>
+              <w:t>2025-7-4</w:t>
             </w:r>
-            <w:r>
-              <w:rPr>
-                <w:rFonts w:hint="eastAsia" w:eastAsia="宋体"/>
-                <w:spacing w:val="-2"/>
-                <w:lang w:val="en-US" w:eastAsia="zh-CN"/>
-              </w:rPr>
-              <w:t>25</w:t>
-            </w:r>
-            <w:r>
-              <w:rPr>
-                <w:spacing w:val="-2"/>
-              </w:rPr>
-              <w:t>-1-4</w:t>
-            </w:r>
           </w:p>
         </w:tc>
         <w:tc>
@@ -464,7 +439,7 @@
           </w:tcPr>
           <w:p>
             <w:pPr>
-              <w:pStyle w:val="25"/>
+              <w:pStyle w:val="TableText"/>
               <w:spacing w:before="133" w:line="219" w:lineRule="auto"/>
               <w:ind w:left="738"/>
             </w:pPr>
@@ -482,20 +457,20 @@
           </w:tcPr>
           <w:p>
             <w:pPr>
-              <w:pStyle w:val="25"/>
+              <w:pStyle w:val="TableText"/>
               <w:spacing w:before="134" w:line="220" w:lineRule="auto"/>
               <w:ind w:left="480"/>
               <w:rPr>
-                <w:rFonts w:hint="eastAsia" w:eastAsia="宋体"/>
+                <w:rFonts w:eastAsia="宋体" w:hint="eastAsia"/>
                 <w:lang w:val="en-US" w:eastAsia="zh-CN"/>
               </w:rPr>
             </w:pPr>
             <w:r>
               <w:rPr>
-                <w:rFonts w:hint="eastAsia" w:eastAsia="宋体"/>
+                <w:rFonts w:eastAsia="宋体" w:hint="eastAsia"/>
                 <w:lang w:val="en-US" w:eastAsia="zh-CN"/>
               </w:rPr>
-              <w:t>胡葛鹏宇</w:t>
+              <w:t>肖龙莽</w:t>
             </w:r>
           </w:p>
         </w:tc>
@@ -505,7 +480,7 @@
           </w:tcPr>
           <w:p>
             <w:pPr>
-              <w:pStyle w:val="25"/>
+              <w:pStyle w:val="TableText"/>
               <w:spacing w:before="133" w:line="220" w:lineRule="auto"/>
               <w:ind w:left="672"/>
             </w:pPr>
@@ -513,21 +488,16 @@
               <w:rPr>
                 <w:spacing w:val="-3"/>
               </w:rPr>
-              <w:t>黄益溪</w:t>
+              <w:t>吴向阳</w:t>
             </w:r>
           </w:p>
         </w:tc>
       </w:tr>
       <w:tr>
         <w:tblPrEx>
-          <w:tblBorders>
-            <w:top w:val="single" w:color="000000" w:sz="4" w:space="0"/>
-            <w:left w:val="single" w:color="000000" w:sz="4" w:space="0"/>
-            <w:bottom w:val="single" w:color="000000" w:sz="4" w:space="0"/>
-            <w:right w:val="single" w:color="000000" w:sz="4" w:space="0"/>
-            <w:insideH w:val="single" w:color="000000" w:sz="4" w:space="0"/>
-            <w:insideV w:val="single" w:color="000000" w:sz="4" w:space="0"/>
-          </w:tblBorders>
+          <w:tblW w:w="9071" w:type="dxa"/>
+          <w:tblInd w:w="5" w:type="dxa"/>
+          <w:tblLayout w:type="fixed"/>
           <w:tblCellMar>
             <w:top w:w="0" w:type="dxa"/>
             <w:left w:w="0" w:type="dxa"/>
@@ -536,7 +506,7 @@
           </w:tblCellMar>
         </w:tblPrEx>
         <w:trPr>
-          <w:trHeight w:val="474" w:hRule="atLeast"/>
+          <w:trHeight w:val="474"/>
         </w:trPr>
         <w:tc>
           <w:tcPr>
@@ -544,7 +514,7 @@
           </w:tcPr>
           <w:p>
             <w:pPr>
-              <w:pStyle w:val="25"/>
+              <w:pStyle w:val="TableText"/>
               <w:spacing w:before="164" w:line="239" w:lineRule="auto"/>
               <w:ind w:left="638"/>
             </w:pPr>
@@ -556,7 +526,7 @@
           </w:tcPr>
           <w:p>
             <w:pPr>
-              <w:pStyle w:val="25"/>
+              <w:pStyle w:val="TableText"/>
               <w:spacing w:before="164"/>
               <w:ind w:left="361"/>
             </w:pPr>
@@ -568,7 +538,7 @@
           </w:tcPr>
           <w:p>
             <w:pPr>
-              <w:pStyle w:val="25"/>
+              <w:pStyle w:val="TableText"/>
               <w:spacing w:before="134" w:line="219" w:lineRule="auto"/>
               <w:ind w:left="737"/>
             </w:pPr>
@@ -580,7 +550,7 @@
           </w:tcPr>
           <w:p>
             <w:pPr>
-              <w:pStyle w:val="25"/>
+              <w:pStyle w:val="TableText"/>
               <w:spacing w:before="135" w:line="220" w:lineRule="auto"/>
               <w:ind w:left="480"/>
             </w:pPr>
@@ -592,7 +562,7 @@
           </w:tcPr>
           <w:p>
             <w:pPr>
-              <w:pStyle w:val="25"/>
+              <w:pStyle w:val="TableText"/>
               <w:spacing w:before="134" w:line="220" w:lineRule="auto"/>
               <w:ind w:left="672"/>
             </w:pPr>
@@ -601,14 +571,9 @@
       </w:tr>
       <w:tr>
         <w:tblPrEx>
-          <w:tblBorders>
-            <w:top w:val="single" w:color="000000" w:sz="4" w:space="0"/>
-            <w:left w:val="single" w:color="000000" w:sz="4" w:space="0"/>
-            <w:bottom w:val="single" w:color="000000" w:sz="4" w:space="0"/>
-            <w:right w:val="single" w:color="000000" w:sz="4" w:space="0"/>
-            <w:insideH w:val="single" w:color="000000" w:sz="4" w:space="0"/>
-            <w:insideV w:val="single" w:color="000000" w:sz="4" w:space="0"/>
-          </w:tblBorders>
+          <w:tblW w:w="9071" w:type="dxa"/>
+          <w:tblInd w:w="5" w:type="dxa"/>
+          <w:tblLayout w:type="fixed"/>
           <w:tblCellMar>
             <w:top w:w="0" w:type="dxa"/>
             <w:left w:w="0" w:type="dxa"/>
@@ -617,7 +582,7 @@
           </w:tblCellMar>
         </w:tblPrEx>
         <w:trPr>
-          <w:trHeight w:val="474" w:hRule="atLeast"/>
+          <w:trHeight w:val="474"/>
         </w:trPr>
         <w:tc>
           <w:tcPr>
@@ -625,7 +590,7 @@
           </w:tcPr>
           <w:p>
             <w:pPr>
-              <w:pStyle w:val="25"/>
+              <w:pStyle w:val="TableText"/>
               <w:spacing w:before="165" w:line="239" w:lineRule="auto"/>
               <w:ind w:left="638"/>
             </w:pPr>
@@ -637,7 +602,7 @@
           </w:tcPr>
           <w:p>
             <w:pPr>
-              <w:pStyle w:val="25"/>
+              <w:pStyle w:val="TableText"/>
               <w:spacing w:before="165"/>
               <w:ind w:left="361"/>
             </w:pPr>
@@ -649,7 +614,7 @@
           </w:tcPr>
           <w:p>
             <w:pPr>
-              <w:pStyle w:val="25"/>
+              <w:pStyle w:val="TableText"/>
               <w:spacing w:before="135" w:line="219" w:lineRule="auto"/>
               <w:ind w:left="737"/>
             </w:pPr>
@@ -661,7 +626,7 @@
           </w:tcPr>
           <w:p>
             <w:pPr>
-              <w:pStyle w:val="25"/>
+              <w:pStyle w:val="TableText"/>
               <w:spacing w:before="136" w:line="220" w:lineRule="auto"/>
               <w:ind w:left="480"/>
             </w:pPr>
@@ -673,7 +638,7 @@
           </w:tcPr>
           <w:p>
             <w:pPr>
-              <w:pStyle w:val="25"/>
+              <w:pStyle w:val="TableText"/>
               <w:spacing w:before="135" w:line="220" w:lineRule="auto"/>
               <w:ind w:left="672"/>
             </w:pPr>
@@ -682,14 +647,9 @@
       </w:tr>
       <w:tr>
         <w:tblPrEx>
-          <w:tblBorders>
-            <w:top w:val="single" w:color="000000" w:sz="4" w:space="0"/>
-            <w:left w:val="single" w:color="000000" w:sz="4" w:space="0"/>
-            <w:bottom w:val="single" w:color="000000" w:sz="4" w:space="0"/>
-            <w:right w:val="single" w:color="000000" w:sz="4" w:space="0"/>
-            <w:insideH w:val="single" w:color="000000" w:sz="4" w:space="0"/>
-            <w:insideV w:val="single" w:color="000000" w:sz="4" w:space="0"/>
-          </w:tblBorders>
+          <w:tblW w:w="9071" w:type="dxa"/>
+          <w:tblInd w:w="5" w:type="dxa"/>
+          <w:tblLayout w:type="fixed"/>
           <w:tblCellMar>
             <w:top w:w="0" w:type="dxa"/>
             <w:left w:w="0" w:type="dxa"/>
@@ -698,7 +658,7 @@
           </w:tblCellMar>
         </w:tblPrEx>
         <w:trPr>
-          <w:trHeight w:val="474" w:hRule="atLeast"/>
+          <w:trHeight w:val="474"/>
         </w:trPr>
         <w:tc>
           <w:tcPr>
@@ -706,7 +666,7 @@
           </w:tcPr>
           <w:p>
             <w:pPr>
-              <w:pStyle w:val="25"/>
+              <w:pStyle w:val="TableText"/>
               <w:spacing w:before="166" w:line="239" w:lineRule="auto"/>
               <w:ind w:left="638"/>
             </w:pPr>
@@ -718,7 +678,7 @@
           </w:tcPr>
           <w:p>
             <w:pPr>
-              <w:pStyle w:val="25"/>
+              <w:pStyle w:val="TableText"/>
               <w:spacing w:before="166"/>
               <w:ind w:left="361"/>
             </w:pPr>
@@ -730,7 +690,7 @@
           </w:tcPr>
           <w:p>
             <w:pPr>
-              <w:pStyle w:val="25"/>
+              <w:pStyle w:val="TableText"/>
               <w:spacing w:before="136" w:line="219" w:lineRule="auto"/>
               <w:ind w:left="737"/>
             </w:pPr>
@@ -742,7 +702,7 @@
           </w:tcPr>
           <w:p>
             <w:pPr>
-              <w:pStyle w:val="25"/>
+              <w:pStyle w:val="TableText"/>
               <w:spacing w:before="137" w:line="220" w:lineRule="auto"/>
               <w:ind w:left="480"/>
             </w:pPr>
@@ -754,7 +714,7 @@
           </w:tcPr>
           <w:p>
             <w:pPr>
-              <w:pStyle w:val="25"/>
+              <w:pStyle w:val="TableText"/>
               <w:spacing w:before="136" w:line="220" w:lineRule="auto"/>
               <w:ind w:left="672"/>
             </w:pPr>
@@ -763,14 +723,9 @@
       </w:tr>
       <w:tr>
         <w:tblPrEx>
-          <w:tblBorders>
-            <w:top w:val="single" w:color="000000" w:sz="4" w:space="0"/>
-            <w:left w:val="single" w:color="000000" w:sz="4" w:space="0"/>
-            <w:bottom w:val="single" w:color="000000" w:sz="4" w:space="0"/>
-            <w:right w:val="single" w:color="000000" w:sz="4" w:space="0"/>
-            <w:insideH w:val="single" w:color="000000" w:sz="4" w:space="0"/>
-            <w:insideV w:val="single" w:color="000000" w:sz="4" w:space="0"/>
-          </w:tblBorders>
+          <w:tblW w:w="9071" w:type="dxa"/>
+          <w:tblInd w:w="5" w:type="dxa"/>
+          <w:tblLayout w:type="fixed"/>
           <w:tblCellMar>
             <w:top w:w="0" w:type="dxa"/>
             <w:left w:w="0" w:type="dxa"/>
@@ -779,7 +734,7 @@
           </w:tblCellMar>
         </w:tblPrEx>
         <w:trPr>
-          <w:trHeight w:val="589" w:hRule="atLeast"/>
+          <w:trHeight w:val="589"/>
         </w:trPr>
         <w:tc>
           <w:tcPr>
@@ -856,7 +811,7 @@
     <w:sdt>
       <w:sdtPr>
         <w:rPr>
-          <w:rFonts w:ascii="宋体" w:hAnsi="宋体" w:eastAsia="宋体" w:cs="Arial"/>
+          <w:rFonts w:ascii="宋体" w:eastAsia="宋体" w:hAnsi="宋体" w:cs="Arial"/>
           <w:snapToGrid w:val="0"/>
           <w:color w:val="000000"/>
           <w:kern w:val="0"/>
@@ -865,7 +820,6 @@
           <w:lang w:val="en-US" w:eastAsia="en-US" w:bidi="ar-SA"/>
         </w:rPr>
         <w:id w:val="147473573"/>
-        <w15:color w:val="DBDBDB"/>
         <w:docPartObj>
           <w:docPartGallery w:val="Table of Contents"/>
           <w:docPartUnique/>
@@ -873,7 +827,7 @@
       </w:sdtPr>
       <w:sdtEndPr>
         <w:rPr>
-          <w:rFonts w:ascii="Arial" w:hAnsi="Arial" w:eastAsia="宋体" w:cs="Arial"/>
+          <w:rFonts w:ascii="Arial" w:eastAsia="宋体" w:hAnsi="Arial" w:cs="Arial"/>
           <w:snapToGrid w:val="0"/>
           <w:color w:val="000000"/>
           <w:kern w:val="0"/>
@@ -886,12 +840,12 @@
         <w:p>
           <w:pPr>
             <w:spacing w:before="0" w:beforeLines="0" w:after="0" w:afterLines="0" w:line="240" w:lineRule="auto"/>
-            <w:ind w:left="0" w:leftChars="0" w:right="0" w:rightChars="0" w:firstLine="0" w:firstLineChars="0"/>
+            <w:ind w:left="0" w:right="0" w:firstLine="0" w:leftChars="0" w:rightChars="0" w:firstLineChars="0"/>
             <w:jc w:val="center"/>
           </w:pPr>
           <w:r>
             <w:rPr>
-              <w:rFonts w:ascii="宋体" w:hAnsi="宋体" w:eastAsia="宋体"/>
+              <w:rFonts w:ascii="宋体" w:eastAsia="宋体" w:hAnsi="宋体"/>
               <w:sz w:val="21"/>
             </w:rPr>
             <w:t>目录</w:t>
@@ -899,7 +853,7 @@
         </w:p>
         <w:p>
           <w:pPr>
-            <w:pStyle w:val="16"/>
+            <w:pStyle w:val="TOC1"/>
             <w:tabs>
               <w:tab w:val="right" w:leader="dot" w:pos="9743"/>
             </w:tabs>
@@ -955,7 +909,7 @@
         </w:p>
         <w:p>
           <w:pPr>
-            <w:pStyle w:val="16"/>
+            <w:pStyle w:val="TOC1"/>
             <w:tabs>
               <w:tab w:val="right" w:leader="dot" w:pos="9743"/>
             </w:tabs>
@@ -970,7 +924,7 @@
             <w:fldChar w:fldCharType="separate"/>
           </w:r>
           <w:r>
-            <w:t>甘肃国邦信息科技有限公司</w:t>
+            <w:t>中达丰集团有限公司</w:t>
           </w:r>
           <w:r>
             <w:tab/>
@@ -996,7 +950,7 @@
         </w:p>
         <w:p>
           <w:pPr>
-            <w:pStyle w:val="16"/>
+            <w:pStyle w:val="TOC1"/>
             <w:tabs>
               <w:tab w:val="right" w:leader="dot" w:pos="9743"/>
             </w:tabs>
@@ -1012,7 +966,7 @@
           </w:r>
           <w:r>
             <w:rPr>
-              <w:rFonts w:ascii="宋体" w:hAnsi="宋体" w:eastAsia="宋体" w:cs="宋体"/>
+              <w:rFonts w:ascii="宋体" w:eastAsia="宋体" w:hAnsi="宋体" w:cs="宋体"/>
               <w:spacing w:val="-2"/>
               <w:szCs w:val="21"/>
             </w:rPr>
@@ -1042,7 +996,7 @@
         </w:p>
         <w:p>
           <w:pPr>
-            <w:pStyle w:val="16"/>
+            <w:pStyle w:val="TOC1"/>
             <w:tabs>
               <w:tab w:val="right" w:leader="dot" w:pos="9743"/>
             </w:tabs>
@@ -1092,7 +1046,7 @@
         </w:p>
         <w:p>
           <w:pPr>
-            <w:pStyle w:val="16"/>
+            <w:pStyle w:val="TOC1"/>
             <w:tabs>
               <w:tab w:val="right" w:leader="dot" w:pos="9743"/>
             </w:tabs>
@@ -1142,7 +1096,7 @@
         </w:p>
         <w:p>
           <w:pPr>
-            <w:pStyle w:val="16"/>
+            <w:pStyle w:val="TOC1"/>
             <w:tabs>
               <w:tab w:val="right" w:leader="dot" w:pos="9743"/>
             </w:tabs>
@@ -1192,7 +1146,7 @@
         </w:p>
         <w:p>
           <w:pPr>
-            <w:pStyle w:val="16"/>
+            <w:pStyle w:val="TOC1"/>
             <w:tabs>
               <w:tab w:val="right" w:leader="dot" w:pos="9743"/>
             </w:tabs>
@@ -1242,7 +1196,7 @@
         </w:p>
         <w:p>
           <w:pPr>
-            <w:pStyle w:val="16"/>
+            <w:pStyle w:val="TOC1"/>
             <w:tabs>
               <w:tab w:val="right" w:leader="dot" w:pos="9743"/>
             </w:tabs>
@@ -1292,7 +1246,7 @@
         </w:p>
         <w:p>
           <w:pPr>
-            <w:pStyle w:val="16"/>
+            <w:pStyle w:val="TOC1"/>
             <w:tabs>
               <w:tab w:val="right" w:leader="dot" w:pos="9743"/>
             </w:tabs>
@@ -1342,7 +1296,7 @@
         </w:p>
         <w:p>
           <w:pPr>
-            <w:pStyle w:val="17"/>
+            <w:pStyle w:val="TOC2"/>
             <w:tabs>
               <w:tab w:val="right" w:leader="dot" w:pos="9743"/>
             </w:tabs>
@@ -1392,7 +1346,7 @@
         </w:p>
         <w:p>
           <w:pPr>
-            <w:pStyle w:val="17"/>
+            <w:pStyle w:val="TOC2"/>
             <w:tabs>
               <w:tab w:val="right" w:leader="dot" w:pos="9743"/>
             </w:tabs>
@@ -1442,7 +1396,7 @@
         </w:p>
         <w:p>
           <w:pPr>
-            <w:pStyle w:val="16"/>
+            <w:pStyle w:val="TOC1"/>
             <w:tabs>
               <w:tab w:val="right" w:leader="dot" w:pos="9743"/>
             </w:tabs>
@@ -1492,7 +1446,7 @@
         </w:p>
         <w:p>
           <w:pPr>
-            <w:pStyle w:val="17"/>
+            <w:pStyle w:val="TOC2"/>
             <w:tabs>
               <w:tab w:val="right" w:leader="dot" w:pos="9743"/>
             </w:tabs>
@@ -1542,7 +1496,7 @@
         </w:p>
         <w:p>
           <w:pPr>
-            <w:pStyle w:val="17"/>
+            <w:pStyle w:val="TOC2"/>
             <w:tabs>
               <w:tab w:val="right" w:leader="dot" w:pos="9743"/>
             </w:tabs>
@@ -1592,7 +1546,7 @@
         </w:p>
         <w:p>
           <w:pPr>
-            <w:pStyle w:val="16"/>
+            <w:pStyle w:val="TOC1"/>
             <w:tabs>
               <w:tab w:val="right" w:leader="dot" w:pos="9743"/>
             </w:tabs>
@@ -1642,7 +1596,7 @@
         </w:p>
         <w:p>
           <w:pPr>
-            <w:pStyle w:val="17"/>
+            <w:pStyle w:val="TOC2"/>
             <w:tabs>
               <w:tab w:val="right" w:leader="dot" w:pos="9743"/>
             </w:tabs>
@@ -1692,7 +1646,7 @@
         </w:p>
         <w:p>
           <w:pPr>
-            <w:pStyle w:val="17"/>
+            <w:pStyle w:val="TOC2"/>
             <w:tabs>
               <w:tab w:val="right" w:leader="dot" w:pos="9743"/>
             </w:tabs>
@@ -1742,7 +1696,7 @@
         </w:p>
         <w:p>
           <w:pPr>
-            <w:pStyle w:val="16"/>
+            <w:pStyle w:val="TOC1"/>
             <w:tabs>
               <w:tab w:val="right" w:leader="dot" w:pos="9743"/>
             </w:tabs>
@@ -1800,7 +1754,7 @@
     <w:p>
       <w:r>
         <w:rPr>
-          <w:rFonts w:ascii="Arial" w:hAnsi="Arial" w:eastAsia="宋体" w:cs="Arial"/>
+          <w:rFonts w:ascii="Arial" w:eastAsia="宋体" w:hAnsi="Arial" w:cs="Arial"/>
           <w:snapToGrid w:val="0"/>
           <w:color w:val="000000"/>
           <w:kern w:val="0"/>
@@ -1813,7 +1767,7 @@
     </w:p>
     <w:p>
       <w:pPr>
-        <w:pStyle w:val="28"/>
+        <w:pStyle w:val="1"/>
         <w:bidi w:val="0"/>
         <w:rPr>
           <w:rFonts w:hint="eastAsia"/>
@@ -1830,7 +1784,7 @@
     </w:p>
     <w:p>
       <w:pPr>
-        <w:pStyle w:val="29"/>
+        <w:pStyle w:val="a1"/>
         <w:bidi w:val="0"/>
         <w:rPr>
           <w:rFonts w:hint="eastAsia"/>
@@ -1845,7 +1799,7 @@
     </w:p>
     <w:p>
       <w:pPr>
-        <w:pStyle w:val="28"/>
+        <w:pStyle w:val="1"/>
         <w:bidi w:val="0"/>
         <w:rPr>
           <w:rFonts w:hint="eastAsia"/>
@@ -1862,7 +1816,7 @@
     </w:p>
     <w:p>
       <w:pPr>
-        <w:pStyle w:val="29"/>
+        <w:pStyle w:val="a1"/>
         <w:bidi w:val="0"/>
         <w:rPr>
           <w:rFonts w:hint="eastAsia"/>
@@ -1877,13 +1831,13 @@
     </w:p>
     <w:p>
       <w:pPr>
-        <w:pStyle w:val="39"/>
+        <w:pStyle w:val="a3"/>
         <w:numPr>
           <w:ilvl w:val="0"/>
           <w:numId w:val="2"/>
         </w:numPr>
         <w:bidi w:val="0"/>
-        <w:ind w:left="425" w:leftChars="0" w:hanging="425" w:firstLineChars="0"/>
+        <w:ind w:left="425" w:hanging="425" w:leftChars="0" w:firstLineChars="0"/>
         <w:rPr>
           <w:rFonts w:hint="eastAsia"/>
         </w:rPr>
@@ -1897,13 +1851,13 @@
     </w:p>
     <w:p>
       <w:pPr>
-        <w:pStyle w:val="39"/>
+        <w:pStyle w:val="a3"/>
         <w:numPr>
           <w:ilvl w:val="0"/>
           <w:numId w:val="2"/>
         </w:numPr>
         <w:bidi w:val="0"/>
-        <w:ind w:left="425" w:leftChars="0" w:hanging="425" w:firstLineChars="0"/>
+        <w:ind w:left="425" w:hanging="425" w:leftChars="0" w:firstLineChars="0"/>
         <w:rPr>
           <w:rFonts w:hint="eastAsia"/>
         </w:rPr>
@@ -1917,13 +1871,13 @@
     </w:p>
     <w:p>
       <w:pPr>
-        <w:pStyle w:val="39"/>
+        <w:pStyle w:val="a3"/>
         <w:numPr>
           <w:ilvl w:val="0"/>
           <w:numId w:val="2"/>
         </w:numPr>
         <w:bidi w:val="0"/>
-        <w:ind w:left="425" w:leftChars="0" w:hanging="425" w:firstLineChars="0"/>
+        <w:ind w:left="425" w:hanging="425" w:leftChars="0" w:firstLineChars="0"/>
         <w:rPr>
           <w:rFonts w:hint="eastAsia"/>
         </w:rPr>
@@ -1937,13 +1891,13 @@
     </w:p>
     <w:p>
       <w:pPr>
-        <w:pStyle w:val="39"/>
+        <w:pStyle w:val="a3"/>
         <w:numPr>
           <w:ilvl w:val="0"/>
           <w:numId w:val="2"/>
         </w:numPr>
         <w:bidi w:val="0"/>
-        <w:ind w:left="425" w:leftChars="0" w:hanging="425" w:firstLineChars="0"/>
+        <w:ind w:left="425" w:hanging="425" w:leftChars="0" w:firstLineChars="0"/>
         <w:rPr>
           <w:rFonts w:hint="eastAsia"/>
         </w:rPr>
@@ -1957,13 +1911,13 @@
     </w:p>
     <w:p>
       <w:pPr>
-        <w:pStyle w:val="39"/>
+        <w:pStyle w:val="a3"/>
         <w:numPr>
           <w:ilvl w:val="0"/>
           <w:numId w:val="2"/>
         </w:numPr>
         <w:bidi w:val="0"/>
-        <w:ind w:left="425" w:leftChars="0" w:hanging="425" w:firstLineChars="0"/>
+        <w:ind w:left="425" w:hanging="425" w:leftChars="0" w:firstLineChars="0"/>
         <w:rPr>
           <w:rFonts w:hint="eastAsia"/>
         </w:rPr>
@@ -1977,7 +1931,7 @@
     </w:p>
     <w:p>
       <w:pPr>
-        <w:pStyle w:val="28"/>
+        <w:pStyle w:val="1"/>
         <w:bidi w:val="0"/>
         <w:rPr>
           <w:rFonts w:hint="eastAsia"/>
@@ -1994,7 +1948,7 @@
     </w:p>
     <w:p>
       <w:pPr>
-        <w:pStyle w:val="39"/>
+        <w:pStyle w:val="a3"/>
         <w:numPr>
           <w:ilvl w:val="0"/>
           <w:numId w:val="0"/>
@@ -2014,13 +1968,13 @@
     </w:p>
     <w:p>
       <w:pPr>
-        <w:pStyle w:val="39"/>
+        <w:pStyle w:val="a3"/>
         <w:numPr>
           <w:ilvl w:val="0"/>
           <w:numId w:val="3"/>
         </w:numPr>
         <w:bidi w:val="0"/>
-        <w:ind w:left="425" w:leftChars="0" w:hanging="425" w:firstLineChars="0"/>
+        <w:ind w:left="425" w:hanging="425" w:leftChars="0" w:firstLineChars="0"/>
         <w:rPr>
           <w:rFonts w:hint="eastAsia"/>
         </w:rPr>
@@ -2034,13 +1988,13 @@
     </w:p>
     <w:p>
       <w:pPr>
-        <w:pStyle w:val="39"/>
+        <w:pStyle w:val="a3"/>
         <w:numPr>
           <w:ilvl w:val="0"/>
           <w:numId w:val="3"/>
         </w:numPr>
         <w:bidi w:val="0"/>
-        <w:ind w:left="425" w:leftChars="0" w:hanging="425" w:firstLineChars="0"/>
+        <w:ind w:left="425" w:hanging="425" w:leftChars="0" w:firstLineChars="0"/>
         <w:rPr>
           <w:rFonts w:hint="eastAsia"/>
         </w:rPr>
@@ -2054,13 +2008,13 @@
     </w:p>
     <w:p>
       <w:pPr>
-        <w:pStyle w:val="39"/>
+        <w:pStyle w:val="a3"/>
         <w:numPr>
           <w:ilvl w:val="0"/>
           <w:numId w:val="3"/>
         </w:numPr>
         <w:bidi w:val="0"/>
-        <w:ind w:left="425" w:leftChars="0" w:hanging="425" w:firstLineChars="0"/>
+        <w:ind w:left="425" w:hanging="425" w:leftChars="0" w:firstLineChars="0"/>
         <w:rPr>
           <w:rFonts w:hint="eastAsia"/>
         </w:rPr>
@@ -2074,13 +2028,13 @@
     </w:p>
     <w:p>
       <w:pPr>
-        <w:pStyle w:val="39"/>
+        <w:pStyle w:val="a3"/>
         <w:numPr>
           <w:ilvl w:val="0"/>
           <w:numId w:val="3"/>
         </w:numPr>
         <w:bidi w:val="0"/>
-        <w:ind w:left="425" w:leftChars="0" w:hanging="425" w:firstLineChars="0"/>
+        <w:ind w:left="425" w:hanging="425" w:leftChars="0" w:firstLineChars="0"/>
         <w:rPr>
           <w:rFonts w:hint="eastAsia"/>
         </w:rPr>
@@ -2094,7 +2048,7 @@
     </w:p>
     <w:p>
       <w:pPr>
-        <w:pStyle w:val="28"/>
+        <w:pStyle w:val="1"/>
         <w:bidi w:val="0"/>
         <w:rPr>
           <w:rFonts w:hint="eastAsia"/>
@@ -2111,19 +2065,18 @@
     </w:p>
     <w:tbl>
       <w:tblPr>
-        <w:tblStyle w:val="20"/>
+        <w:tblStyle w:val="TableNormal"/>
         <w:tblW w:w="9024" w:type="dxa"/>
         <w:tblInd w:w="0" w:type="dxa"/>
         <w:tblBorders>
-          <w:top w:val="single" w:color="auto" w:sz="4" w:space="0"/>
-          <w:left w:val="single" w:color="auto" w:sz="4" w:space="0"/>
-          <w:bottom w:val="single" w:color="auto" w:sz="4" w:space="0"/>
-          <w:right w:val="single" w:color="auto" w:sz="4" w:space="0"/>
-          <w:insideH w:val="single" w:color="auto" w:sz="4" w:space="0"/>
-          <w:insideV w:val="single" w:color="auto" w:sz="4" w:space="0"/>
+          <w:top w:val="single" w:sz="4" w:space="0" w:color="auto"/>
+          <w:left w:val="single" w:sz="4" w:space="0" w:color="auto"/>
+          <w:bottom w:val="single" w:sz="4" w:space="0" w:color="auto"/>
+          <w:right w:val="single" w:sz="4" w:space="0" w:color="auto"/>
+          <w:insideH w:val="single" w:sz="4" w:space="0" w:color="auto"/>
+          <w:insideV w:val="single" w:sz="4" w:space="0" w:color="auto"/>
         </w:tblBorders>
         <w:shd w:val="clear" w:color="auto" w:fill="auto"/>
-        <w:tblLayout w:type="autofit"/>
         <w:tblCellMar>
           <w:top w:w="15" w:type="dxa"/>
           <w:left w:w="15" w:type="dxa"/>
@@ -2138,14 +2091,17 @@
       </w:tblGrid>
       <w:tr>
         <w:tblPrEx>
+          <w:tblW w:w="9024" w:type="dxa"/>
+          <w:tblInd w:w="0" w:type="dxa"/>
           <w:tblBorders>
-            <w:top w:val="single" w:color="auto" w:sz="4" w:space="0"/>
-            <w:left w:val="single" w:color="auto" w:sz="4" w:space="0"/>
-            <w:bottom w:val="single" w:color="auto" w:sz="4" w:space="0"/>
-            <w:right w:val="single" w:color="auto" w:sz="4" w:space="0"/>
-            <w:insideH w:val="single" w:color="auto" w:sz="4" w:space="0"/>
-            <w:insideV w:val="single" w:color="auto" w:sz="4" w:space="0"/>
+            <w:top w:val="single" w:sz="4" w:space="0" w:color="auto"/>
+            <w:left w:val="single" w:sz="4" w:space="0" w:color="auto"/>
+            <w:bottom w:val="single" w:sz="4" w:space="0" w:color="auto"/>
+            <w:right w:val="single" w:sz="4" w:space="0" w:color="auto"/>
+            <w:insideH w:val="single" w:sz="4" w:space="0" w:color="auto"/>
+            <w:insideV w:val="single" w:sz="4" w:space="0" w:color="auto"/>
           </w:tblBorders>
+          <w:shd w:val="clear" w:color="auto" w:fill="auto"/>
           <w:tblCellMar>
             <w:top w:w="15" w:type="dxa"/>
             <w:left w:w="15" w:type="dxa"/>
@@ -2175,10 +2131,10 @@
               <w:widowControl/>
               <w:suppressLineNumbers w:val="0"/>
               <w:spacing w:line="300" w:lineRule="atLeast"/>
-              <w:ind w:left="0" w:leftChars="0" w:right="0" w:rightChars="0" w:firstLine="0" w:firstLineChars="0"/>
+              <w:ind w:left="0" w:right="0" w:firstLine="0" w:leftChars="0" w:rightChars="0" w:firstLineChars="0"/>
               <w:jc w:val="center"/>
               <w:rPr>
-                <w:rFonts w:ascii="Segoe UI" w:hAnsi="Segoe UI" w:eastAsia="Segoe UI" w:cs="Segoe UI"/>
+                <w:rFonts w:ascii="Segoe UI" w:eastAsia="Segoe UI" w:hAnsi="Segoe UI" w:cs="Segoe UI"/>
                 <w:i w:val="0"/>
                 <w:iCs w:val="0"/>
                 <w:caps w:val="0"/>
@@ -2190,7 +2146,7 @@
             </w:pPr>
             <w:r>
               <w:rPr>
-                <w:rFonts w:hint="default" w:ascii="Segoe UI" w:hAnsi="Segoe UI" w:eastAsia="Segoe UI" w:cs="Segoe UI"/>
+                <w:rFonts w:ascii="Segoe UI" w:eastAsia="Segoe UI" w:hAnsi="Segoe UI" w:cs="Segoe UI" w:hint="default"/>
                 <w:i w:val="0"/>
                 <w:iCs w:val="0"/>
                 <w:caps w:val="0"/>
@@ -2200,7 +2156,7 @@
                 <w:kern w:val="0"/>
                 <w:sz w:val="18"/>
                 <w:szCs w:val="18"/>
-                <w:lang w:val="en-US" w:eastAsia="zh-CN" w:bidi="ar"/>
+                <w:lang w:val="en-US" w:eastAsia="zh-CN"/>
               </w:rPr>
               <w:t>指标项</w:t>
             </w:r>
@@ -2225,10 +2181,10 @@
               <w:widowControl/>
               <w:suppressLineNumbers w:val="0"/>
               <w:spacing w:line="300" w:lineRule="atLeast"/>
-              <w:ind w:left="0" w:leftChars="0" w:right="0" w:rightChars="0" w:firstLine="0" w:firstLineChars="0"/>
+              <w:ind w:left="0" w:right="0" w:firstLine="0" w:leftChars="0" w:rightChars="0" w:firstLineChars="0"/>
               <w:jc w:val="center"/>
               <w:rPr>
-                <w:rFonts w:hint="default" w:ascii="Segoe UI" w:hAnsi="Segoe UI" w:eastAsia="Segoe UI" w:cs="Segoe UI"/>
+                <w:rFonts w:ascii="Segoe UI" w:eastAsia="Segoe UI" w:hAnsi="Segoe UI" w:cs="Segoe UI" w:hint="default"/>
                 <w:i w:val="0"/>
                 <w:iCs w:val="0"/>
                 <w:caps w:val="0"/>
@@ -2240,7 +2196,7 @@
             </w:pPr>
             <w:r>
               <w:rPr>
-                <w:rFonts w:hint="default" w:ascii="Segoe UI" w:hAnsi="Segoe UI" w:eastAsia="Segoe UI" w:cs="Segoe UI"/>
+                <w:rFonts w:ascii="Segoe UI" w:eastAsia="Segoe UI" w:hAnsi="Segoe UI" w:cs="Segoe UI" w:hint="default"/>
                 <w:i w:val="0"/>
                 <w:iCs w:val="0"/>
                 <w:caps w:val="0"/>
@@ -2250,7 +2206,7 @@
                 <w:kern w:val="0"/>
                 <w:sz w:val="18"/>
                 <w:szCs w:val="18"/>
-                <w:lang w:val="en-US" w:eastAsia="zh-CN" w:bidi="ar"/>
+                <w:lang w:val="en-US" w:eastAsia="zh-CN"/>
               </w:rPr>
               <w:t>目标值</w:t>
             </w:r>
@@ -2275,10 +2231,10 @@
               <w:widowControl/>
               <w:suppressLineNumbers w:val="0"/>
               <w:spacing w:line="300" w:lineRule="atLeast"/>
-              <w:ind w:left="0" w:leftChars="0" w:right="0" w:rightChars="0" w:firstLine="0" w:firstLineChars="0"/>
+              <w:ind w:left="0" w:right="0" w:firstLine="0" w:leftChars="0" w:rightChars="0" w:firstLineChars="0"/>
               <w:jc w:val="center"/>
               <w:rPr>
-                <w:rFonts w:hint="default" w:ascii="Segoe UI" w:hAnsi="Segoe UI" w:eastAsia="Segoe UI" w:cs="Segoe UI"/>
+                <w:rFonts w:ascii="Segoe UI" w:eastAsia="Segoe UI" w:hAnsi="Segoe UI" w:cs="Segoe UI" w:hint="default"/>
                 <w:i w:val="0"/>
                 <w:iCs w:val="0"/>
                 <w:caps w:val="0"/>
@@ -2290,7 +2246,7 @@
             </w:pPr>
             <w:r>
               <w:rPr>
-                <w:rFonts w:hint="default" w:ascii="Segoe UI" w:hAnsi="Segoe UI" w:eastAsia="Segoe UI" w:cs="Segoe UI"/>
+                <w:rFonts w:ascii="Segoe UI" w:eastAsia="Segoe UI" w:hAnsi="Segoe UI" w:cs="Segoe UI" w:hint="default"/>
                 <w:i w:val="0"/>
                 <w:iCs w:val="0"/>
                 <w:caps w:val="0"/>
@@ -2300,7 +2256,7 @@
                 <w:kern w:val="0"/>
                 <w:sz w:val="18"/>
                 <w:szCs w:val="18"/>
-                <w:lang w:val="en-US" w:eastAsia="zh-CN" w:bidi="ar"/>
+                <w:lang w:val="en-US" w:eastAsia="zh-CN"/>
               </w:rPr>
               <w:t>说明</w:t>
             </w:r>
@@ -2309,14 +2265,9 @@
       </w:tr>
       <w:tr>
         <w:tblPrEx>
-          <w:tblBorders>
-            <w:top w:val="single" w:color="auto" w:sz="4" w:space="0"/>
-            <w:left w:val="single" w:color="auto" w:sz="4" w:space="0"/>
-            <w:bottom w:val="single" w:color="auto" w:sz="4" w:space="0"/>
-            <w:right w:val="single" w:color="auto" w:sz="4" w:space="0"/>
-            <w:insideH w:val="single" w:color="auto" w:sz="4" w:space="0"/>
-            <w:insideV w:val="single" w:color="auto" w:sz="4" w:space="0"/>
-          </w:tblBorders>
+          <w:tblW w:w="9024" w:type="dxa"/>
+          <w:tblInd w:w="0" w:type="dxa"/>
+          <w:shd w:val="clear" w:color="auto" w:fill="auto"/>
           <w:tblCellMar>
             <w:top w:w="15" w:type="dxa"/>
             <w:left w:w="15" w:type="dxa"/>
@@ -2343,10 +2294,10 @@
               <w:widowControl/>
               <w:suppressLineNumbers w:val="0"/>
               <w:spacing w:line="300" w:lineRule="atLeast"/>
-              <w:ind w:left="0" w:leftChars="0" w:right="0" w:rightChars="0" w:firstLine="0" w:firstLineChars="0"/>
+              <w:ind w:left="0" w:right="0" w:firstLine="0" w:leftChars="0" w:rightChars="0" w:firstLineChars="0"/>
               <w:jc w:val="center"/>
               <w:rPr>
-                <w:rFonts w:hint="default" w:ascii="Segoe UI" w:hAnsi="Segoe UI" w:eastAsia="Segoe UI" w:cs="Segoe UI"/>
+                <w:rFonts w:ascii="Segoe UI" w:eastAsia="Segoe UI" w:hAnsi="Segoe UI" w:cs="Segoe UI" w:hint="default"/>
                 <w:i w:val="0"/>
                 <w:iCs w:val="0"/>
                 <w:caps w:val="0"/>
@@ -2358,7 +2309,7 @@
             </w:pPr>
             <w:r>
               <w:rPr>
-                <w:rFonts w:hint="default" w:ascii="Segoe UI" w:hAnsi="Segoe UI" w:eastAsia="Segoe UI" w:cs="Segoe UI"/>
+                <w:rFonts w:ascii="Segoe UI" w:eastAsia="Segoe UI" w:hAnsi="Segoe UI" w:cs="Segoe UI" w:hint="default"/>
                 <w:i w:val="0"/>
                 <w:iCs w:val="0"/>
                 <w:caps w:val="0"/>
@@ -2368,7 +2319,7 @@
                 <w:kern w:val="0"/>
                 <w:sz w:val="18"/>
                 <w:szCs w:val="18"/>
-                <w:lang w:val="en-US" w:eastAsia="zh-CN" w:bidi="ar"/>
+                <w:lang w:val="en-US" w:eastAsia="zh-CN"/>
               </w:rPr>
               <w:t>系统可用性</w:t>
             </w:r>
@@ -2393,10 +2344,10 @@
               <w:widowControl/>
               <w:suppressLineNumbers w:val="0"/>
               <w:spacing w:line="300" w:lineRule="atLeast"/>
-              <w:ind w:left="0" w:leftChars="0" w:right="0" w:rightChars="0" w:firstLine="0" w:firstLineChars="0"/>
+              <w:ind w:left="0" w:right="0" w:firstLine="0" w:leftChars="0" w:rightChars="0" w:firstLineChars="0"/>
               <w:jc w:val="center"/>
               <w:rPr>
-                <w:rFonts w:hint="default" w:ascii="Segoe UI" w:hAnsi="Segoe UI" w:eastAsia="Segoe UI" w:cs="Segoe UI"/>
+                <w:rFonts w:ascii="Segoe UI" w:eastAsia="Segoe UI" w:hAnsi="Segoe UI" w:cs="Segoe UI" w:hint="default"/>
                 <w:i w:val="0"/>
                 <w:iCs w:val="0"/>
                 <w:caps w:val="0"/>
@@ -2408,7 +2359,7 @@
             </w:pPr>
             <w:r>
               <w:rPr>
-                <w:rFonts w:hint="default" w:ascii="Segoe UI" w:hAnsi="Segoe UI" w:eastAsia="Segoe UI" w:cs="Segoe UI"/>
+                <w:rFonts w:ascii="Segoe UI" w:eastAsia="Segoe UI" w:hAnsi="Segoe UI" w:cs="Segoe UI" w:hint="default"/>
                 <w:i w:val="0"/>
                 <w:iCs w:val="0"/>
                 <w:caps w:val="0"/>
@@ -2418,7 +2369,7 @@
                 <w:kern w:val="0"/>
                 <w:sz w:val="18"/>
                 <w:szCs w:val="18"/>
-                <w:lang w:val="en-US" w:eastAsia="zh-CN" w:bidi="ar"/>
+                <w:lang w:val="en-US" w:eastAsia="zh-CN"/>
               </w:rPr>
               <w:t>≥99%</w:t>
             </w:r>
@@ -2445,7 +2396,7 @@
               <w:spacing w:line="300" w:lineRule="atLeast"/>
               <w:jc w:val="left"/>
               <w:rPr>
-                <w:rFonts w:hint="default" w:ascii="Segoe UI" w:hAnsi="Segoe UI" w:eastAsia="Segoe UI" w:cs="Segoe UI"/>
+                <w:rFonts w:ascii="Segoe UI" w:eastAsia="Segoe UI" w:hAnsi="Segoe UI" w:cs="Segoe UI" w:hint="default"/>
                 <w:i w:val="0"/>
                 <w:iCs w:val="0"/>
                 <w:caps w:val="0"/>
@@ -2457,7 +2408,7 @@
             </w:pPr>
             <w:r>
               <w:rPr>
-                <w:rFonts w:hint="default" w:ascii="Segoe UI" w:hAnsi="Segoe UI" w:eastAsia="Segoe UI" w:cs="Segoe UI"/>
+                <w:rFonts w:ascii="Segoe UI" w:eastAsia="Segoe UI" w:hAnsi="Segoe UI" w:cs="Segoe UI" w:hint="default"/>
                 <w:i w:val="0"/>
                 <w:iCs w:val="0"/>
                 <w:caps w:val="0"/>
@@ -2467,7 +2418,7 @@
                 <w:kern w:val="0"/>
                 <w:sz w:val="18"/>
                 <w:szCs w:val="18"/>
-                <w:lang w:val="en-US" w:eastAsia="zh-CN" w:bidi="ar"/>
+                <w:lang w:val="en-US" w:eastAsia="zh-CN"/>
               </w:rPr>
               <w:t>按月度统计，（可用时间 / 总运行时间）× 100%</w:t>
             </w:r>
@@ -2476,14 +2427,9 @@
       </w:tr>
       <w:tr>
         <w:tblPrEx>
-          <w:tblBorders>
-            <w:top w:val="single" w:color="auto" w:sz="4" w:space="0"/>
-            <w:left w:val="single" w:color="auto" w:sz="4" w:space="0"/>
-            <w:bottom w:val="single" w:color="auto" w:sz="4" w:space="0"/>
-            <w:right w:val="single" w:color="auto" w:sz="4" w:space="0"/>
-            <w:insideH w:val="single" w:color="auto" w:sz="4" w:space="0"/>
-            <w:insideV w:val="single" w:color="auto" w:sz="4" w:space="0"/>
-          </w:tblBorders>
+          <w:tblW w:w="9024" w:type="dxa"/>
+          <w:tblInd w:w="0" w:type="dxa"/>
+          <w:shd w:val="clear" w:color="auto" w:fill="auto"/>
           <w:tblCellMar>
             <w:top w:w="15" w:type="dxa"/>
             <w:left w:w="15" w:type="dxa"/>
@@ -2510,10 +2456,10 @@
               <w:widowControl/>
               <w:suppressLineNumbers w:val="0"/>
               <w:spacing w:line="300" w:lineRule="atLeast"/>
-              <w:ind w:left="0" w:leftChars="0" w:right="0" w:rightChars="0" w:firstLine="0" w:firstLineChars="0"/>
+              <w:ind w:left="0" w:right="0" w:firstLine="0" w:leftChars="0" w:rightChars="0" w:firstLineChars="0"/>
               <w:jc w:val="center"/>
               <w:rPr>
-                <w:rFonts w:hint="default" w:ascii="Segoe UI" w:hAnsi="Segoe UI" w:eastAsia="Segoe UI" w:cs="Segoe UI"/>
+                <w:rFonts w:ascii="Segoe UI" w:eastAsia="Segoe UI" w:hAnsi="Segoe UI" w:cs="Segoe UI" w:hint="default"/>
                 <w:i w:val="0"/>
                 <w:iCs w:val="0"/>
                 <w:caps w:val="0"/>
@@ -2525,7 +2471,7 @@
             </w:pPr>
             <w:r>
               <w:rPr>
-                <w:rFonts w:hint="default" w:ascii="Segoe UI" w:hAnsi="Segoe UI" w:eastAsia="Segoe UI" w:cs="Segoe UI"/>
+                <w:rFonts w:ascii="Segoe UI" w:eastAsia="Segoe UI" w:hAnsi="Segoe UI" w:cs="Segoe UI" w:hint="default"/>
                 <w:i w:val="0"/>
                 <w:iCs w:val="0"/>
                 <w:caps w:val="0"/>
@@ -2535,7 +2481,7 @@
                 <w:kern w:val="0"/>
                 <w:sz w:val="18"/>
                 <w:szCs w:val="18"/>
-                <w:lang w:val="en-US" w:eastAsia="zh-CN" w:bidi="ar"/>
+                <w:lang w:val="en-US" w:eastAsia="zh-CN"/>
               </w:rPr>
               <w:t>计划内停机时长</w:t>
             </w:r>
@@ -2560,10 +2506,10 @@
               <w:widowControl/>
               <w:suppressLineNumbers w:val="0"/>
               <w:spacing w:line="300" w:lineRule="atLeast"/>
-              <w:ind w:left="0" w:leftChars="0" w:right="0" w:rightChars="0" w:firstLine="0" w:firstLineChars="0"/>
+              <w:ind w:left="0" w:right="0" w:firstLine="0" w:leftChars="0" w:rightChars="0" w:firstLineChars="0"/>
               <w:jc w:val="center"/>
               <w:rPr>
-                <w:rFonts w:hint="default" w:ascii="Segoe UI" w:hAnsi="Segoe UI" w:eastAsia="Segoe UI" w:cs="Segoe UI"/>
+                <w:rFonts w:ascii="Segoe UI" w:eastAsia="Segoe UI" w:hAnsi="Segoe UI" w:cs="Segoe UI" w:hint="default"/>
                 <w:i w:val="0"/>
                 <w:iCs w:val="0"/>
                 <w:caps w:val="0"/>
@@ -2575,7 +2521,7 @@
             </w:pPr>
             <w:r>
               <w:rPr>
-                <w:rFonts w:hint="default" w:ascii="Segoe UI" w:hAnsi="Segoe UI" w:eastAsia="Segoe UI" w:cs="Segoe UI"/>
+                <w:rFonts w:ascii="Segoe UI" w:eastAsia="Segoe UI" w:hAnsi="Segoe UI" w:cs="Segoe UI" w:hint="default"/>
                 <w:i w:val="0"/>
                 <w:iCs w:val="0"/>
                 <w:caps w:val="0"/>
@@ -2585,7 +2531,7 @@
                 <w:kern w:val="0"/>
                 <w:sz w:val="18"/>
                 <w:szCs w:val="18"/>
-                <w:lang w:val="en-US" w:eastAsia="zh-CN" w:bidi="ar"/>
+                <w:lang w:val="en-US" w:eastAsia="zh-CN"/>
               </w:rPr>
               <w:t>≤4小时/次</w:t>
             </w:r>
@@ -2612,7 +2558,7 @@
               <w:spacing w:line="300" w:lineRule="atLeast"/>
               <w:jc w:val="left"/>
               <w:rPr>
-                <w:rFonts w:hint="default" w:ascii="Segoe UI" w:hAnsi="Segoe UI" w:eastAsia="Segoe UI" w:cs="Segoe UI"/>
+                <w:rFonts w:ascii="Segoe UI" w:eastAsia="Segoe UI" w:hAnsi="Segoe UI" w:cs="Segoe UI" w:hint="default"/>
                 <w:i w:val="0"/>
                 <w:iCs w:val="0"/>
                 <w:caps w:val="0"/>
@@ -2624,7 +2570,7 @@
             </w:pPr>
             <w:r>
               <w:rPr>
-                <w:rFonts w:hint="default" w:ascii="Segoe UI" w:hAnsi="Segoe UI" w:eastAsia="Segoe UI" w:cs="Segoe UI"/>
+                <w:rFonts w:ascii="Segoe UI" w:eastAsia="Segoe UI" w:hAnsi="Segoe UI" w:cs="Segoe UI" w:hint="default"/>
                 <w:i w:val="0"/>
                 <w:iCs w:val="0"/>
                 <w:caps w:val="0"/>
@@ -2634,7 +2580,7 @@
                 <w:kern w:val="0"/>
                 <w:sz w:val="18"/>
                 <w:szCs w:val="18"/>
-                <w:lang w:val="en-US" w:eastAsia="zh-CN" w:bidi="ar"/>
+                <w:lang w:val="en-US" w:eastAsia="zh-CN"/>
               </w:rPr>
               <w:t>升级、维护等操作需在非高峰时段进行，并提前通知</w:t>
             </w:r>
@@ -2643,14 +2589,9 @@
       </w:tr>
       <w:tr>
         <w:tblPrEx>
-          <w:tblBorders>
-            <w:top w:val="single" w:color="auto" w:sz="4" w:space="0"/>
-            <w:left w:val="single" w:color="auto" w:sz="4" w:space="0"/>
-            <w:bottom w:val="single" w:color="auto" w:sz="4" w:space="0"/>
-            <w:right w:val="single" w:color="auto" w:sz="4" w:space="0"/>
-            <w:insideH w:val="single" w:color="auto" w:sz="4" w:space="0"/>
-            <w:insideV w:val="single" w:color="auto" w:sz="4" w:space="0"/>
-          </w:tblBorders>
+          <w:tblW w:w="9024" w:type="dxa"/>
+          <w:tblInd w:w="0" w:type="dxa"/>
+          <w:shd w:val="clear" w:color="auto" w:fill="auto"/>
           <w:tblCellMar>
             <w:top w:w="15" w:type="dxa"/>
             <w:left w:w="15" w:type="dxa"/>
@@ -2677,10 +2618,10 @@
               <w:widowControl/>
               <w:suppressLineNumbers w:val="0"/>
               <w:spacing w:line="300" w:lineRule="atLeast"/>
-              <w:ind w:left="0" w:leftChars="0" w:right="0" w:rightChars="0" w:firstLine="0" w:firstLineChars="0"/>
+              <w:ind w:left="0" w:right="0" w:firstLine="0" w:leftChars="0" w:rightChars="0" w:firstLineChars="0"/>
               <w:jc w:val="center"/>
               <w:rPr>
-                <w:rFonts w:hint="default" w:ascii="Segoe UI" w:hAnsi="Segoe UI" w:eastAsia="Segoe UI" w:cs="Segoe UI"/>
+                <w:rFonts w:ascii="Segoe UI" w:eastAsia="Segoe UI" w:hAnsi="Segoe UI" w:cs="Segoe UI" w:hint="default"/>
                 <w:i w:val="0"/>
                 <w:iCs w:val="0"/>
                 <w:caps w:val="0"/>
@@ -2692,7 +2633,7 @@
             </w:pPr>
             <w:r>
               <w:rPr>
-                <w:rFonts w:hint="default" w:ascii="Segoe UI" w:hAnsi="Segoe UI" w:eastAsia="Segoe UI" w:cs="Segoe UI"/>
+                <w:rFonts w:ascii="Segoe UI" w:eastAsia="Segoe UI" w:hAnsi="Segoe UI" w:cs="Segoe UI" w:hint="default"/>
                 <w:i w:val="0"/>
                 <w:iCs w:val="0"/>
                 <w:caps w:val="0"/>
@@ -2702,7 +2643,7 @@
                 <w:kern w:val="0"/>
                 <w:sz w:val="18"/>
                 <w:szCs w:val="18"/>
-                <w:lang w:val="en-US" w:eastAsia="zh-CN" w:bidi="ar"/>
+                <w:lang w:val="en-US" w:eastAsia="zh-CN"/>
               </w:rPr>
               <w:t>非计划中断次数</w:t>
             </w:r>
@@ -2727,10 +2668,10 @@
               <w:widowControl/>
               <w:suppressLineNumbers w:val="0"/>
               <w:spacing w:line="300" w:lineRule="atLeast"/>
-              <w:ind w:left="0" w:leftChars="0" w:right="0" w:rightChars="0" w:firstLine="0" w:firstLineChars="0"/>
+              <w:ind w:left="0" w:right="0" w:firstLine="0" w:leftChars="0" w:rightChars="0" w:firstLineChars="0"/>
               <w:jc w:val="center"/>
               <w:rPr>
-                <w:rFonts w:hint="default" w:ascii="Segoe UI" w:hAnsi="Segoe UI" w:eastAsia="Segoe UI" w:cs="Segoe UI"/>
+                <w:rFonts w:ascii="Segoe UI" w:eastAsia="Segoe UI" w:hAnsi="Segoe UI" w:cs="Segoe UI" w:hint="default"/>
                 <w:i w:val="0"/>
                 <w:iCs w:val="0"/>
                 <w:caps w:val="0"/>
@@ -2742,7 +2683,7 @@
             </w:pPr>
             <w:r>
               <w:rPr>
-                <w:rFonts w:hint="default" w:ascii="Segoe UI" w:hAnsi="Segoe UI" w:eastAsia="Segoe UI" w:cs="Segoe UI"/>
+                <w:rFonts w:ascii="Segoe UI" w:eastAsia="Segoe UI" w:hAnsi="Segoe UI" w:cs="Segoe UI" w:hint="default"/>
                 <w:i w:val="0"/>
                 <w:iCs w:val="0"/>
                 <w:caps w:val="0"/>
@@ -2752,7 +2693,7 @@
                 <w:kern w:val="0"/>
                 <w:sz w:val="18"/>
                 <w:szCs w:val="18"/>
-                <w:lang w:val="en-US" w:eastAsia="zh-CN" w:bidi="ar"/>
+                <w:lang w:val="en-US" w:eastAsia="zh-CN"/>
               </w:rPr>
               <w:t>≤1次/季度</w:t>
             </w:r>
@@ -2779,7 +2720,7 @@
               <w:spacing w:line="300" w:lineRule="atLeast"/>
               <w:jc w:val="left"/>
               <w:rPr>
-                <w:rFonts w:hint="default" w:ascii="Segoe UI" w:hAnsi="Segoe UI" w:eastAsia="Segoe UI" w:cs="Segoe UI"/>
+                <w:rFonts w:ascii="Segoe UI" w:eastAsia="Segoe UI" w:hAnsi="Segoe UI" w:cs="Segoe UI" w:hint="default"/>
                 <w:i w:val="0"/>
                 <w:iCs w:val="0"/>
                 <w:caps w:val="0"/>
@@ -2791,7 +2732,7 @@
             </w:pPr>
             <w:r>
               <w:rPr>
-                <w:rFonts w:hint="default" w:ascii="Segoe UI" w:hAnsi="Segoe UI" w:eastAsia="Segoe UI" w:cs="Segoe UI"/>
+                <w:rFonts w:ascii="Segoe UI" w:eastAsia="Segoe UI" w:hAnsi="Segoe UI" w:cs="Segoe UI" w:hint="default"/>
                 <w:i w:val="0"/>
                 <w:iCs w:val="0"/>
                 <w:caps w:val="0"/>
@@ -2801,7 +2742,7 @@
                 <w:kern w:val="0"/>
                 <w:sz w:val="18"/>
                 <w:szCs w:val="18"/>
-                <w:lang w:val="en-US" w:eastAsia="zh-CN" w:bidi="ar"/>
+                <w:lang w:val="en-US" w:eastAsia="zh-CN"/>
               </w:rPr>
               <w:t>因系统故障导致的非预期中断</w:t>
             </w:r>
@@ -2810,14 +2751,9 @@
       </w:tr>
       <w:tr>
         <w:tblPrEx>
-          <w:tblBorders>
-            <w:top w:val="single" w:color="auto" w:sz="4" w:space="0"/>
-            <w:left w:val="single" w:color="auto" w:sz="4" w:space="0"/>
-            <w:bottom w:val="single" w:color="auto" w:sz="4" w:space="0"/>
-            <w:right w:val="single" w:color="auto" w:sz="4" w:space="0"/>
-            <w:insideH w:val="single" w:color="auto" w:sz="4" w:space="0"/>
-            <w:insideV w:val="single" w:color="auto" w:sz="4" w:space="0"/>
-          </w:tblBorders>
+          <w:tblW w:w="9024" w:type="dxa"/>
+          <w:tblInd w:w="0" w:type="dxa"/>
+          <w:shd w:val="clear" w:color="auto" w:fill="auto"/>
           <w:tblCellMar>
             <w:top w:w="15" w:type="dxa"/>
             <w:left w:w="15" w:type="dxa"/>
@@ -2844,10 +2780,10 @@
               <w:widowControl/>
               <w:suppressLineNumbers w:val="0"/>
               <w:spacing w:line="300" w:lineRule="atLeast"/>
-              <w:ind w:left="0" w:leftChars="0" w:right="0" w:rightChars="0" w:firstLine="0" w:firstLineChars="0"/>
+              <w:ind w:left="0" w:right="0" w:firstLine="0" w:leftChars="0" w:rightChars="0" w:firstLineChars="0"/>
               <w:jc w:val="center"/>
               <w:rPr>
-                <w:rFonts w:hint="default" w:ascii="Segoe UI" w:hAnsi="Segoe UI" w:eastAsia="Segoe UI" w:cs="Segoe UI"/>
+                <w:rFonts w:ascii="Segoe UI" w:eastAsia="Segoe UI" w:hAnsi="Segoe UI" w:cs="Segoe UI" w:hint="default"/>
                 <w:i w:val="0"/>
                 <w:iCs w:val="0"/>
                 <w:caps w:val="0"/>
@@ -2859,7 +2795,7 @@
             </w:pPr>
             <w:r>
               <w:rPr>
-                <w:rFonts w:hint="default" w:ascii="Segoe UI" w:hAnsi="Segoe UI" w:eastAsia="Segoe UI" w:cs="Segoe UI"/>
+                <w:rFonts w:ascii="Segoe UI" w:eastAsia="Segoe UI" w:hAnsi="Segoe UI" w:cs="Segoe UI" w:hint="default"/>
                 <w:i w:val="0"/>
                 <w:iCs w:val="0"/>
                 <w:caps w:val="0"/>
@@ -2869,7 +2805,7 @@
                 <w:kern w:val="0"/>
                 <w:sz w:val="18"/>
                 <w:szCs w:val="18"/>
-                <w:lang w:val="en-US" w:eastAsia="zh-CN" w:bidi="ar"/>
+                <w:lang w:val="en-US" w:eastAsia="zh-CN"/>
               </w:rPr>
               <w:t>故障响应时间</w:t>
             </w:r>
@@ -2894,10 +2830,10 @@
               <w:widowControl/>
               <w:suppressLineNumbers w:val="0"/>
               <w:spacing w:line="300" w:lineRule="atLeast"/>
-              <w:ind w:left="0" w:leftChars="0" w:right="0" w:rightChars="0" w:firstLine="0" w:firstLineChars="0"/>
+              <w:ind w:left="0" w:right="0" w:firstLine="0" w:leftChars="0" w:rightChars="0" w:firstLineChars="0"/>
               <w:jc w:val="center"/>
               <w:rPr>
-                <w:rFonts w:hint="default" w:ascii="Segoe UI" w:hAnsi="Segoe UI" w:eastAsia="Segoe UI" w:cs="Segoe UI"/>
+                <w:rFonts w:ascii="Segoe UI" w:eastAsia="Segoe UI" w:hAnsi="Segoe UI" w:cs="Segoe UI" w:hint="default"/>
                 <w:i w:val="0"/>
                 <w:iCs w:val="0"/>
                 <w:caps w:val="0"/>
@@ -2909,7 +2845,7 @@
             </w:pPr>
             <w:r>
               <w:rPr>
-                <w:rFonts w:hint="default" w:ascii="Segoe UI" w:hAnsi="Segoe UI" w:eastAsia="Segoe UI" w:cs="Segoe UI"/>
+                <w:rFonts w:ascii="Segoe UI" w:eastAsia="Segoe UI" w:hAnsi="Segoe UI" w:cs="Segoe UI" w:hint="default"/>
                 <w:i w:val="0"/>
                 <w:iCs w:val="0"/>
                 <w:caps w:val="0"/>
@@ -2919,7 +2855,7 @@
                 <w:kern w:val="0"/>
                 <w:sz w:val="18"/>
                 <w:szCs w:val="18"/>
-                <w:lang w:val="en-US" w:eastAsia="zh-CN" w:bidi="ar"/>
+                <w:lang w:val="en-US" w:eastAsia="zh-CN"/>
               </w:rPr>
               <w:t>≤30分钟</w:t>
             </w:r>
@@ -2946,7 +2882,7 @@
               <w:spacing w:line="300" w:lineRule="atLeast"/>
               <w:jc w:val="left"/>
               <w:rPr>
-                <w:rFonts w:hint="default" w:ascii="Segoe UI" w:hAnsi="Segoe UI" w:eastAsia="Segoe UI" w:cs="Segoe UI"/>
+                <w:rFonts w:ascii="Segoe UI" w:eastAsia="Segoe UI" w:hAnsi="Segoe UI" w:cs="Segoe UI" w:hint="default"/>
                 <w:i w:val="0"/>
                 <w:iCs w:val="0"/>
                 <w:caps w:val="0"/>
@@ -2958,7 +2894,7 @@
             </w:pPr>
             <w:r>
               <w:rPr>
-                <w:rFonts w:hint="default" w:ascii="Segoe UI" w:hAnsi="Segoe UI" w:eastAsia="Segoe UI" w:cs="Segoe UI"/>
+                <w:rFonts w:ascii="Segoe UI" w:eastAsia="Segoe UI" w:hAnsi="Segoe UI" w:cs="Segoe UI" w:hint="default"/>
                 <w:i w:val="0"/>
                 <w:iCs w:val="0"/>
                 <w:caps w:val="0"/>
@@ -2968,7 +2904,7 @@
                 <w:kern w:val="0"/>
                 <w:sz w:val="18"/>
                 <w:szCs w:val="18"/>
-                <w:lang w:val="en-US" w:eastAsia="zh-CN" w:bidi="ar"/>
+                <w:lang w:val="en-US" w:eastAsia="zh-CN"/>
               </w:rPr>
               <w:t>从故障上报至技术支持人员介入的时间</w:t>
             </w:r>
@@ -2977,14 +2913,9 @@
       </w:tr>
       <w:tr>
         <w:tblPrEx>
-          <w:tblBorders>
-            <w:top w:val="single" w:color="auto" w:sz="4" w:space="0"/>
-            <w:left w:val="single" w:color="auto" w:sz="4" w:space="0"/>
-            <w:bottom w:val="single" w:color="auto" w:sz="4" w:space="0"/>
-            <w:right w:val="single" w:color="auto" w:sz="4" w:space="0"/>
-            <w:insideH w:val="single" w:color="auto" w:sz="4" w:space="0"/>
-            <w:insideV w:val="single" w:color="auto" w:sz="4" w:space="0"/>
-          </w:tblBorders>
+          <w:tblW w:w="9024" w:type="dxa"/>
+          <w:tblInd w:w="0" w:type="dxa"/>
+          <w:shd w:val="clear" w:color="auto" w:fill="auto"/>
           <w:tblCellMar>
             <w:top w:w="15" w:type="dxa"/>
             <w:left w:w="15" w:type="dxa"/>
@@ -3011,10 +2942,10 @@
               <w:widowControl/>
               <w:suppressLineNumbers w:val="0"/>
               <w:spacing w:line="300" w:lineRule="atLeast"/>
-              <w:ind w:left="0" w:leftChars="0" w:right="0" w:rightChars="0" w:firstLine="0" w:firstLineChars="0"/>
+              <w:ind w:left="0" w:right="0" w:firstLine="0" w:leftChars="0" w:rightChars="0" w:firstLineChars="0"/>
               <w:jc w:val="center"/>
               <w:rPr>
-                <w:rFonts w:hint="default" w:ascii="Segoe UI" w:hAnsi="Segoe UI" w:eastAsia="Segoe UI" w:cs="Segoe UI"/>
+                <w:rFonts w:ascii="Segoe UI" w:eastAsia="Segoe UI" w:hAnsi="Segoe UI" w:cs="Segoe UI" w:hint="default"/>
                 <w:i w:val="0"/>
                 <w:iCs w:val="0"/>
                 <w:caps w:val="0"/>
@@ -3026,7 +2957,7 @@
             </w:pPr>
             <w:r>
               <w:rPr>
-                <w:rFonts w:hint="default" w:ascii="Segoe UI" w:hAnsi="Segoe UI" w:eastAsia="Segoe UI" w:cs="Segoe UI"/>
+                <w:rFonts w:ascii="Segoe UI" w:eastAsia="Segoe UI" w:hAnsi="Segoe UI" w:cs="Segoe UI" w:hint="default"/>
                 <w:i w:val="0"/>
                 <w:iCs w:val="0"/>
                 <w:caps w:val="0"/>
@@ -3036,7 +2967,7 @@
                 <w:kern w:val="0"/>
                 <w:sz w:val="18"/>
                 <w:szCs w:val="18"/>
-                <w:lang w:val="en-US" w:eastAsia="zh-CN" w:bidi="ar"/>
+                <w:lang w:val="en-US" w:eastAsia="zh-CN"/>
               </w:rPr>
               <w:t>故障恢复时间</w:t>
             </w:r>
@@ -3061,10 +2992,10 @@
               <w:widowControl/>
               <w:suppressLineNumbers w:val="0"/>
               <w:spacing w:line="300" w:lineRule="atLeast"/>
-              <w:ind w:left="0" w:leftChars="0" w:right="0" w:rightChars="0" w:firstLine="0" w:firstLineChars="0"/>
+              <w:ind w:left="0" w:right="0" w:firstLine="0" w:leftChars="0" w:rightChars="0" w:firstLineChars="0"/>
               <w:jc w:val="center"/>
               <w:rPr>
-                <w:rFonts w:hint="default" w:ascii="Segoe UI" w:hAnsi="Segoe UI" w:eastAsia="Segoe UI" w:cs="Segoe UI"/>
+                <w:rFonts w:ascii="Segoe UI" w:eastAsia="Segoe UI" w:hAnsi="Segoe UI" w:cs="Segoe UI" w:hint="default"/>
                 <w:i w:val="0"/>
                 <w:iCs w:val="0"/>
                 <w:caps w:val="0"/>
@@ -3076,7 +3007,7 @@
             </w:pPr>
             <w:r>
               <w:rPr>
-                <w:rFonts w:hint="default" w:ascii="Segoe UI" w:hAnsi="Segoe UI" w:eastAsia="Segoe UI" w:cs="Segoe UI"/>
+                <w:rFonts w:ascii="Segoe UI" w:eastAsia="Segoe UI" w:hAnsi="Segoe UI" w:cs="Segoe UI" w:hint="default"/>
                 <w:i w:val="0"/>
                 <w:iCs w:val="0"/>
                 <w:caps w:val="0"/>
@@ -3086,7 +3017,7 @@
                 <w:kern w:val="0"/>
                 <w:sz w:val="18"/>
                 <w:szCs w:val="18"/>
-                <w:lang w:val="en-US" w:eastAsia="zh-CN" w:bidi="ar"/>
+                <w:lang w:val="en-US" w:eastAsia="zh-CN"/>
               </w:rPr>
               <w:t>≤2小时（核心功能）</w:t>
             </w:r>
@@ -3113,7 +3044,7 @@
               <w:spacing w:line="300" w:lineRule="atLeast"/>
               <w:jc w:val="left"/>
               <w:rPr>
-                <w:rFonts w:hint="default" w:ascii="Segoe UI" w:hAnsi="Segoe UI" w:eastAsia="Segoe UI" w:cs="Segoe UI"/>
+                <w:rFonts w:ascii="Segoe UI" w:eastAsia="Segoe UI" w:hAnsi="Segoe UI" w:cs="Segoe UI" w:hint="default"/>
                 <w:i w:val="0"/>
                 <w:iCs w:val="0"/>
                 <w:caps w:val="0"/>
@@ -3125,7 +3056,7 @@
             </w:pPr>
             <w:r>
               <w:rPr>
-                <w:rFonts w:hint="default" w:ascii="Segoe UI" w:hAnsi="Segoe UI" w:eastAsia="Segoe UI" w:cs="Segoe UI"/>
+                <w:rFonts w:ascii="Segoe UI" w:eastAsia="Segoe UI" w:hAnsi="Segoe UI" w:cs="Segoe UI" w:hint="default"/>
                 <w:i w:val="0"/>
                 <w:iCs w:val="0"/>
                 <w:caps w:val="0"/>
@@ -3135,7 +3066,7 @@
                 <w:kern w:val="0"/>
                 <w:sz w:val="18"/>
                 <w:szCs w:val="18"/>
-                <w:lang w:val="en-US" w:eastAsia="zh-CN" w:bidi="ar"/>
+                <w:lang w:val="en-US" w:eastAsia="zh-CN"/>
               </w:rPr>
               <w:t>P1级故障恢复时间，非核心功能≤4小时</w:t>
             </w:r>
@@ -3145,7 +3076,7 @@
     </w:tbl>
     <w:p>
       <w:pPr>
-        <w:pStyle w:val="28"/>
+        <w:pStyle w:val="1"/>
         <w:bidi w:val="0"/>
         <w:rPr>
           <w:rFonts w:hint="eastAsia"/>
@@ -3162,7 +3093,7 @@
     </w:p>
     <w:p>
       <w:pPr>
-        <w:pStyle w:val="39"/>
+        <w:pStyle w:val="a3"/>
         <w:numPr>
           <w:ilvl w:val="0"/>
           <w:numId w:val="0"/>
@@ -3182,7 +3113,7 @@
     </w:p>
     <w:p>
       <w:pPr>
-        <w:pStyle w:val="39"/>
+        <w:pStyle w:val="a3"/>
         <w:numPr>
           <w:ilvl w:val="0"/>
           <w:numId w:val="0"/>
@@ -3202,7 +3133,7 @@
     </w:p>
     <w:p>
       <w:pPr>
-        <w:pStyle w:val="39"/>
+        <w:pStyle w:val="a3"/>
         <w:numPr>
           <w:ilvl w:val="0"/>
           <w:numId w:val="0"/>
@@ -3222,7 +3153,7 @@
     </w:p>
     <w:p>
       <w:pPr>
-        <w:pStyle w:val="39"/>
+        <w:pStyle w:val="a3"/>
         <w:numPr>
           <w:ilvl w:val="0"/>
           <w:numId w:val="0"/>
@@ -3242,7 +3173,7 @@
     </w:p>
     <w:p>
       <w:pPr>
-        <w:pStyle w:val="28"/>
+        <w:pStyle w:val="1"/>
         <w:bidi w:val="0"/>
         <w:rPr>
           <w:rFonts w:hint="eastAsia"/>
@@ -3259,7 +3190,7 @@
     </w:p>
     <w:p>
       <w:pPr>
-        <w:pStyle w:val="30"/>
+        <w:pStyle w:val="2"/>
         <w:bidi w:val="0"/>
         <w:rPr>
           <w:rFonts w:hint="eastAsia"/>
@@ -3276,7 +3207,7 @@
     </w:p>
     <w:p>
       <w:pPr>
-        <w:pStyle w:val="39"/>
+        <w:pStyle w:val="a3"/>
         <w:numPr>
           <w:ilvl w:val="0"/>
           <w:numId w:val="0"/>
@@ -3296,7 +3227,7 @@
     </w:p>
     <w:p>
       <w:pPr>
-        <w:pStyle w:val="39"/>
+        <w:pStyle w:val="a3"/>
         <w:numPr>
           <w:ilvl w:val="0"/>
           <w:numId w:val="0"/>
@@ -3316,7 +3247,7 @@
     </w:p>
     <w:p>
       <w:pPr>
-        <w:pStyle w:val="39"/>
+        <w:pStyle w:val="a3"/>
         <w:numPr>
           <w:ilvl w:val="0"/>
           <w:numId w:val="0"/>
@@ -3336,7 +3267,7 @@
     </w:p>
     <w:p>
       <w:pPr>
-        <w:pStyle w:val="39"/>
+        <w:pStyle w:val="a3"/>
         <w:numPr>
           <w:ilvl w:val="0"/>
           <w:numId w:val="0"/>
@@ -3356,7 +3287,7 @@
     </w:p>
     <w:p>
       <w:pPr>
-        <w:pStyle w:val="39"/>
+        <w:pStyle w:val="a3"/>
         <w:numPr>
           <w:ilvl w:val="0"/>
           <w:numId w:val="0"/>
@@ -3376,7 +3307,7 @@
     </w:p>
     <w:p>
       <w:pPr>
-        <w:pStyle w:val="39"/>
+        <w:pStyle w:val="a3"/>
         <w:numPr>
           <w:ilvl w:val="0"/>
           <w:numId w:val="0"/>
@@ -3396,7 +3327,7 @@
     </w:p>
     <w:p>
       <w:pPr>
-        <w:pStyle w:val="39"/>
+        <w:pStyle w:val="a3"/>
         <w:numPr>
           <w:ilvl w:val="0"/>
           <w:numId w:val="0"/>
@@ -3416,7 +3347,7 @@
     </w:p>
     <w:p>
       <w:pPr>
-        <w:pStyle w:val="30"/>
+        <w:pStyle w:val="2"/>
         <w:bidi w:val="0"/>
         <w:rPr>
           <w:rFonts w:hint="eastAsia"/>
@@ -3433,7 +3364,7 @@
     </w:p>
     <w:p>
       <w:pPr>
-        <w:pStyle w:val="39"/>
+        <w:pStyle w:val="a3"/>
         <w:numPr>
           <w:ilvl w:val="0"/>
           <w:numId w:val="0"/>
@@ -3453,7 +3384,7 @@
     </w:p>
     <w:p>
       <w:pPr>
-        <w:pStyle w:val="39"/>
+        <w:pStyle w:val="a3"/>
         <w:numPr>
           <w:ilvl w:val="0"/>
           <w:numId w:val="0"/>
@@ -3473,7 +3404,7 @@
     </w:p>
     <w:p>
       <w:pPr>
-        <w:pStyle w:val="39"/>
+        <w:pStyle w:val="a3"/>
         <w:numPr>
           <w:ilvl w:val="0"/>
           <w:numId w:val="0"/>
@@ -3493,7 +3424,7 @@
     </w:p>
     <w:p>
       <w:pPr>
-        <w:pStyle w:val="39"/>
+        <w:pStyle w:val="a3"/>
         <w:numPr>
           <w:ilvl w:val="0"/>
           <w:numId w:val="0"/>
@@ -3513,7 +3444,7 @@
     </w:p>
     <w:p>
       <w:pPr>
-        <w:pStyle w:val="39"/>
+        <w:pStyle w:val="a3"/>
         <w:numPr>
           <w:ilvl w:val="0"/>
           <w:numId w:val="0"/>
@@ -3533,7 +3464,7 @@
     </w:p>
     <w:p>
       <w:pPr>
-        <w:pStyle w:val="39"/>
+        <w:pStyle w:val="a3"/>
         <w:numPr>
           <w:ilvl w:val="0"/>
           <w:numId w:val="0"/>
@@ -3553,7 +3484,7 @@
     </w:p>
     <w:p>
       <w:pPr>
-        <w:pStyle w:val="39"/>
+        <w:pStyle w:val="a3"/>
         <w:numPr>
           <w:ilvl w:val="0"/>
           <w:numId w:val="0"/>
@@ -3573,7 +3504,7 @@
     </w:p>
     <w:p>
       <w:pPr>
-        <w:pStyle w:val="28"/>
+        <w:pStyle w:val="1"/>
         <w:bidi w:val="0"/>
         <w:rPr>
           <w:rFonts w:hint="eastAsia"/>
@@ -3590,7 +3521,7 @@
     </w:p>
     <w:p>
       <w:pPr>
-        <w:pStyle w:val="30"/>
+        <w:pStyle w:val="2"/>
         <w:bidi w:val="0"/>
         <w:rPr>
           <w:rFonts w:hint="eastAsia"/>
@@ -3607,7 +3538,7 @@
     </w:p>
     <w:p>
       <w:pPr>
-        <w:pStyle w:val="39"/>
+        <w:pStyle w:val="a3"/>
         <w:numPr>
           <w:ilvl w:val="0"/>
           <w:numId w:val="0"/>
@@ -3627,7 +3558,7 @@
     </w:p>
     <w:p>
       <w:pPr>
-        <w:pStyle w:val="39"/>
+        <w:pStyle w:val="a3"/>
         <w:numPr>
           <w:ilvl w:val="0"/>
           <w:numId w:val="0"/>
@@ -3647,7 +3578,7 @@
     </w:p>
     <w:p>
       <w:pPr>
-        <w:pStyle w:val="39"/>
+        <w:pStyle w:val="a3"/>
         <w:numPr>
           <w:ilvl w:val="0"/>
           <w:numId w:val="0"/>
@@ -3667,7 +3598,7 @@
     </w:p>
     <w:p>
       <w:pPr>
-        <w:pStyle w:val="30"/>
+        <w:pStyle w:val="2"/>
         <w:bidi w:val="0"/>
         <w:rPr>
           <w:rFonts w:hint="eastAsia"/>
@@ -3684,7 +3615,7 @@
     </w:p>
     <w:p>
       <w:pPr>
-        <w:pStyle w:val="39"/>
+        <w:pStyle w:val="a3"/>
         <w:numPr>
           <w:ilvl w:val="0"/>
           <w:numId w:val="0"/>
@@ -3704,7 +3635,7 @@
     </w:p>
     <w:p>
       <w:pPr>
-        <w:pStyle w:val="39"/>
+        <w:pStyle w:val="a3"/>
         <w:numPr>
           <w:ilvl w:val="0"/>
           <w:numId w:val="0"/>
@@ -3724,7 +3655,7 @@
     </w:p>
     <w:p>
       <w:pPr>
-        <w:pStyle w:val="39"/>
+        <w:pStyle w:val="a3"/>
         <w:numPr>
           <w:ilvl w:val="0"/>
           <w:numId w:val="0"/>
@@ -3744,7 +3675,7 @@
     </w:p>
     <w:p>
       <w:pPr>
-        <w:pStyle w:val="28"/>
+        <w:pStyle w:val="1"/>
         <w:bidi w:val="0"/>
         <w:rPr>
           <w:rFonts w:hint="eastAsia"/>
@@ -3761,7 +3692,7 @@
     </w:p>
     <w:p>
       <w:pPr>
-        <w:pStyle w:val="30"/>
+        <w:pStyle w:val="2"/>
         <w:bidi w:val="0"/>
         <w:rPr>
           <w:rFonts w:hint="eastAsia"/>
@@ -3778,19 +3709,18 @@
     </w:p>
     <w:tbl>
       <w:tblPr>
-        <w:tblStyle w:val="20"/>
+        <w:tblStyle w:val="TableNormal"/>
         <w:tblW w:w="0" w:type="auto"/>
         <w:tblInd w:w="0" w:type="dxa"/>
         <w:tblBorders>
-          <w:top w:val="single" w:color="auto" w:sz="4" w:space="0"/>
-          <w:left w:val="single" w:color="auto" w:sz="4" w:space="0"/>
-          <w:bottom w:val="single" w:color="auto" w:sz="4" w:space="0"/>
-          <w:right w:val="single" w:color="auto" w:sz="4" w:space="0"/>
-          <w:insideH w:val="single" w:color="auto" w:sz="4" w:space="0"/>
-          <w:insideV w:val="single" w:color="auto" w:sz="4" w:space="0"/>
+          <w:top w:val="single" w:sz="4" w:space="0" w:color="auto"/>
+          <w:left w:val="single" w:sz="4" w:space="0" w:color="auto"/>
+          <w:bottom w:val="single" w:sz="4" w:space="0" w:color="auto"/>
+          <w:right w:val="single" w:sz="4" w:space="0" w:color="auto"/>
+          <w:insideH w:val="single" w:sz="4" w:space="0" w:color="auto"/>
+          <w:insideV w:val="single" w:sz="4" w:space="0" w:color="auto"/>
         </w:tblBorders>
         <w:shd w:val="clear" w:color="auto" w:fill="auto"/>
-        <w:tblLayout w:type="autofit"/>
         <w:tblCellMar>
           <w:top w:w="15" w:type="dxa"/>
           <w:left w:w="15" w:type="dxa"/>
@@ -3806,13 +3736,15 @@
       </w:tblGrid>
       <w:tr>
         <w:tblPrEx>
+          <w:tblW w:w="0" w:type="auto"/>
+          <w:tblInd w:w="0" w:type="dxa"/>
           <w:tblBorders>
-            <w:top w:val="single" w:color="auto" w:sz="4" w:space="0"/>
-            <w:left w:val="single" w:color="auto" w:sz="4" w:space="0"/>
-            <w:bottom w:val="single" w:color="auto" w:sz="4" w:space="0"/>
-            <w:right w:val="single" w:color="auto" w:sz="4" w:space="0"/>
-            <w:insideH w:val="single" w:color="auto" w:sz="4" w:space="0"/>
-            <w:insideV w:val="single" w:color="auto" w:sz="4" w:space="0"/>
+            <w:top w:val="single" w:sz="4" w:space="0" w:color="auto"/>
+            <w:left w:val="single" w:sz="4" w:space="0" w:color="auto"/>
+            <w:bottom w:val="single" w:sz="4" w:space="0" w:color="auto"/>
+            <w:right w:val="single" w:sz="4" w:space="0" w:color="auto"/>
+            <w:insideH w:val="single" w:sz="4" w:space="0" w:color="auto"/>
+            <w:insideV w:val="single" w:sz="4" w:space="0" w:color="auto"/>
           </w:tblBorders>
           <w:shd w:val="clear" w:color="auto" w:fill="auto"/>
           <w:tblCellMar>
@@ -3844,10 +3776,10 @@
               <w:widowControl/>
               <w:suppressLineNumbers w:val="0"/>
               <w:spacing w:line="300" w:lineRule="atLeast"/>
-              <w:ind w:left="0" w:leftChars="0" w:right="0" w:rightChars="0" w:firstLine="0" w:firstLineChars="0"/>
+              <w:ind w:left="0" w:right="0" w:firstLine="0" w:leftChars="0" w:rightChars="0" w:firstLineChars="0"/>
               <w:jc w:val="center"/>
               <w:rPr>
-                <w:rFonts w:ascii="Segoe UI" w:hAnsi="Segoe UI" w:eastAsia="Segoe UI" w:cs="Segoe UI"/>
+                <w:rFonts w:ascii="Segoe UI" w:eastAsia="Segoe UI" w:hAnsi="Segoe UI" w:cs="Segoe UI"/>
                 <w:i w:val="0"/>
                 <w:iCs w:val="0"/>
                 <w:caps w:val="0"/>
@@ -3859,7 +3791,7 @@
             </w:pPr>
             <w:r>
               <w:rPr>
-                <w:rFonts w:hint="default" w:ascii="Segoe UI" w:hAnsi="Segoe UI" w:eastAsia="Segoe UI" w:cs="Segoe UI"/>
+                <w:rFonts w:ascii="Segoe UI" w:eastAsia="Segoe UI" w:hAnsi="Segoe UI" w:cs="Segoe UI" w:hint="default"/>
                 <w:i w:val="0"/>
                 <w:iCs w:val="0"/>
                 <w:caps w:val="0"/>
@@ -3869,7 +3801,7 @@
                 <w:kern w:val="0"/>
                 <w:sz w:val="18"/>
                 <w:szCs w:val="18"/>
-                <w:lang w:val="en-US" w:eastAsia="zh-CN" w:bidi="ar"/>
+                <w:lang w:val="en-US" w:eastAsia="zh-CN"/>
               </w:rPr>
               <w:t>故障等级</w:t>
             </w:r>
@@ -3894,10 +3826,10 @@
               <w:widowControl/>
               <w:suppressLineNumbers w:val="0"/>
               <w:spacing w:line="300" w:lineRule="atLeast"/>
-              <w:ind w:left="0" w:leftChars="0" w:right="0" w:rightChars="0" w:firstLine="0" w:firstLineChars="0"/>
+              <w:ind w:left="0" w:right="0" w:firstLine="0" w:leftChars="0" w:rightChars="0" w:firstLineChars="0"/>
               <w:jc w:val="center"/>
               <w:rPr>
-                <w:rFonts w:hint="default" w:ascii="Segoe UI" w:hAnsi="Segoe UI" w:eastAsia="Segoe UI" w:cs="Segoe UI"/>
+                <w:rFonts w:ascii="Segoe UI" w:eastAsia="Segoe UI" w:hAnsi="Segoe UI" w:cs="Segoe UI" w:hint="default"/>
                 <w:i w:val="0"/>
                 <w:iCs w:val="0"/>
                 <w:caps w:val="0"/>
@@ -3909,7 +3841,7 @@
             </w:pPr>
             <w:r>
               <w:rPr>
-                <w:rFonts w:hint="default" w:ascii="Segoe UI" w:hAnsi="Segoe UI" w:eastAsia="Segoe UI" w:cs="Segoe UI"/>
+                <w:rFonts w:ascii="Segoe UI" w:eastAsia="Segoe UI" w:hAnsi="Segoe UI" w:cs="Segoe UI" w:hint="default"/>
                 <w:i w:val="0"/>
                 <w:iCs w:val="0"/>
                 <w:caps w:val="0"/>
@@ -3919,7 +3851,7 @@
                 <w:kern w:val="0"/>
                 <w:sz w:val="18"/>
                 <w:szCs w:val="18"/>
-                <w:lang w:val="en-US" w:eastAsia="zh-CN" w:bidi="ar"/>
+                <w:lang w:val="en-US" w:eastAsia="zh-CN"/>
               </w:rPr>
               <w:t>影响范围</w:t>
             </w:r>
@@ -3944,10 +3876,10 @@
               <w:widowControl/>
               <w:suppressLineNumbers w:val="0"/>
               <w:spacing w:line="300" w:lineRule="atLeast"/>
-              <w:ind w:left="0" w:leftChars="0" w:right="0" w:rightChars="0" w:firstLine="0" w:firstLineChars="0"/>
+              <w:ind w:left="0" w:right="0" w:firstLine="0" w:leftChars="0" w:rightChars="0" w:firstLineChars="0"/>
               <w:jc w:val="center"/>
               <w:rPr>
-                <w:rFonts w:hint="default" w:ascii="Segoe UI" w:hAnsi="Segoe UI" w:eastAsia="Segoe UI" w:cs="Segoe UI"/>
+                <w:rFonts w:ascii="Segoe UI" w:eastAsia="Segoe UI" w:hAnsi="Segoe UI" w:cs="Segoe UI" w:hint="default"/>
                 <w:i w:val="0"/>
                 <w:iCs w:val="0"/>
                 <w:caps w:val="0"/>
@@ -3959,7 +3891,7 @@
             </w:pPr>
             <w:r>
               <w:rPr>
-                <w:rFonts w:hint="default" w:ascii="Segoe UI" w:hAnsi="Segoe UI" w:eastAsia="Segoe UI" w:cs="Segoe UI"/>
+                <w:rFonts w:ascii="Segoe UI" w:eastAsia="Segoe UI" w:hAnsi="Segoe UI" w:cs="Segoe UI" w:hint="default"/>
                 <w:i w:val="0"/>
                 <w:iCs w:val="0"/>
                 <w:caps w:val="0"/>
@@ -3969,7 +3901,7 @@
                 <w:kern w:val="0"/>
                 <w:sz w:val="18"/>
                 <w:szCs w:val="18"/>
-                <w:lang w:val="en-US" w:eastAsia="zh-CN" w:bidi="ar"/>
+                <w:lang w:val="en-US" w:eastAsia="zh-CN"/>
               </w:rPr>
               <w:t>响应时限</w:t>
             </w:r>
@@ -3994,10 +3926,10 @@
               <w:widowControl/>
               <w:suppressLineNumbers w:val="0"/>
               <w:spacing w:line="300" w:lineRule="atLeast"/>
-              <w:ind w:left="0" w:leftChars="0" w:right="0" w:rightChars="0" w:firstLine="0" w:firstLineChars="0"/>
+              <w:ind w:left="0" w:right="0" w:firstLine="0" w:leftChars="0" w:rightChars="0" w:firstLineChars="0"/>
               <w:jc w:val="center"/>
               <w:rPr>
-                <w:rFonts w:hint="default" w:ascii="Segoe UI" w:hAnsi="Segoe UI" w:eastAsia="Segoe UI" w:cs="Segoe UI"/>
+                <w:rFonts w:ascii="Segoe UI" w:eastAsia="Segoe UI" w:hAnsi="Segoe UI" w:cs="Segoe UI" w:hint="default"/>
                 <w:i w:val="0"/>
                 <w:iCs w:val="0"/>
                 <w:caps w:val="0"/>
@@ -4009,7 +3941,7 @@
             </w:pPr>
             <w:r>
               <w:rPr>
-                <w:rFonts w:hint="default" w:ascii="Segoe UI" w:hAnsi="Segoe UI" w:eastAsia="Segoe UI" w:cs="Segoe UI"/>
+                <w:rFonts w:ascii="Segoe UI" w:eastAsia="Segoe UI" w:hAnsi="Segoe UI" w:cs="Segoe UI" w:hint="default"/>
                 <w:i w:val="0"/>
                 <w:iCs w:val="0"/>
                 <w:caps w:val="0"/>
@@ -4019,7 +3951,7 @@
                 <w:kern w:val="0"/>
                 <w:sz w:val="18"/>
                 <w:szCs w:val="18"/>
-                <w:lang w:val="en-US" w:eastAsia="zh-CN" w:bidi="ar"/>
+                <w:lang w:val="en-US" w:eastAsia="zh-CN"/>
               </w:rPr>
               <w:t>升级机制</w:t>
             </w:r>
@@ -4028,14 +3960,9 @@
       </w:tr>
       <w:tr>
         <w:tblPrEx>
-          <w:tblBorders>
-            <w:top w:val="single" w:color="auto" w:sz="4" w:space="0"/>
-            <w:left w:val="single" w:color="auto" w:sz="4" w:space="0"/>
-            <w:bottom w:val="single" w:color="auto" w:sz="4" w:space="0"/>
-            <w:right w:val="single" w:color="auto" w:sz="4" w:space="0"/>
-            <w:insideH w:val="single" w:color="auto" w:sz="4" w:space="0"/>
-            <w:insideV w:val="single" w:color="auto" w:sz="4" w:space="0"/>
-          </w:tblBorders>
+          <w:tblW w:w="0" w:type="auto"/>
+          <w:tblInd w:w="0" w:type="dxa"/>
+          <w:shd w:val="clear" w:color="auto" w:fill="auto"/>
           <w:tblCellMar>
             <w:top w:w="15" w:type="dxa"/>
             <w:left w:w="15" w:type="dxa"/>
@@ -4062,10 +3989,10 @@
               <w:widowControl/>
               <w:suppressLineNumbers w:val="0"/>
               <w:spacing w:line="300" w:lineRule="atLeast"/>
-              <w:ind w:left="0" w:leftChars="0" w:right="0" w:rightChars="0" w:firstLine="0" w:firstLineChars="0"/>
+              <w:ind w:left="0" w:right="0" w:firstLine="0" w:leftChars="0" w:rightChars="0" w:firstLineChars="0"/>
               <w:jc w:val="center"/>
               <w:rPr>
-                <w:rFonts w:hint="default" w:ascii="Segoe UI" w:hAnsi="Segoe UI" w:eastAsia="Segoe UI" w:cs="Segoe UI"/>
+                <w:rFonts w:ascii="Segoe UI" w:eastAsia="Segoe UI" w:hAnsi="Segoe UI" w:cs="Segoe UI" w:hint="default"/>
                 <w:i w:val="0"/>
                 <w:iCs w:val="0"/>
                 <w:caps w:val="0"/>
@@ -4077,7 +4004,7 @@
             </w:pPr>
             <w:r>
               <w:rPr>
-                <w:rFonts w:hint="default" w:ascii="Segoe UI" w:hAnsi="Segoe UI" w:eastAsia="Segoe UI" w:cs="Segoe UI"/>
+                <w:rFonts w:ascii="Segoe UI" w:eastAsia="Segoe UI" w:hAnsi="Segoe UI" w:cs="Segoe UI" w:hint="default"/>
                 <w:i w:val="0"/>
                 <w:iCs w:val="0"/>
                 <w:caps w:val="0"/>
@@ -4087,7 +4014,7 @@
                 <w:kern w:val="0"/>
                 <w:sz w:val="18"/>
                 <w:szCs w:val="18"/>
-                <w:lang w:val="en-US" w:eastAsia="zh-CN" w:bidi="ar"/>
+                <w:lang w:val="en-US" w:eastAsia="zh-CN"/>
               </w:rPr>
               <w:t>P1</w:t>
             </w:r>
@@ -4114,7 +4041,7 @@
               <w:spacing w:line="300" w:lineRule="atLeast"/>
               <w:jc w:val="left"/>
               <w:rPr>
-                <w:rFonts w:hint="default" w:ascii="Segoe UI" w:hAnsi="Segoe UI" w:eastAsia="Segoe UI" w:cs="Segoe UI"/>
+                <w:rFonts w:ascii="Segoe UI" w:eastAsia="Segoe UI" w:hAnsi="Segoe UI" w:cs="Segoe UI" w:hint="default"/>
                 <w:i w:val="0"/>
                 <w:iCs w:val="0"/>
                 <w:caps w:val="0"/>
@@ -4126,7 +4053,7 @@
             </w:pPr>
             <w:r>
               <w:rPr>
-                <w:rFonts w:hint="default" w:ascii="Segoe UI" w:hAnsi="Segoe UI" w:eastAsia="Segoe UI" w:cs="Segoe UI"/>
+                <w:rFonts w:ascii="Segoe UI" w:eastAsia="Segoe UI" w:hAnsi="Segoe UI" w:cs="Segoe UI" w:hint="default"/>
                 <w:i w:val="0"/>
                 <w:iCs w:val="0"/>
                 <w:caps w:val="0"/>
@@ -4136,7 +4063,7 @@
                 <w:kern w:val="0"/>
                 <w:sz w:val="18"/>
                 <w:szCs w:val="18"/>
-                <w:lang w:val="en-US" w:eastAsia="zh-CN" w:bidi="ar"/>
+                <w:lang w:val="en-US" w:eastAsia="zh-CN"/>
               </w:rPr>
               <w:t>系统完全不可用，影响就诊流程</w:t>
             </w:r>
@@ -4163,7 +4090,7 @@
               <w:spacing w:line="300" w:lineRule="atLeast"/>
               <w:jc w:val="left"/>
               <w:rPr>
-                <w:rFonts w:hint="default" w:ascii="Segoe UI" w:hAnsi="Segoe UI" w:eastAsia="Segoe UI" w:cs="Segoe UI"/>
+                <w:rFonts w:ascii="Segoe UI" w:eastAsia="Segoe UI" w:hAnsi="Segoe UI" w:cs="Segoe UI" w:hint="default"/>
                 <w:i w:val="0"/>
                 <w:iCs w:val="0"/>
                 <w:caps w:val="0"/>
@@ -4175,7 +4102,7 @@
             </w:pPr>
             <w:r>
               <w:rPr>
-                <w:rFonts w:hint="default" w:ascii="Segoe UI" w:hAnsi="Segoe UI" w:eastAsia="Segoe UI" w:cs="Segoe UI"/>
+                <w:rFonts w:ascii="Segoe UI" w:eastAsia="Segoe UI" w:hAnsi="Segoe UI" w:cs="Segoe UI" w:hint="default"/>
                 <w:i w:val="0"/>
                 <w:iCs w:val="0"/>
                 <w:caps w:val="0"/>
@@ -4185,7 +4112,7 @@
                 <w:kern w:val="0"/>
                 <w:sz w:val="18"/>
                 <w:szCs w:val="18"/>
-                <w:lang w:val="en-US" w:eastAsia="zh-CN" w:bidi="ar"/>
+                <w:lang w:val="en-US" w:eastAsia="zh-CN"/>
               </w:rPr>
               <w:t>≤15分钟</w:t>
             </w:r>
@@ -4212,7 +4139,7 @@
               <w:spacing w:line="300" w:lineRule="atLeast"/>
               <w:jc w:val="left"/>
               <w:rPr>
-                <w:rFonts w:hint="default" w:ascii="Segoe UI" w:hAnsi="Segoe UI" w:eastAsia="Segoe UI" w:cs="Segoe UI"/>
+                <w:rFonts w:ascii="Segoe UI" w:eastAsia="Segoe UI" w:hAnsi="Segoe UI" w:cs="Segoe UI" w:hint="default"/>
                 <w:i w:val="0"/>
                 <w:iCs w:val="0"/>
                 <w:caps w:val="0"/>
@@ -4224,7 +4151,7 @@
             </w:pPr>
             <w:r>
               <w:rPr>
-                <w:rFonts w:hint="default" w:ascii="Segoe UI" w:hAnsi="Segoe UI" w:eastAsia="Segoe UI" w:cs="Segoe UI"/>
+                <w:rFonts w:ascii="Segoe UI" w:eastAsia="Segoe UI" w:hAnsi="Segoe UI" w:cs="Segoe UI" w:hint="default"/>
                 <w:i w:val="0"/>
                 <w:iCs w:val="0"/>
                 <w:caps w:val="0"/>
@@ -4234,7 +4161,7 @@
                 <w:kern w:val="0"/>
                 <w:sz w:val="18"/>
                 <w:szCs w:val="18"/>
-                <w:lang w:val="en-US" w:eastAsia="zh-CN" w:bidi="ar"/>
+                <w:lang w:val="en-US" w:eastAsia="zh-CN"/>
               </w:rPr>
               <w:t>立即通知项目负责人</w:t>
             </w:r>
@@ -4243,14 +4170,9 @@
       </w:tr>
       <w:tr>
         <w:tblPrEx>
-          <w:tblBorders>
-            <w:top w:val="single" w:color="auto" w:sz="4" w:space="0"/>
-            <w:left w:val="single" w:color="auto" w:sz="4" w:space="0"/>
-            <w:bottom w:val="single" w:color="auto" w:sz="4" w:space="0"/>
-            <w:right w:val="single" w:color="auto" w:sz="4" w:space="0"/>
-            <w:insideH w:val="single" w:color="auto" w:sz="4" w:space="0"/>
-            <w:insideV w:val="single" w:color="auto" w:sz="4" w:space="0"/>
-          </w:tblBorders>
+          <w:tblW w:w="0" w:type="auto"/>
+          <w:tblInd w:w="0" w:type="dxa"/>
+          <w:shd w:val="clear" w:color="auto" w:fill="auto"/>
           <w:tblCellMar>
             <w:top w:w="15" w:type="dxa"/>
             <w:left w:w="15" w:type="dxa"/>
@@ -4277,10 +4199,10 @@
               <w:widowControl/>
               <w:suppressLineNumbers w:val="0"/>
               <w:spacing w:line="300" w:lineRule="atLeast"/>
-              <w:ind w:left="0" w:leftChars="0" w:right="0" w:rightChars="0" w:firstLine="0" w:firstLineChars="0"/>
+              <w:ind w:left="0" w:right="0" w:firstLine="0" w:leftChars="0" w:rightChars="0" w:firstLineChars="0"/>
               <w:jc w:val="center"/>
               <w:rPr>
-                <w:rFonts w:hint="default" w:ascii="Segoe UI" w:hAnsi="Segoe UI" w:eastAsia="Segoe UI" w:cs="Segoe UI"/>
+                <w:rFonts w:ascii="Segoe UI" w:eastAsia="Segoe UI" w:hAnsi="Segoe UI" w:cs="Segoe UI" w:hint="default"/>
                 <w:i w:val="0"/>
                 <w:iCs w:val="0"/>
                 <w:caps w:val="0"/>
@@ -4292,7 +4214,7 @@
             </w:pPr>
             <w:r>
               <w:rPr>
-                <w:rFonts w:hint="default" w:ascii="Segoe UI" w:hAnsi="Segoe UI" w:eastAsia="Segoe UI" w:cs="Segoe UI"/>
+                <w:rFonts w:ascii="Segoe UI" w:eastAsia="Segoe UI" w:hAnsi="Segoe UI" w:cs="Segoe UI" w:hint="default"/>
                 <w:i w:val="0"/>
                 <w:iCs w:val="0"/>
                 <w:caps w:val="0"/>
@@ -4302,7 +4224,7 @@
                 <w:kern w:val="0"/>
                 <w:sz w:val="18"/>
                 <w:szCs w:val="18"/>
-                <w:lang w:val="en-US" w:eastAsia="zh-CN" w:bidi="ar"/>
+                <w:lang w:val="en-US" w:eastAsia="zh-CN"/>
               </w:rPr>
               <w:t>P2</w:t>
             </w:r>
@@ -4329,7 +4251,7 @@
               <w:spacing w:line="300" w:lineRule="atLeast"/>
               <w:jc w:val="left"/>
               <w:rPr>
-                <w:rFonts w:hint="default" w:ascii="Segoe UI" w:hAnsi="Segoe UI" w:eastAsia="Segoe UI" w:cs="Segoe UI"/>
+                <w:rFonts w:ascii="Segoe UI" w:eastAsia="Segoe UI" w:hAnsi="Segoe UI" w:cs="Segoe UI" w:hint="default"/>
                 <w:i w:val="0"/>
                 <w:iCs w:val="0"/>
                 <w:caps w:val="0"/>
@@ -4341,7 +4263,7 @@
             </w:pPr>
             <w:r>
               <w:rPr>
-                <w:rFonts w:hint="default" w:ascii="Segoe UI" w:hAnsi="Segoe UI" w:eastAsia="Segoe UI" w:cs="Segoe UI"/>
+                <w:rFonts w:ascii="Segoe UI" w:eastAsia="Segoe UI" w:hAnsi="Segoe UI" w:cs="Segoe UI" w:hint="default"/>
                 <w:i w:val="0"/>
                 <w:iCs w:val="0"/>
                 <w:caps w:val="0"/>
@@ -4351,7 +4273,7 @@
                 <w:kern w:val="0"/>
                 <w:sz w:val="18"/>
                 <w:szCs w:val="18"/>
-                <w:lang w:val="en-US" w:eastAsia="zh-CN" w:bidi="ar"/>
+                <w:lang w:val="en-US" w:eastAsia="zh-CN"/>
               </w:rPr>
               <w:t>核心功能异常（如支付失败）</w:t>
             </w:r>
@@ -4378,7 +4300,7 @@
               <w:spacing w:line="300" w:lineRule="atLeast"/>
               <w:jc w:val="left"/>
               <w:rPr>
-                <w:rFonts w:hint="default" w:ascii="Segoe UI" w:hAnsi="Segoe UI" w:eastAsia="Segoe UI" w:cs="Segoe UI"/>
+                <w:rFonts w:ascii="Segoe UI" w:eastAsia="Segoe UI" w:hAnsi="Segoe UI" w:cs="Segoe UI" w:hint="default"/>
                 <w:i w:val="0"/>
                 <w:iCs w:val="0"/>
                 <w:caps w:val="0"/>
@@ -4390,7 +4312,7 @@
             </w:pPr>
             <w:r>
               <w:rPr>
-                <w:rFonts w:hint="default" w:ascii="Segoe UI" w:hAnsi="Segoe UI" w:eastAsia="Segoe UI" w:cs="Segoe UI"/>
+                <w:rFonts w:ascii="Segoe UI" w:eastAsia="Segoe UI" w:hAnsi="Segoe UI" w:cs="Segoe UI" w:hint="default"/>
                 <w:i w:val="0"/>
                 <w:iCs w:val="0"/>
                 <w:caps w:val="0"/>
@@ -4400,7 +4322,7 @@
                 <w:kern w:val="0"/>
                 <w:sz w:val="18"/>
                 <w:szCs w:val="18"/>
-                <w:lang w:val="en-US" w:eastAsia="zh-CN" w:bidi="ar"/>
+                <w:lang w:val="en-US" w:eastAsia="zh-CN"/>
               </w:rPr>
               <w:t>≤30分钟</w:t>
             </w:r>
@@ -4427,7 +4349,7 @@
               <w:spacing w:line="300" w:lineRule="atLeast"/>
               <w:jc w:val="left"/>
               <w:rPr>
-                <w:rFonts w:hint="default" w:ascii="Segoe UI" w:hAnsi="Segoe UI" w:eastAsia="Segoe UI" w:cs="Segoe UI"/>
+                <w:rFonts w:ascii="Segoe UI" w:eastAsia="Segoe UI" w:hAnsi="Segoe UI" w:cs="Segoe UI" w:hint="default"/>
                 <w:i w:val="0"/>
                 <w:iCs w:val="0"/>
                 <w:caps w:val="0"/>
@@ -4439,7 +4361,7 @@
             </w:pPr>
             <w:r>
               <w:rPr>
-                <w:rFonts w:hint="default" w:ascii="Segoe UI" w:hAnsi="Segoe UI" w:eastAsia="Segoe UI" w:cs="Segoe UI"/>
+                <w:rFonts w:ascii="Segoe UI" w:eastAsia="Segoe UI" w:hAnsi="Segoe UI" w:cs="Segoe UI" w:hint="default"/>
                 <w:i w:val="0"/>
                 <w:iCs w:val="0"/>
                 <w:caps w:val="0"/>
@@ -4449,7 +4371,7 @@
                 <w:kern w:val="0"/>
                 <w:sz w:val="18"/>
                 <w:szCs w:val="18"/>
-                <w:lang w:val="en-US" w:eastAsia="zh-CN" w:bidi="ar"/>
+                <w:lang w:val="en-US" w:eastAsia="zh-CN"/>
               </w:rPr>
               <w:t>1小时内上报运维经理</w:t>
             </w:r>
@@ -4458,14 +4380,9 @@
       </w:tr>
       <w:tr>
         <w:tblPrEx>
-          <w:tblBorders>
-            <w:top w:val="single" w:color="auto" w:sz="4" w:space="0"/>
-            <w:left w:val="single" w:color="auto" w:sz="4" w:space="0"/>
-            <w:bottom w:val="single" w:color="auto" w:sz="4" w:space="0"/>
-            <w:right w:val="single" w:color="auto" w:sz="4" w:space="0"/>
-            <w:insideH w:val="single" w:color="auto" w:sz="4" w:space="0"/>
-            <w:insideV w:val="single" w:color="auto" w:sz="4" w:space="0"/>
-          </w:tblBorders>
+          <w:tblW w:w="0" w:type="auto"/>
+          <w:tblInd w:w="0" w:type="dxa"/>
+          <w:shd w:val="clear" w:color="auto" w:fill="auto"/>
           <w:tblCellMar>
             <w:top w:w="15" w:type="dxa"/>
             <w:left w:w="15" w:type="dxa"/>
@@ -4492,10 +4409,10 @@
               <w:widowControl/>
               <w:suppressLineNumbers w:val="0"/>
               <w:spacing w:line="300" w:lineRule="atLeast"/>
-              <w:ind w:left="0" w:leftChars="0" w:right="0" w:rightChars="0" w:firstLine="0" w:firstLineChars="0"/>
+              <w:ind w:left="0" w:right="0" w:firstLine="0" w:leftChars="0" w:rightChars="0" w:firstLineChars="0"/>
               <w:jc w:val="center"/>
               <w:rPr>
-                <w:rFonts w:hint="default" w:ascii="Segoe UI" w:hAnsi="Segoe UI" w:eastAsia="Segoe UI" w:cs="Segoe UI"/>
+                <w:rFonts w:ascii="Segoe UI" w:eastAsia="Segoe UI" w:hAnsi="Segoe UI" w:cs="Segoe UI" w:hint="default"/>
                 <w:i w:val="0"/>
                 <w:iCs w:val="0"/>
                 <w:caps w:val="0"/>
@@ -4507,7 +4424,7 @@
             </w:pPr>
             <w:r>
               <w:rPr>
-                <w:rFonts w:hint="default" w:ascii="Segoe UI" w:hAnsi="Segoe UI" w:eastAsia="Segoe UI" w:cs="Segoe UI"/>
+                <w:rFonts w:ascii="Segoe UI" w:eastAsia="Segoe UI" w:hAnsi="Segoe UI" w:cs="Segoe UI" w:hint="default"/>
                 <w:i w:val="0"/>
                 <w:iCs w:val="0"/>
                 <w:caps w:val="0"/>
@@ -4517,7 +4434,7 @@
                 <w:kern w:val="0"/>
                 <w:sz w:val="18"/>
                 <w:szCs w:val="18"/>
-                <w:lang w:val="en-US" w:eastAsia="zh-CN" w:bidi="ar"/>
+                <w:lang w:val="en-US" w:eastAsia="zh-CN"/>
               </w:rPr>
               <w:t>P3</w:t>
             </w:r>
@@ -4544,7 +4461,7 @@
               <w:spacing w:line="300" w:lineRule="atLeast"/>
               <w:jc w:val="left"/>
               <w:rPr>
-                <w:rFonts w:hint="default" w:ascii="Segoe UI" w:hAnsi="Segoe UI" w:eastAsia="Segoe UI" w:cs="Segoe UI"/>
+                <w:rFonts w:ascii="Segoe UI" w:eastAsia="Segoe UI" w:hAnsi="Segoe UI" w:cs="Segoe UI" w:hint="default"/>
                 <w:i w:val="0"/>
                 <w:iCs w:val="0"/>
                 <w:caps w:val="0"/>
@@ -4556,7 +4473,7 @@
             </w:pPr>
             <w:r>
               <w:rPr>
-                <w:rFonts w:hint="default" w:ascii="Segoe UI" w:hAnsi="Segoe UI" w:eastAsia="Segoe UI" w:cs="Segoe UI"/>
+                <w:rFonts w:ascii="Segoe UI" w:eastAsia="Segoe UI" w:hAnsi="Segoe UI" w:cs="Segoe UI" w:hint="default"/>
                 <w:i w:val="0"/>
                 <w:iCs w:val="0"/>
                 <w:caps w:val="0"/>
@@ -4566,7 +4483,7 @@
                 <w:kern w:val="0"/>
                 <w:sz w:val="18"/>
                 <w:szCs w:val="18"/>
-                <w:lang w:val="en-US" w:eastAsia="zh-CN" w:bidi="ar"/>
+                <w:lang w:val="en-US" w:eastAsia="zh-CN"/>
               </w:rPr>
               <w:t>非核心功能异常（如报告打印慢）</w:t>
             </w:r>
@@ -4593,7 +4510,7 @@
               <w:spacing w:line="300" w:lineRule="atLeast"/>
               <w:jc w:val="left"/>
               <w:rPr>
-                <w:rFonts w:hint="default" w:ascii="Segoe UI" w:hAnsi="Segoe UI" w:eastAsia="Segoe UI" w:cs="Segoe UI"/>
+                <w:rFonts w:ascii="Segoe UI" w:eastAsia="Segoe UI" w:hAnsi="Segoe UI" w:cs="Segoe UI" w:hint="default"/>
                 <w:i w:val="0"/>
                 <w:iCs w:val="0"/>
                 <w:caps w:val="0"/>
@@ -4605,7 +4522,7 @@
             </w:pPr>
             <w:r>
               <w:rPr>
-                <w:rFonts w:hint="default" w:ascii="Segoe UI" w:hAnsi="Segoe UI" w:eastAsia="Segoe UI" w:cs="Segoe UI"/>
+                <w:rFonts w:ascii="Segoe UI" w:eastAsia="Segoe UI" w:hAnsi="Segoe UI" w:cs="Segoe UI" w:hint="default"/>
                 <w:i w:val="0"/>
                 <w:iCs w:val="0"/>
                 <w:caps w:val="0"/>
@@ -4615,7 +4532,7 @@
                 <w:kern w:val="0"/>
                 <w:sz w:val="18"/>
                 <w:szCs w:val="18"/>
-                <w:lang w:val="en-US" w:eastAsia="zh-CN" w:bidi="ar"/>
+                <w:lang w:val="en-US" w:eastAsia="zh-CN"/>
               </w:rPr>
               <w:t>≤2小时</w:t>
             </w:r>
@@ -4642,7 +4559,7 @@
               <w:spacing w:line="300" w:lineRule="atLeast"/>
               <w:jc w:val="left"/>
               <w:rPr>
-                <w:rFonts w:hint="default" w:ascii="Segoe UI" w:hAnsi="Segoe UI" w:eastAsia="Segoe UI" w:cs="Segoe UI"/>
+                <w:rFonts w:ascii="Segoe UI" w:eastAsia="Segoe UI" w:hAnsi="Segoe UI" w:cs="Segoe UI" w:hint="default"/>
                 <w:i w:val="0"/>
                 <w:iCs w:val="0"/>
                 <w:caps w:val="0"/>
@@ -4654,7 +4571,7 @@
             </w:pPr>
             <w:r>
               <w:rPr>
-                <w:rFonts w:hint="default" w:ascii="Segoe UI" w:hAnsi="Segoe UI" w:eastAsia="Segoe UI" w:cs="Segoe UI"/>
+                <w:rFonts w:ascii="Segoe UI" w:eastAsia="Segoe UI" w:hAnsi="Segoe UI" w:cs="Segoe UI" w:hint="default"/>
                 <w:i w:val="0"/>
                 <w:iCs w:val="0"/>
                 <w:caps w:val="0"/>
@@ -4664,7 +4581,7 @@
                 <w:kern w:val="0"/>
                 <w:sz w:val="18"/>
                 <w:szCs w:val="18"/>
-                <w:lang w:val="en-US" w:eastAsia="zh-CN" w:bidi="ar"/>
+                <w:lang w:val="en-US" w:eastAsia="zh-CN"/>
               </w:rPr>
               <w:t>日常处理，记录并跟踪</w:t>
             </w:r>
@@ -4674,15 +4591,15 @@
     </w:tbl>
     <w:p>
       <w:pPr>
-        <w:pStyle w:val="29"/>
-        <w:rPr>
-          <w:rFonts w:hint="eastAsia"/>
-        </w:rPr>
-      </w:pPr>
-    </w:p>
-    <w:p>
-      <w:pPr>
-        <w:pStyle w:val="30"/>
+        <w:pStyle w:val="a1"/>
+        <w:rPr>
+          <w:rFonts w:hint="eastAsia"/>
+        </w:rPr>
+      </w:pPr>
+    </w:p>
+    <w:p>
+      <w:pPr>
+        <w:pStyle w:val="2"/>
         <w:bidi w:val="0"/>
         <w:rPr>
           <w:rFonts w:hint="eastAsia"/>
@@ -4699,7 +4616,7 @@
     </w:p>
     <w:p>
       <w:pPr>
-        <w:pStyle w:val="39"/>
+        <w:pStyle w:val="a3"/>
         <w:numPr>
           <w:ilvl w:val="0"/>
           <w:numId w:val="0"/>
@@ -4719,7 +4636,7 @@
     </w:p>
     <w:p>
       <w:pPr>
-        <w:pStyle w:val="39"/>
+        <w:pStyle w:val="a3"/>
         <w:numPr>
           <w:ilvl w:val="0"/>
           <w:numId w:val="0"/>
@@ -4739,7 +4656,7 @@
     </w:p>
     <w:p>
       <w:pPr>
-        <w:pStyle w:val="39"/>
+        <w:pStyle w:val="a3"/>
         <w:numPr>
           <w:ilvl w:val="0"/>
           <w:numId w:val="0"/>
@@ -4759,7 +4676,7 @@
     </w:p>
     <w:p>
       <w:pPr>
-        <w:pStyle w:val="39"/>
+        <w:pStyle w:val="a3"/>
         <w:numPr>
           <w:ilvl w:val="0"/>
           <w:numId w:val="0"/>
@@ -4779,7 +4696,7 @@
     </w:p>
     <w:p>
       <w:pPr>
-        <w:pStyle w:val="39"/>
+        <w:pStyle w:val="a3"/>
         <w:numPr>
           <w:ilvl w:val="0"/>
           <w:numId w:val="0"/>
@@ -4799,7 +4716,7 @@
     </w:p>
     <w:p>
       <w:pPr>
-        <w:pStyle w:val="28"/>
+        <w:pStyle w:val="1"/>
         <w:bidi w:val="0"/>
         <w:rPr>
           <w:rFonts w:hint="eastAsia"/>
@@ -4816,7 +4733,7 @@
     </w:p>
     <w:p>
       <w:pPr>
-        <w:pStyle w:val="39"/>
+        <w:pStyle w:val="a3"/>
         <w:numPr>
           <w:ilvl w:val="0"/>
           <w:numId w:val="0"/>
@@ -4824,7 +4741,7 @@
         <w:bidi w:val="0"/>
         <w:ind w:leftChars="0"/>
         <w:rPr>
-          <w:rFonts w:hint="default" w:eastAsia="宋体"/>
+          <w:rFonts w:eastAsia="宋体" w:hint="default"/>
           <w:lang w:val="en-US" w:eastAsia="zh-CN"/>
         </w:rPr>
       </w:pPr>
@@ -4844,7 +4761,7 @@
     </w:p>
     <w:p>
       <w:pPr>
-        <w:pStyle w:val="39"/>
+        <w:pStyle w:val="a3"/>
         <w:numPr>
           <w:ilvl w:val="0"/>
           <w:numId w:val="0"/>
@@ -4864,7 +4781,7 @@
     </w:p>
     <w:p>
       <w:pPr>
-        <w:pStyle w:val="39"/>
+        <w:pStyle w:val="a3"/>
         <w:numPr>
           <w:ilvl w:val="0"/>
           <w:numId w:val="0"/>
@@ -4897,7 +4814,7 @@
     </w:p>
     <w:p>
       <w:pPr>
-        <w:pStyle w:val="39"/>
+        <w:pStyle w:val="a3"/>
         <w:numPr>
           <w:ilvl w:val="0"/>
           <w:numId w:val="0"/>
@@ -4917,69 +4834,19 @@
     <w:sectPr>
       <w:pgSz w:w="11906" w:h="16838"/>
       <w:pgMar w:top="1431" w:right="1076" w:bottom="1524" w:left="1087" w:header="0" w:footer="0" w:gutter="0"/>
-      <w:cols w:space="720" w:num="1"/>
+      <w:cols w:num="1" w:space="720"/>
     </w:sectPr>
   </w:body>
 </w:document>
 </file>
 
-<file path=word/endnotes.xml><?xml version="1.0" encoding="utf-8"?>
-<w:endnotes xmlns:wpc="http://schemas.microsoft.com/office/word/2010/wordprocessingCanvas" xmlns:mc="http://schemas.openxmlformats.org/markup-compatibility/2006" xmlns:o="urn:schemas-microsoft-com:office:office" xmlns:r="http://schemas.openxmlformats.org/officeDocument/2006/relationships" xmlns:m="http://schemas.openxmlformats.org/officeDocument/2006/math" xmlns:v="urn:schemas-microsoft-com:vml" xmlns:wp14="http://schemas.microsoft.com/office/word/2010/wordprocessingDrawing" xmlns:wp="http://schemas.openxmlformats.org/drawingml/2006/wordprocessingDrawing" xmlns:w="http://schemas.openxmlformats.org/wordprocessingml/2006/main" xmlns:w14="http://schemas.microsoft.com/office/word/2010/wordml" xmlns:w15="http://schemas.microsoft.com/office/word/2012/wordml" xmlns:w10="urn:schemas-microsoft-com:office:word" xmlns:wpg="http://schemas.microsoft.com/office/word/2010/wordprocessingGroup" xmlns:wpi="http://schemas.microsoft.com/office/word/2010/wordprocessingInk" xmlns:wne="http://schemas.microsoft.com/office/word/2006/wordml" xmlns:wps="http://schemas.microsoft.com/office/word/2010/wordprocessingShape" xmlns:wpsCustomData="http://www.wps.cn/officeDocument/2013/wpsCustomData" mc:Ignorable="w14 w15 wp14">
-  <w:endnote w:type="separator" w:id="0">
-    <w:p>
-      <w:pPr>
-        <w:spacing w:line="240" w:lineRule="auto"/>
-      </w:pPr>
-      <w:r>
-        <w:separator/>
-      </w:r>
-    </w:p>
-  </w:endnote>
-  <w:endnote w:type="continuationSeparator" w:id="1">
-    <w:p>
-      <w:pPr>
-        <w:spacing w:line="240" w:lineRule="auto"/>
-      </w:pPr>
-      <w:r>
-        <w:continuationSeparator/>
-      </w:r>
-    </w:p>
-  </w:endnote>
-</w:endnotes>
-</file>
-
-<file path=word/footnotes.xml><?xml version="1.0" encoding="utf-8"?>
-<w:footnotes xmlns:wpc="http://schemas.microsoft.com/office/word/2010/wordprocessingCanvas" xmlns:mc="http://schemas.openxmlformats.org/markup-compatibility/2006" xmlns:o="urn:schemas-microsoft-com:office:office" xmlns:r="http://schemas.openxmlformats.org/officeDocument/2006/relationships" xmlns:m="http://schemas.openxmlformats.org/officeDocument/2006/math" xmlns:v="urn:schemas-microsoft-com:vml" xmlns:wp14="http://schemas.microsoft.com/office/word/2010/wordprocessingDrawing" xmlns:wp="http://schemas.openxmlformats.org/drawingml/2006/wordprocessingDrawing" xmlns:w="http://schemas.openxmlformats.org/wordprocessingml/2006/main" xmlns:w14="http://schemas.microsoft.com/office/word/2010/wordml" xmlns:w15="http://schemas.microsoft.com/office/word/2012/wordml" xmlns:w10="urn:schemas-microsoft-com:office:word" xmlns:wpg="http://schemas.microsoft.com/office/word/2010/wordprocessingGroup" xmlns:wpi="http://schemas.microsoft.com/office/word/2010/wordprocessingInk" xmlns:wne="http://schemas.microsoft.com/office/word/2006/wordml" xmlns:wps="http://schemas.microsoft.com/office/word/2010/wordprocessingShape" xmlns:wpsCustomData="http://www.wps.cn/officeDocument/2013/wpsCustomData" mc:Ignorable="w14 w15 wp14">
-  <w:footnote w:type="separator" w:id="0">
-    <w:p>
-      <w:pPr>
-        <w:spacing w:line="360" w:lineRule="auto"/>
-      </w:pPr>
-      <w:r>
-        <w:separator/>
-      </w:r>
-    </w:p>
-  </w:footnote>
-  <w:footnote w:type="continuationSeparator" w:id="1">
-    <w:p>
-      <w:pPr>
-        <w:spacing w:line="360" w:lineRule="auto"/>
-      </w:pPr>
-      <w:r>
-        <w:continuationSeparator/>
-      </w:r>
-    </w:p>
-  </w:footnote>
-</w:footnotes>
-</file>
-
 <file path=word/numbering.xml><?xml version="1.0" encoding="utf-8"?>
-<w:numbering xmlns:wpc="http://schemas.microsoft.com/office/word/2010/wordprocessingCanvas" xmlns:mc="http://schemas.openxmlformats.org/markup-compatibility/2006" xmlns:o="urn:schemas-microsoft-com:office:office" xmlns:r="http://schemas.openxmlformats.org/officeDocument/2006/relationships" xmlns:m="http://schemas.openxmlformats.org/officeDocument/2006/math" xmlns:v="urn:schemas-microsoft-com:vml" xmlns:wp14="http://schemas.microsoft.com/office/word/2010/wordprocessingDrawing" xmlns:wp="http://schemas.openxmlformats.org/drawingml/2006/wordprocessingDrawing" xmlns:w10="urn:schemas-microsoft-com:office:word" xmlns:w="http://schemas.openxmlformats.org/wordprocessingml/2006/main" xmlns:w14="http://schemas.microsoft.com/office/word/2010/wordml" xmlns:wpg="http://schemas.microsoft.com/office/word/2010/wordprocessingGroup" xmlns:wpi="http://schemas.microsoft.com/office/word/2010/wordprocessingInk" xmlns:wne="http://schemas.microsoft.com/office/word/2006/wordml" xmlns:wps="http://schemas.microsoft.com/office/word/2010/wordprocessingShape" xmlns:wpsCustomData="http://www.wps.cn/officeDocument/2013/wpsCustomData" mc:Ignorable="w14 wp14">
+<w:numbering xmlns:wpc="http://schemas.microsoft.com/office/word/2010/wordprocessingCanvas" xmlns:mc="http://schemas.openxmlformats.org/markup-compatibility/2006" xmlns:o="urn:schemas-microsoft-com:office:office" xmlns:r="http://schemas.openxmlformats.org/officeDocument/2006/relationships" xmlns:m="http://schemas.openxmlformats.org/officeDocument/2006/math" xmlns:v="urn:schemas-microsoft-com:vml" xmlns:wp14="http://schemas.microsoft.com/office/word/2010/wordprocessingDrawing" xmlns:wp="http://schemas.openxmlformats.org/drawingml/2006/wordprocessingDrawing" xmlns:w10="urn:schemas-microsoft-com:office:word" xmlns:w="http://schemas.openxmlformats.org/wordprocessingml/2006/main" xmlns:w14="http://schemas.microsoft.com/office/word/2010/wordml" xmlns:w15="http://schemas.microsoft.com/office/word/2012/wordml" xmlns:wne="http://schemas.microsoft.com/office/word/2006/wordml" xmlns:wpg="http://schemas.microsoft.com/office/word/2010/wordprocessingGroup" xmlns:wpi="http://schemas.microsoft.com/office/word/2010/wordprocessingInk" xmlns:wps="http://schemas.microsoft.com/office/word/2010/wordprocessingShape" mc:Ignorable="w14 w15 wp14">
   <w:abstractNum w:abstractNumId="0">
     <w:nsid w:val="8C2267CB"/>
     <w:multiLevelType w:val="singleLevel"/>
     <w:tmpl w:val="8C2267CB"/>
-    <w:lvl w:ilvl="0" w:tentative="0">
+    <w:lvl w:ilvl="0">
       <w:start w:val="1"/>
       <w:numFmt w:val="decimal"/>
       <w:lvlText w:val="%1."/>
@@ -4996,10 +4863,10 @@
     <w:nsid w:val="8E964DCE"/>
     <w:multiLevelType w:val="multilevel"/>
     <w:tmpl w:val="8E964DCE"/>
-    <w:lvl w:ilvl="0" w:tentative="0">
+    <w:lvl w:ilvl="0">
       <w:start w:val="1"/>
       <w:numFmt w:val="decimal"/>
-      <w:pStyle w:val="2"/>
+      <w:pStyle w:val="Heading1"/>
       <w:lvlText w:val="%1."/>
       <w:lvlJc w:val="left"/>
       <w:pPr>
@@ -5009,10 +4876,10 @@
         <w:rFonts w:hint="default"/>
       </w:rPr>
     </w:lvl>
-    <w:lvl w:ilvl="1" w:tentative="0">
+    <w:lvl w:ilvl="1">
       <w:start w:val="1"/>
       <w:numFmt w:val="decimal"/>
-      <w:pStyle w:val="3"/>
+      <w:pStyle w:val="Heading2"/>
       <w:lvlText w:val="%1.%2."/>
       <w:lvlJc w:val="left"/>
       <w:pPr>
@@ -5022,10 +4889,10 @@
         <w:rFonts w:hint="default"/>
       </w:rPr>
     </w:lvl>
-    <w:lvl w:ilvl="2" w:tentative="0">
+    <w:lvl w:ilvl="2">
       <w:start w:val="1"/>
       <w:numFmt w:val="decimal"/>
-      <w:pStyle w:val="4"/>
+      <w:pStyle w:val="Heading3"/>
       <w:lvlText w:val="%1.%2.%3."/>
       <w:lvlJc w:val="left"/>
       <w:pPr>
@@ -5035,10 +4902,10 @@
         <w:rFonts w:hint="default"/>
       </w:rPr>
     </w:lvl>
-    <w:lvl w:ilvl="3" w:tentative="0">
+    <w:lvl w:ilvl="3">
       <w:start w:val="1"/>
       <w:numFmt w:val="decimal"/>
-      <w:pStyle w:val="5"/>
+      <w:pStyle w:val="Heading4"/>
       <w:lvlText w:val="%1.%2.%3.%4."/>
       <w:lvlJc w:val="left"/>
       <w:pPr>
@@ -5048,10 +4915,10 @@
         <w:rFonts w:hint="default"/>
       </w:rPr>
     </w:lvl>
-    <w:lvl w:ilvl="4" w:tentative="0">
+    <w:lvl w:ilvl="4">
       <w:start w:val="1"/>
       <w:numFmt w:val="decimal"/>
-      <w:pStyle w:val="6"/>
+      <w:pStyle w:val="Heading5"/>
       <w:lvlText w:val="%1.%2.%3.%4.%5."/>
       <w:lvlJc w:val="left"/>
       <w:pPr>
@@ -5061,10 +4928,10 @@
         <w:rFonts w:hint="default"/>
       </w:rPr>
     </w:lvl>
-    <w:lvl w:ilvl="5" w:tentative="0">
+    <w:lvl w:ilvl="5">
       <w:start w:val="1"/>
       <w:numFmt w:val="decimal"/>
-      <w:pStyle w:val="7"/>
+      <w:pStyle w:val="Heading6"/>
       <w:lvlText w:val="%1.%2.%3.%4.%5.%6."/>
       <w:lvlJc w:val="left"/>
       <w:pPr>
@@ -5074,10 +4941,10 @@
         <w:rFonts w:hint="default"/>
       </w:rPr>
     </w:lvl>
-    <w:lvl w:ilvl="6" w:tentative="0">
+    <w:lvl w:ilvl="6">
       <w:start w:val="1"/>
       <w:numFmt w:val="decimal"/>
-      <w:pStyle w:val="8"/>
+      <w:pStyle w:val="Heading7"/>
       <w:lvlText w:val="%1.%2.%3.%4.%5.%6.%7."/>
       <w:lvlJc w:val="left"/>
       <w:pPr>
@@ -5087,10 +4954,10 @@
         <w:rFonts w:hint="default"/>
       </w:rPr>
     </w:lvl>
-    <w:lvl w:ilvl="7" w:tentative="0">
+    <w:lvl w:ilvl="7">
       <w:start w:val="1"/>
       <w:numFmt w:val="decimal"/>
-      <w:pStyle w:val="9"/>
+      <w:pStyle w:val="Heading8"/>
       <w:lvlText w:val="%1.%2.%3.%4.%5.%6.%7.%8."/>
       <w:lvlJc w:val="left"/>
       <w:pPr>
@@ -5100,10 +4967,10 @@
         <w:rFonts w:hint="default"/>
       </w:rPr>
     </w:lvl>
-    <w:lvl w:ilvl="8" w:tentative="0">
+    <w:lvl w:ilvl="8">
       <w:start w:val="1"/>
       <w:numFmt w:val="decimal"/>
-      <w:pStyle w:val="10"/>
+      <w:pStyle w:val="Heading9"/>
       <w:lvlText w:val="%1.%2.%3.%4.%5.%6.%7.%8.%9."/>
       <w:lvlJc w:val="left"/>
       <w:pPr>
@@ -5118,7 +4985,7 @@
     <w:nsid w:val="44C395B1"/>
     <w:multiLevelType w:val="singleLevel"/>
     <w:tmpl w:val="44C395B1"/>
-    <w:lvl w:ilvl="0" w:tentative="0">
+    <w:lvl w:ilvl="0">
       <w:start w:val="1"/>
       <w:numFmt w:val="decimal"/>
       <w:lvlText w:val="%1."/>
@@ -5144,269 +5011,267 @@
 </file>
 
 <file path=word/styles.xml><?xml version="1.0" encoding="utf-8"?>
-<w:styles xmlns:mc="http://schemas.openxmlformats.org/markup-compatibility/2006" xmlns:o="urn:schemas-microsoft-com:office:office" xmlns:r="http://schemas.openxmlformats.org/officeDocument/2006/relationships" xmlns:m="http://schemas.openxmlformats.org/officeDocument/2006/math" xmlns:v="urn:schemas-microsoft-com:vml" xmlns:w="http://schemas.openxmlformats.org/wordprocessingml/2006/main" xmlns:w14="http://schemas.microsoft.com/office/word/2010/wordml" xmlns:w10="urn:schemas-microsoft-com:office:word" xmlns:sl="http://schemas.openxmlformats.org/schemaLibrary/2006/main" xmlns:wpsCustomData="http://www.wps.cn/officeDocument/2013/wpsCustomData" mc:Ignorable="w14">
+<w:styles xmlns:mc="http://schemas.openxmlformats.org/markup-compatibility/2006" xmlns:r="http://schemas.openxmlformats.org/officeDocument/2006/relationships" xmlns:w="http://schemas.openxmlformats.org/wordprocessingml/2006/main" xmlns:w14="http://schemas.microsoft.com/office/word/2010/wordml" xmlns:w15="http://schemas.microsoft.com/office/word/2012/wordml" mc:Ignorable="w14 w15">
   <w:docDefaults>
     <w:rPrDefault>
       <w:rPr>
-        <w:rFonts w:ascii="Times New Roman" w:hAnsi="Times New Roman" w:eastAsia="宋体" w:cs="Times New Roman"/>
+        <w:rFonts w:ascii="Times New Roman" w:eastAsia="宋体" w:hAnsi="Times New Roman" w:cs="Times New Roman"/>
       </w:rPr>
     </w:rPrDefault>
     <w:pPrDefault/>
   </w:docDefaults>
-  <w:latentStyles w:count="260" w:defQFormat="0" w:defUnhideWhenUsed="1" w:defSemiHidden="1" w:defUIPriority="99" w:defLockedState="0">
-    <w:lsdException w:qFormat="1" w:unhideWhenUsed="0" w:uiPriority="0" w:semiHidden="0" w:name="Normal"/>
-    <w:lsdException w:qFormat="1" w:unhideWhenUsed="0" w:uiPriority="0" w:semiHidden="0" w:name="heading 1"/>
-    <w:lsdException w:qFormat="1" w:uiPriority="0" w:semiHidden="0" w:name="heading 2"/>
-    <w:lsdException w:qFormat="1" w:uiPriority="0" w:name="heading 3"/>
-    <w:lsdException w:qFormat="1" w:uiPriority="0" w:semiHidden="0" w:name="heading 4"/>
-    <w:lsdException w:qFormat="1" w:uiPriority="0" w:name="heading 5"/>
-    <w:lsdException w:qFormat="1" w:uiPriority="0" w:name="heading 6"/>
-    <w:lsdException w:qFormat="1" w:uiPriority="0" w:name="heading 7"/>
-    <w:lsdException w:qFormat="1" w:uiPriority="0" w:name="heading 8"/>
-    <w:lsdException w:qFormat="1" w:uiPriority="0" w:name="heading 9"/>
-    <w:lsdException w:unhideWhenUsed="0" w:uiPriority="0" w:semiHidden="0" w:name="index 1"/>
-    <w:lsdException w:unhideWhenUsed="0" w:uiPriority="0" w:semiHidden="0" w:name="index 2"/>
-    <w:lsdException w:unhideWhenUsed="0" w:uiPriority="0" w:semiHidden="0" w:name="index 3"/>
-    <w:lsdException w:unhideWhenUsed="0" w:uiPriority="0" w:semiHidden="0" w:name="index 4"/>
-    <w:lsdException w:unhideWhenUsed="0" w:uiPriority="0" w:semiHidden="0" w:name="index 5"/>
-    <w:lsdException w:unhideWhenUsed="0" w:uiPriority="0" w:semiHidden="0" w:name="index 6"/>
-    <w:lsdException w:unhideWhenUsed="0" w:uiPriority="0" w:semiHidden="0" w:name="index 7"/>
-    <w:lsdException w:unhideWhenUsed="0" w:uiPriority="0" w:semiHidden="0" w:name="index 8"/>
-    <w:lsdException w:unhideWhenUsed="0" w:uiPriority="0" w:semiHidden="0" w:name="index 9"/>
-    <w:lsdException w:qFormat="1" w:unhideWhenUsed="0" w:uiPriority="0" w:semiHidden="0" w:name="toc 1"/>
-    <w:lsdException w:qFormat="1" w:unhideWhenUsed="0" w:uiPriority="0" w:semiHidden="0" w:name="toc 2"/>
-    <w:lsdException w:qFormat="1" w:unhideWhenUsed="0" w:uiPriority="0" w:semiHidden="0" w:name="toc 3"/>
-    <w:lsdException w:unhideWhenUsed="0" w:uiPriority="0" w:semiHidden="0" w:name="toc 4"/>
-    <w:lsdException w:unhideWhenUsed="0" w:uiPriority="0" w:semiHidden="0" w:name="toc 5"/>
-    <w:lsdException w:unhideWhenUsed="0" w:uiPriority="0" w:semiHidden="0" w:name="toc 6"/>
-    <w:lsdException w:unhideWhenUsed="0" w:uiPriority="0" w:semiHidden="0" w:name="toc 7"/>
-    <w:lsdException w:unhideWhenUsed="0" w:uiPriority="0" w:semiHidden="0" w:name="toc 8"/>
-    <w:lsdException w:unhideWhenUsed="0" w:uiPriority="0" w:semiHidden="0" w:name="toc 9"/>
-    <w:lsdException w:unhideWhenUsed="0" w:uiPriority="0" w:semiHidden="0" w:name="Normal Indent"/>
-    <w:lsdException w:unhideWhenUsed="0" w:uiPriority="0" w:semiHidden="0" w:name="footnote text"/>
-    <w:lsdException w:qFormat="1" w:unhideWhenUsed="0" w:uiPriority="0" w:semiHidden="0" w:name="annotation text"/>
-    <w:lsdException w:qFormat="1" w:unhideWhenUsed="0" w:uiPriority="0" w:semiHidden="0" w:name="header"/>
-    <w:lsdException w:qFormat="1" w:unhideWhenUsed="0" w:uiPriority="0" w:semiHidden="0" w:name="footer"/>
-    <w:lsdException w:unhideWhenUsed="0" w:uiPriority="0" w:semiHidden="0" w:name="index heading"/>
-    <w:lsdException w:qFormat="1" w:uiPriority="0" w:name="caption"/>
-    <w:lsdException w:unhideWhenUsed="0" w:uiPriority="0" w:semiHidden="0" w:name="table of figures"/>
-    <w:lsdException w:unhideWhenUsed="0" w:uiPriority="0" w:semiHidden="0" w:name="envelope address"/>
-    <w:lsdException w:unhideWhenUsed="0" w:uiPriority="0" w:semiHidden="0" w:name="envelope return"/>
-    <w:lsdException w:unhideWhenUsed="0" w:uiPriority="0" w:semiHidden="0" w:name="footnote reference"/>
-    <w:lsdException w:unhideWhenUsed="0" w:uiPriority="0" w:semiHidden="0" w:name="annotation reference"/>
-    <w:lsdException w:unhideWhenUsed="0" w:uiPriority="0" w:semiHidden="0" w:name="line number"/>
-    <w:lsdException w:unhideWhenUsed="0" w:uiPriority="0" w:semiHidden="0" w:name="page number"/>
-    <w:lsdException w:unhideWhenUsed="0" w:uiPriority="0" w:semiHidden="0" w:name="endnote reference"/>
-    <w:lsdException w:unhideWhenUsed="0" w:uiPriority="0" w:semiHidden="0" w:name="endnote text"/>
-    <w:lsdException w:unhideWhenUsed="0" w:uiPriority="0" w:semiHidden="0" w:name="table of authorities"/>
-    <w:lsdException w:unhideWhenUsed="0" w:uiPriority="0" w:semiHidden="0" w:name="macro"/>
-    <w:lsdException w:unhideWhenUsed="0" w:uiPriority="0" w:semiHidden="0" w:name="toa heading"/>
-    <w:lsdException w:unhideWhenUsed="0" w:uiPriority="0" w:semiHidden="0" w:name="List"/>
-    <w:lsdException w:unhideWhenUsed="0" w:uiPriority="0" w:semiHidden="0" w:name="List Bullet"/>
-    <w:lsdException w:unhideWhenUsed="0" w:uiPriority="0" w:semiHidden="0" w:name="List Number"/>
-    <w:lsdException w:unhideWhenUsed="0" w:uiPriority="0" w:semiHidden="0" w:name="List 2"/>
-    <w:lsdException w:unhideWhenUsed="0" w:uiPriority="0" w:semiHidden="0" w:name="List 3"/>
-    <w:lsdException w:unhideWhenUsed="0" w:uiPriority="0" w:semiHidden="0" w:name="List 4"/>
-    <w:lsdException w:unhideWhenUsed="0" w:uiPriority="0" w:semiHidden="0" w:name="List 5"/>
-    <w:lsdException w:unhideWhenUsed="0" w:uiPriority="0" w:semiHidden="0" w:name="List Bullet 2"/>
-    <w:lsdException w:unhideWhenUsed="0" w:uiPriority="0" w:semiHidden="0" w:name="List Bullet 3"/>
-    <w:lsdException w:unhideWhenUsed="0" w:uiPriority="0" w:semiHidden="0" w:name="List Bullet 4"/>
-    <w:lsdException w:unhideWhenUsed="0" w:uiPriority="0" w:semiHidden="0" w:name="List Bullet 5"/>
-    <w:lsdException w:unhideWhenUsed="0" w:uiPriority="0" w:semiHidden="0" w:name="List Number 2"/>
-    <w:lsdException w:unhideWhenUsed="0" w:uiPriority="0" w:semiHidden="0" w:name="List Number 3"/>
-    <w:lsdException w:unhideWhenUsed="0" w:uiPriority="0" w:semiHidden="0" w:name="List Number 4"/>
-    <w:lsdException w:unhideWhenUsed="0" w:uiPriority="0" w:semiHidden="0" w:name="List Number 5"/>
-    <w:lsdException w:qFormat="1" w:unhideWhenUsed="0" w:uiPriority="0" w:semiHidden="0" w:name="Title"/>
-    <w:lsdException w:unhideWhenUsed="0" w:uiPriority="0" w:semiHidden="0" w:name="Closing"/>
-    <w:lsdException w:unhideWhenUsed="0" w:uiPriority="0" w:semiHidden="0" w:name="Signature"/>
-    <w:lsdException w:qFormat="1" w:unhideWhenUsed="0" w:uiPriority="0" w:name="Default Paragraph Font"/>
-    <w:lsdException w:qFormat="1" w:unhideWhenUsed="0" w:uiPriority="0" w:name="Body Text"/>
-    <w:lsdException w:unhideWhenUsed="0" w:uiPriority="0" w:semiHidden="0" w:name="Body Text Indent"/>
-    <w:lsdException w:unhideWhenUsed="0" w:uiPriority="0" w:semiHidden="0" w:name="List Continue"/>
-    <w:lsdException w:unhideWhenUsed="0" w:uiPriority="0" w:semiHidden="0" w:name="List Continue 2"/>
-    <w:lsdException w:unhideWhenUsed="0" w:uiPriority="0" w:semiHidden="0" w:name="List Continue 3"/>
-    <w:lsdException w:unhideWhenUsed="0" w:uiPriority="0" w:semiHidden="0" w:name="List Continue 4"/>
-    <w:lsdException w:unhideWhenUsed="0" w:uiPriority="0" w:semiHidden="0" w:name="List Continue 5"/>
-    <w:lsdException w:unhideWhenUsed="0" w:uiPriority="0" w:semiHidden="0" w:name="Message Header"/>
-    <w:lsdException w:qFormat="1" w:unhideWhenUsed="0" w:uiPriority="0" w:semiHidden="0" w:name="Subtitle"/>
-    <w:lsdException w:unhideWhenUsed="0" w:uiPriority="0" w:semiHidden="0" w:name="Salutation"/>
-    <w:lsdException w:unhideWhenUsed="0" w:uiPriority="0" w:semiHidden="0" w:name="Date"/>
-    <w:lsdException w:unhideWhenUsed="0" w:uiPriority="0" w:semiHidden="0" w:name="Body Text First Indent"/>
-    <w:lsdException w:unhideWhenUsed="0" w:uiPriority="0" w:semiHidden="0" w:name="Body Text First Indent 2"/>
-    <w:lsdException w:uiPriority="99" w:name="Note Heading"/>
-    <w:lsdException w:unhideWhenUsed="0" w:uiPriority="0" w:semiHidden="0" w:name="Body Text 2"/>
-    <w:lsdException w:unhideWhenUsed="0" w:uiPriority="0" w:semiHidden="0" w:name="Body Text 3"/>
-    <w:lsdException w:unhideWhenUsed="0" w:uiPriority="0" w:semiHidden="0" w:name="Body Text Indent 2"/>
-    <w:lsdException w:unhideWhenUsed="0" w:uiPriority="0" w:semiHidden="0" w:name="Body Text Indent 3"/>
-    <w:lsdException w:unhideWhenUsed="0" w:uiPriority="0" w:semiHidden="0" w:name="Block Text"/>
-    <w:lsdException w:unhideWhenUsed="0" w:uiPriority="0" w:semiHidden="0" w:name="Hyperlink"/>
-    <w:lsdException w:unhideWhenUsed="0" w:uiPriority="0" w:semiHidden="0" w:name="FollowedHyperlink"/>
-    <w:lsdException w:qFormat="1" w:unhideWhenUsed="0" w:uiPriority="0" w:semiHidden="0" w:name="Strong"/>
-    <w:lsdException w:qFormat="1" w:unhideWhenUsed="0" w:uiPriority="0" w:semiHidden="0" w:name="Emphasis"/>
-    <w:lsdException w:unhideWhenUsed="0" w:uiPriority="0" w:semiHidden="0" w:name="Document Map"/>
-    <w:lsdException w:unhideWhenUsed="0" w:uiPriority="0" w:semiHidden="0" w:name="Plain Text"/>
-    <w:lsdException w:unhideWhenUsed="0" w:uiPriority="0" w:semiHidden="0" w:name="E-mail Signature"/>
-    <w:lsdException w:qFormat="1" w:unhideWhenUsed="0" w:uiPriority="0" w:semiHidden="0" w:name="Normal (Web)"/>
-    <w:lsdException w:unhideWhenUsed="0" w:uiPriority="0" w:semiHidden="0" w:name="HTML Acronym"/>
-    <w:lsdException w:unhideWhenUsed="0" w:uiPriority="0" w:semiHidden="0" w:name="HTML Address"/>
-    <w:lsdException w:unhideWhenUsed="0" w:uiPriority="0" w:semiHidden="0" w:name="HTML Cite"/>
-    <w:lsdException w:unhideWhenUsed="0" w:uiPriority="0" w:semiHidden="0" w:name="HTML Code"/>
-    <w:lsdException w:unhideWhenUsed="0" w:uiPriority="0" w:semiHidden="0" w:name="HTML Definition"/>
-    <w:lsdException w:unhideWhenUsed="0" w:uiPriority="0" w:semiHidden="0" w:name="HTML Keyboard"/>
-    <w:lsdException w:unhideWhenUsed="0" w:uiPriority="0" w:semiHidden="0" w:name="HTML Preformatted"/>
-    <w:lsdException w:unhideWhenUsed="0" w:uiPriority="0" w:semiHidden="0" w:name="HTML Sample"/>
-    <w:lsdException w:unhideWhenUsed="0" w:uiPriority="0" w:semiHidden="0" w:name="HTML Typewriter"/>
-    <w:lsdException w:unhideWhenUsed="0" w:uiPriority="0" w:semiHidden="0" w:name="HTML Variable"/>
-    <w:lsdException w:qFormat="1" w:unhideWhenUsed="0" w:uiPriority="0" w:name="Normal Table"/>
-    <w:lsdException w:unhideWhenUsed="0" w:uiPriority="0" w:semiHidden="0" w:name="annotation subject"/>
-    <w:lsdException w:unhideWhenUsed="0" w:uiPriority="0" w:semiHidden="0" w:name="Table Simple 1"/>
-    <w:lsdException w:unhideWhenUsed="0" w:uiPriority="0" w:semiHidden="0" w:name="Table Simple 2"/>
-    <w:lsdException w:unhideWhenUsed="0" w:uiPriority="0" w:semiHidden="0" w:name="Table Simple 3"/>
-    <w:lsdException w:unhideWhenUsed="0" w:uiPriority="0" w:semiHidden="0" w:name="Table Classic 1"/>
-    <w:lsdException w:unhideWhenUsed="0" w:uiPriority="0" w:semiHidden="0" w:name="Table Classic 2"/>
-    <w:lsdException w:unhideWhenUsed="0" w:uiPriority="0" w:semiHidden="0" w:name="Table Classic 3"/>
-    <w:lsdException w:unhideWhenUsed="0" w:uiPriority="0" w:semiHidden="0" w:name="Table Classic 4"/>
-    <w:lsdException w:unhideWhenUsed="0" w:uiPriority="0" w:semiHidden="0" w:name="Table Colorful 1"/>
-    <w:lsdException w:unhideWhenUsed="0" w:uiPriority="0" w:semiHidden="0" w:name="Table Colorful 2"/>
-    <w:lsdException w:unhideWhenUsed="0" w:uiPriority="0" w:semiHidden="0" w:name="Table Colorful 3"/>
-    <w:lsdException w:unhideWhenUsed="0" w:uiPriority="0" w:semiHidden="0" w:name="Table Columns 1"/>
-    <w:lsdException w:unhideWhenUsed="0" w:uiPriority="0" w:semiHidden="0" w:name="Table Columns 2"/>
-    <w:lsdException w:unhideWhenUsed="0" w:uiPriority="0" w:semiHidden="0" w:name="Table Columns 3"/>
-    <w:lsdException w:unhideWhenUsed="0" w:uiPriority="0" w:semiHidden="0" w:name="Table Columns 4"/>
-    <w:lsdException w:unhideWhenUsed="0" w:uiPriority="0" w:semiHidden="0" w:name="Table Columns 5"/>
-    <w:lsdException w:unhideWhenUsed="0" w:uiPriority="0" w:semiHidden="0" w:name="Table Grid 1"/>
-    <w:lsdException w:unhideWhenUsed="0" w:uiPriority="0" w:semiHidden="0" w:name="Table Grid 2"/>
-    <w:lsdException w:unhideWhenUsed="0" w:uiPriority="0" w:semiHidden="0" w:name="Table Grid 3"/>
-    <w:lsdException w:unhideWhenUsed="0" w:uiPriority="0" w:semiHidden="0" w:name="Table Grid 4"/>
-    <w:lsdException w:unhideWhenUsed="0" w:uiPriority="0" w:semiHidden="0" w:name="Table Grid 5"/>
-    <w:lsdException w:unhideWhenUsed="0" w:uiPriority="0" w:semiHidden="0" w:name="Table Grid 6"/>
-    <w:lsdException w:unhideWhenUsed="0" w:uiPriority="0" w:semiHidden="0" w:name="Table Grid 7"/>
-    <w:lsdException w:unhideWhenUsed="0" w:uiPriority="0" w:semiHidden="0" w:name="Table Grid 8"/>
-    <w:lsdException w:unhideWhenUsed="0" w:uiPriority="0" w:semiHidden="0" w:name="Table List 1"/>
-    <w:lsdException w:unhideWhenUsed="0" w:uiPriority="0" w:semiHidden="0" w:name="Table List 2"/>
-    <w:lsdException w:unhideWhenUsed="0" w:uiPriority="0" w:semiHidden="0" w:name="Table List 3"/>
-    <w:lsdException w:unhideWhenUsed="0" w:uiPriority="0" w:semiHidden="0" w:name="Table List 4"/>
-    <w:lsdException w:unhideWhenUsed="0" w:uiPriority="0" w:semiHidden="0" w:name="Table List 5"/>
-    <w:lsdException w:unhideWhenUsed="0" w:uiPriority="0" w:semiHidden="0" w:name="Table List 6"/>
-    <w:lsdException w:unhideWhenUsed="0" w:uiPriority="0" w:semiHidden="0" w:name="Table List 7"/>
-    <w:lsdException w:unhideWhenUsed="0" w:uiPriority="0" w:semiHidden="0" w:name="Table List 8"/>
-    <w:lsdException w:unhideWhenUsed="0" w:uiPriority="0" w:semiHidden="0" w:name="Table 3D effects 1"/>
-    <w:lsdException w:unhideWhenUsed="0" w:uiPriority="0" w:semiHidden="0" w:name="Table 3D effects 2"/>
-    <w:lsdException w:unhideWhenUsed="0" w:uiPriority="0" w:semiHidden="0" w:name="Table 3D effects 3"/>
-    <w:lsdException w:unhideWhenUsed="0" w:uiPriority="0" w:semiHidden="0" w:name="Table Contemporary"/>
-    <w:lsdException w:unhideWhenUsed="0" w:uiPriority="0" w:semiHidden="0" w:name="Table Elegant"/>
-    <w:lsdException w:unhideWhenUsed="0" w:uiPriority="0" w:semiHidden="0" w:name="Table Professional"/>
-    <w:lsdException w:unhideWhenUsed="0" w:uiPriority="0" w:semiHidden="0" w:name="Table Subtle 1"/>
-    <w:lsdException w:unhideWhenUsed="0" w:uiPriority="0" w:semiHidden="0" w:name="Table Subtle 2"/>
-    <w:lsdException w:unhideWhenUsed="0" w:uiPriority="0" w:semiHidden="0" w:name="Table Web 1"/>
-    <w:lsdException w:unhideWhenUsed="0" w:uiPriority="0" w:semiHidden="0" w:name="Table Web 2"/>
-    <w:lsdException w:unhideWhenUsed="0" w:uiPriority="0" w:semiHidden="0" w:name="Table Web 3"/>
-    <w:lsdException w:unhideWhenUsed="0" w:uiPriority="0" w:semiHidden="0" w:name="Balloon Text"/>
-    <w:lsdException w:qFormat="1" w:unhideWhenUsed="0" w:uiPriority="0" w:semiHidden="0" w:name="Table Grid"/>
-    <w:lsdException w:unhideWhenUsed="0" w:uiPriority="0" w:semiHidden="0" w:name="Table Theme"/>
-    <w:lsdException w:unhideWhenUsed="0" w:uiPriority="60" w:semiHidden="0" w:name="Light Shading"/>
-    <w:lsdException w:unhideWhenUsed="0" w:uiPriority="61" w:semiHidden="0" w:name="Light List"/>
-    <w:lsdException w:unhideWhenUsed="0" w:uiPriority="62" w:semiHidden="0" w:name="Light Grid"/>
-    <w:lsdException w:unhideWhenUsed="0" w:uiPriority="63" w:semiHidden="0" w:name="Medium Shading 1"/>
-    <w:lsdException w:unhideWhenUsed="0" w:uiPriority="64" w:semiHidden="0" w:name="Medium Shading 2"/>
-    <w:lsdException w:unhideWhenUsed="0" w:uiPriority="65" w:semiHidden="0" w:name="Medium List 1"/>
-    <w:lsdException w:unhideWhenUsed="0" w:uiPriority="66" w:semiHidden="0" w:name="Medium List 2"/>
-    <w:lsdException w:unhideWhenUsed="0" w:uiPriority="67" w:semiHidden="0" w:name="Medium Grid 1"/>
-    <w:lsdException w:unhideWhenUsed="0" w:uiPriority="68" w:semiHidden="0" w:name="Medium Grid 2"/>
-    <w:lsdException w:unhideWhenUsed="0" w:uiPriority="69" w:semiHidden="0" w:name="Medium Grid 3"/>
-    <w:lsdException w:unhideWhenUsed="0" w:uiPriority="70" w:semiHidden="0" w:name="Dark List"/>
-    <w:lsdException w:unhideWhenUsed="0" w:uiPriority="71" w:semiHidden="0" w:name="Colorful Shading"/>
-    <w:lsdException w:unhideWhenUsed="0" w:uiPriority="72" w:semiHidden="0" w:name="Colorful List"/>
-    <w:lsdException w:unhideWhenUsed="0" w:uiPriority="73" w:semiHidden="0" w:name="Colorful Grid"/>
-    <w:lsdException w:unhideWhenUsed="0" w:uiPriority="60" w:semiHidden="0" w:name="Light Shading Accent 1"/>
-    <w:lsdException w:unhideWhenUsed="0" w:uiPriority="61" w:semiHidden="0" w:name="Light List Accent 1"/>
-    <w:lsdException w:unhideWhenUsed="0" w:uiPriority="62" w:semiHidden="0" w:name="Light Grid Accent 1"/>
-    <w:lsdException w:unhideWhenUsed="0" w:uiPriority="63" w:semiHidden="0" w:name="Medium Shading 1 Accent 1"/>
-    <w:lsdException w:unhideWhenUsed="0" w:uiPriority="64" w:semiHidden="0" w:name="Medium Shading 2 Accent 1"/>
-    <w:lsdException w:unhideWhenUsed="0" w:uiPriority="65" w:semiHidden="0" w:name="Medium List 1 Accent 1"/>
-    <w:lsdException w:unhideWhenUsed="0" w:uiPriority="66" w:semiHidden="0" w:name="Medium List 2 Accent 1"/>
-    <w:lsdException w:unhideWhenUsed="0" w:uiPriority="67" w:semiHidden="0" w:name="Medium Grid 1 Accent 1"/>
-    <w:lsdException w:unhideWhenUsed="0" w:uiPriority="68" w:semiHidden="0" w:name="Medium Grid 2 Accent 1"/>
-    <w:lsdException w:unhideWhenUsed="0" w:uiPriority="69" w:semiHidden="0" w:name="Medium Grid 3 Accent 1"/>
-    <w:lsdException w:unhideWhenUsed="0" w:uiPriority="70" w:semiHidden="0" w:name="Dark List Accent 1"/>
-    <w:lsdException w:unhideWhenUsed="0" w:uiPriority="71" w:semiHidden="0" w:name="Colorful Shading Accent 1"/>
-    <w:lsdException w:unhideWhenUsed="0" w:uiPriority="72" w:semiHidden="0" w:name="Colorful List Accent 1"/>
-    <w:lsdException w:unhideWhenUsed="0" w:uiPriority="73" w:semiHidden="0" w:name="Colorful Grid Accent 1"/>
-    <w:lsdException w:unhideWhenUsed="0" w:uiPriority="60" w:semiHidden="0" w:name="Light Shading Accent 2"/>
-    <w:lsdException w:unhideWhenUsed="0" w:uiPriority="61" w:semiHidden="0" w:name="Light List Accent 2"/>
-    <w:lsdException w:unhideWhenUsed="0" w:uiPriority="62" w:semiHidden="0" w:name="Light Grid Accent 2"/>
-    <w:lsdException w:unhideWhenUsed="0" w:uiPriority="63" w:semiHidden="0" w:name="Medium Shading 1 Accent 2"/>
-    <w:lsdException w:unhideWhenUsed="0" w:uiPriority="64" w:semiHidden="0" w:name="Medium Shading 2 Accent 2"/>
-    <w:lsdException w:unhideWhenUsed="0" w:uiPriority="65" w:semiHidden="0" w:name="Medium List 1 Accent 2"/>
-    <w:lsdException w:unhideWhenUsed="0" w:uiPriority="66" w:semiHidden="0" w:name="Medium List 2 Accent 2"/>
-    <w:lsdException w:unhideWhenUsed="0" w:uiPriority="67" w:semiHidden="0" w:name="Medium Grid 1 Accent 2"/>
-    <w:lsdException w:unhideWhenUsed="0" w:uiPriority="68" w:semiHidden="0" w:name="Medium Grid 2 Accent 2"/>
-    <w:lsdException w:unhideWhenUsed="0" w:uiPriority="69" w:semiHidden="0" w:name="Medium Grid 3 Accent 2"/>
-    <w:lsdException w:unhideWhenUsed="0" w:uiPriority="70" w:semiHidden="0" w:name="Dark List Accent 2"/>
-    <w:lsdException w:unhideWhenUsed="0" w:uiPriority="71" w:semiHidden="0" w:name="Colorful Shading Accent 2"/>
-    <w:lsdException w:unhideWhenUsed="0" w:uiPriority="72" w:semiHidden="0" w:name="Colorful List Accent 2"/>
-    <w:lsdException w:unhideWhenUsed="0" w:uiPriority="73" w:semiHidden="0" w:name="Colorful Grid Accent 2"/>
-    <w:lsdException w:unhideWhenUsed="0" w:uiPriority="60" w:semiHidden="0" w:name="Light Shading Accent 3"/>
-    <w:lsdException w:unhideWhenUsed="0" w:uiPriority="61" w:semiHidden="0" w:name="Light List Accent 3"/>
-    <w:lsdException w:unhideWhenUsed="0" w:uiPriority="62" w:semiHidden="0" w:name="Light Grid Accent 3"/>
-    <w:lsdException w:unhideWhenUsed="0" w:uiPriority="63" w:semiHidden="0" w:name="Medium Shading 1 Accent 3"/>
-    <w:lsdException w:unhideWhenUsed="0" w:uiPriority="64" w:semiHidden="0" w:name="Medium Shading 2 Accent 3"/>
-    <w:lsdException w:unhideWhenUsed="0" w:uiPriority="65" w:semiHidden="0" w:name="Medium List 1 Accent 3"/>
-    <w:lsdException w:unhideWhenUsed="0" w:uiPriority="66" w:semiHidden="0" w:name="Medium List 2 Accent 3"/>
-    <w:lsdException w:unhideWhenUsed="0" w:uiPriority="67" w:semiHidden="0" w:name="Medium Grid 1 Accent 3"/>
-    <w:lsdException w:unhideWhenUsed="0" w:uiPriority="68" w:semiHidden="0" w:name="Medium Grid 2 Accent 3"/>
-    <w:lsdException w:unhideWhenUsed="0" w:uiPriority="69" w:semiHidden="0" w:name="Medium Grid 3 Accent 3"/>
-    <w:lsdException w:unhideWhenUsed="0" w:uiPriority="70" w:semiHidden="0" w:name="Dark List Accent 3"/>
-    <w:lsdException w:unhideWhenUsed="0" w:uiPriority="71" w:semiHidden="0" w:name="Colorful Shading Accent 3"/>
-    <w:lsdException w:unhideWhenUsed="0" w:uiPriority="72" w:semiHidden="0" w:name="Colorful List Accent 3"/>
-    <w:lsdException w:unhideWhenUsed="0" w:uiPriority="73" w:semiHidden="0" w:name="Colorful Grid Accent 3"/>
-    <w:lsdException w:unhideWhenUsed="0" w:uiPriority="60" w:semiHidden="0" w:name="Light Shading Accent 4"/>
-    <w:lsdException w:unhideWhenUsed="0" w:uiPriority="61" w:semiHidden="0" w:name="Light List Accent 4"/>
-    <w:lsdException w:unhideWhenUsed="0" w:uiPriority="62" w:semiHidden="0" w:name="Light Grid Accent 4"/>
-    <w:lsdException w:unhideWhenUsed="0" w:uiPriority="63" w:semiHidden="0" w:name="Medium Shading 1 Accent 4"/>
-    <w:lsdException w:unhideWhenUsed="0" w:uiPriority="64" w:semiHidden="0" w:name="Medium Shading 2 Accent 4"/>
-    <w:lsdException w:unhideWhenUsed="0" w:uiPriority="65" w:semiHidden="0" w:name="Medium List 1 Accent 4"/>
-    <w:lsdException w:unhideWhenUsed="0" w:uiPriority="66" w:semiHidden="0" w:name="Medium List 2 Accent 4"/>
-    <w:lsdException w:unhideWhenUsed="0" w:uiPriority="67" w:semiHidden="0" w:name="Medium Grid 1 Accent 4"/>
-    <w:lsdException w:unhideWhenUsed="0" w:uiPriority="68" w:semiHidden="0" w:name="Medium Grid 2 Accent 4"/>
-    <w:lsdException w:unhideWhenUsed="0" w:uiPriority="69" w:semiHidden="0" w:name="Medium Grid 3 Accent 4"/>
-    <w:lsdException w:unhideWhenUsed="0" w:uiPriority="70" w:semiHidden="0" w:name="Dark List Accent 4"/>
-    <w:lsdException w:unhideWhenUsed="0" w:uiPriority="71" w:semiHidden="0" w:name="Colorful Shading Accent 4"/>
-    <w:lsdException w:unhideWhenUsed="0" w:uiPriority="72" w:semiHidden="0" w:name="Colorful List Accent 4"/>
-    <w:lsdException w:unhideWhenUsed="0" w:uiPriority="73" w:semiHidden="0" w:name="Colorful Grid Accent 4"/>
-    <w:lsdException w:unhideWhenUsed="0" w:uiPriority="60" w:semiHidden="0" w:name="Light Shading Accent 5"/>
-    <w:lsdException w:unhideWhenUsed="0" w:uiPriority="61" w:semiHidden="0" w:name="Light List Accent 5"/>
-    <w:lsdException w:unhideWhenUsed="0" w:uiPriority="62" w:semiHidden="0" w:name="Light Grid Accent 5"/>
-    <w:lsdException w:unhideWhenUsed="0" w:uiPriority="63" w:semiHidden="0" w:name="Medium Shading 1 Accent 5"/>
-    <w:lsdException w:unhideWhenUsed="0" w:uiPriority="64" w:semiHidden="0" w:name="Medium Shading 2 Accent 5"/>
-    <w:lsdException w:unhideWhenUsed="0" w:uiPriority="65" w:semiHidden="0" w:name="Medium List 1 Accent 5"/>
-    <w:lsdException w:unhideWhenUsed="0" w:uiPriority="66" w:semiHidden="0" w:name="Medium List 2 Accent 5"/>
-    <w:lsdException w:unhideWhenUsed="0" w:uiPriority="67" w:semiHidden="0" w:name="Medium Grid 1 Accent 5"/>
-    <w:lsdException w:unhideWhenUsed="0" w:uiPriority="68" w:semiHidden="0" w:name="Medium Grid 2 Accent 5"/>
-    <w:lsdException w:unhideWhenUsed="0" w:uiPriority="69" w:semiHidden="0" w:name="Medium Grid 3 Accent 5"/>
-    <w:lsdException w:unhideWhenUsed="0" w:uiPriority="70" w:semiHidden="0" w:name="Dark List Accent 5"/>
-    <w:lsdException w:unhideWhenUsed="0" w:uiPriority="71" w:semiHidden="0" w:name="Colorful Shading Accent 5"/>
-    <w:lsdException w:unhideWhenUsed="0" w:uiPriority="72" w:semiHidden="0" w:name="Colorful List Accent 5"/>
-    <w:lsdException w:unhideWhenUsed="0" w:uiPriority="73" w:semiHidden="0" w:name="Colorful Grid Accent 5"/>
-    <w:lsdException w:unhideWhenUsed="0" w:uiPriority="60" w:semiHidden="0" w:name="Light Shading Accent 6"/>
-    <w:lsdException w:unhideWhenUsed="0" w:uiPriority="61" w:semiHidden="0" w:name="Light List Accent 6"/>
-    <w:lsdException w:unhideWhenUsed="0" w:uiPriority="62" w:semiHidden="0" w:name="Light Grid Accent 6"/>
-    <w:lsdException w:unhideWhenUsed="0" w:uiPriority="63" w:semiHidden="0" w:name="Medium Shading 1 Accent 6"/>
-    <w:lsdException w:unhideWhenUsed="0" w:uiPriority="64" w:semiHidden="0" w:name="Medium Shading 2 Accent 6"/>
-    <w:lsdException w:unhideWhenUsed="0" w:uiPriority="65" w:semiHidden="0" w:name="Medium List 1 Accent 6"/>
-    <w:lsdException w:unhideWhenUsed="0" w:uiPriority="66" w:semiHidden="0" w:name="Medium List 2 Accent 6"/>
-    <w:lsdException w:unhideWhenUsed="0" w:uiPriority="67" w:semiHidden="0" w:name="Medium Grid 1 Accent 6"/>
-    <w:lsdException w:unhideWhenUsed="0" w:uiPriority="68" w:semiHidden="0" w:name="Medium Grid 2 Accent 6"/>
-    <w:lsdException w:unhideWhenUsed="0" w:uiPriority="69" w:semiHidden="0" w:name="Medium Grid 3 Accent 6"/>
-    <w:lsdException w:unhideWhenUsed="0" w:uiPriority="70" w:semiHidden="0" w:name="Dark List Accent 6"/>
-    <w:lsdException w:unhideWhenUsed="0" w:uiPriority="71" w:semiHidden="0" w:name="Colorful Shading Accent 6"/>
-    <w:lsdException w:unhideWhenUsed="0" w:uiPriority="72" w:semiHidden="0" w:name="Colorful List Accent 6"/>
-    <w:lsdException w:unhideWhenUsed="0" w:uiPriority="73" w:semiHidden="0" w:name="Colorful Grid Accent 6"/>
+  <w:latentStyles w:defLockedState="0" w:defUIPriority="99" w:defSemiHidden="1" w:defUnhideWhenUsed="1" w:defQFormat="0" w:count="260">
+    <w:lsdException w:name="Normal" w:semiHidden="0" w:uiPriority="0" w:unhideWhenUsed="0" w:qFormat="1"/>
+    <w:lsdException w:name="heading 1" w:semiHidden="0" w:uiPriority="0" w:unhideWhenUsed="0" w:qFormat="1"/>
+    <w:lsdException w:name="heading 2" w:semiHidden="0" w:uiPriority="0" w:qFormat="1"/>
+    <w:lsdException w:name="heading 3" w:uiPriority="0" w:qFormat="1"/>
+    <w:lsdException w:name="heading 4" w:semiHidden="0" w:uiPriority="0" w:qFormat="1"/>
+    <w:lsdException w:name="heading 5" w:uiPriority="0" w:qFormat="1"/>
+    <w:lsdException w:name="heading 6" w:uiPriority="0" w:qFormat="1"/>
+    <w:lsdException w:name="heading 7" w:uiPriority="0" w:qFormat="1"/>
+    <w:lsdException w:name="heading 8" w:uiPriority="0" w:qFormat="1"/>
+    <w:lsdException w:name="heading 9" w:uiPriority="0" w:qFormat="1"/>
+    <w:lsdException w:name="index 1" w:semiHidden="0" w:uiPriority="0" w:unhideWhenUsed="0"/>
+    <w:lsdException w:name="index 2" w:semiHidden="0" w:uiPriority="0" w:unhideWhenUsed="0"/>
+    <w:lsdException w:name="index 3" w:semiHidden="0" w:uiPriority="0" w:unhideWhenUsed="0"/>
+    <w:lsdException w:name="index 4" w:semiHidden="0" w:uiPriority="0" w:unhideWhenUsed="0"/>
+    <w:lsdException w:name="index 5" w:semiHidden="0" w:uiPriority="0" w:unhideWhenUsed="0"/>
+    <w:lsdException w:name="index 6" w:semiHidden="0" w:uiPriority="0" w:unhideWhenUsed="0"/>
+    <w:lsdException w:name="index 7" w:semiHidden="0" w:uiPriority="0" w:unhideWhenUsed="0"/>
+    <w:lsdException w:name="index 8" w:semiHidden="0" w:uiPriority="0" w:unhideWhenUsed="0"/>
+    <w:lsdException w:name="index 9" w:semiHidden="0" w:uiPriority="0" w:unhideWhenUsed="0"/>
+    <w:lsdException w:name="toc 1" w:semiHidden="0" w:uiPriority="0" w:unhideWhenUsed="0" w:qFormat="1"/>
+    <w:lsdException w:name="toc 2" w:semiHidden="0" w:uiPriority="0" w:unhideWhenUsed="0" w:qFormat="1"/>
+    <w:lsdException w:name="toc 3" w:semiHidden="0" w:uiPriority="0" w:unhideWhenUsed="0" w:qFormat="1"/>
+    <w:lsdException w:name="toc 4" w:semiHidden="0" w:uiPriority="0" w:unhideWhenUsed="0"/>
+    <w:lsdException w:name="toc 5" w:semiHidden="0" w:uiPriority="0" w:unhideWhenUsed="0"/>
+    <w:lsdException w:name="toc 6" w:semiHidden="0" w:uiPriority="0" w:unhideWhenUsed="0"/>
+    <w:lsdException w:name="toc 7" w:semiHidden="0" w:uiPriority="0" w:unhideWhenUsed="0"/>
+    <w:lsdException w:name="toc 8" w:semiHidden="0" w:uiPriority="0" w:unhideWhenUsed="0"/>
+    <w:lsdException w:name="toc 9" w:semiHidden="0" w:uiPriority="0" w:unhideWhenUsed="0"/>
+    <w:lsdException w:name="Normal Indent" w:semiHidden="0" w:uiPriority="0" w:unhideWhenUsed="0"/>
+    <w:lsdException w:name="footnote text" w:semiHidden="0" w:uiPriority="0" w:unhideWhenUsed="0"/>
+    <w:lsdException w:name="annotation text" w:semiHidden="0" w:uiPriority="0" w:unhideWhenUsed="0" w:qFormat="1"/>
+    <w:lsdException w:name="header" w:semiHidden="0" w:uiPriority="0" w:unhideWhenUsed="0" w:qFormat="1"/>
+    <w:lsdException w:name="footer" w:semiHidden="0" w:uiPriority="0" w:unhideWhenUsed="0" w:qFormat="1"/>
+    <w:lsdException w:name="index heading" w:semiHidden="0" w:uiPriority="0" w:unhideWhenUsed="0"/>
+    <w:lsdException w:name="caption" w:uiPriority="0" w:qFormat="1"/>
+    <w:lsdException w:name="table of figures" w:semiHidden="0" w:uiPriority="0" w:unhideWhenUsed="0"/>
+    <w:lsdException w:name="envelope address" w:semiHidden="0" w:uiPriority="0" w:unhideWhenUsed="0"/>
+    <w:lsdException w:name="envelope return" w:semiHidden="0" w:uiPriority="0" w:unhideWhenUsed="0"/>
+    <w:lsdException w:name="footnote reference" w:semiHidden="0" w:uiPriority="0" w:unhideWhenUsed="0"/>
+    <w:lsdException w:name="annotation reference" w:semiHidden="0" w:uiPriority="0" w:unhideWhenUsed="0"/>
+    <w:lsdException w:name="line number" w:semiHidden="0" w:uiPriority="0" w:unhideWhenUsed="0"/>
+    <w:lsdException w:name="page number" w:semiHidden="0" w:uiPriority="0" w:unhideWhenUsed="0"/>
+    <w:lsdException w:name="endnote reference" w:semiHidden="0" w:uiPriority="0" w:unhideWhenUsed="0"/>
+    <w:lsdException w:name="endnote text" w:semiHidden="0" w:uiPriority="0" w:unhideWhenUsed="0"/>
+    <w:lsdException w:name="table of authorities" w:semiHidden="0" w:uiPriority="0" w:unhideWhenUsed="0"/>
+    <w:lsdException w:name="macro" w:semiHidden="0" w:uiPriority="0" w:unhideWhenUsed="0"/>
+    <w:lsdException w:name="toa heading" w:semiHidden="0" w:uiPriority="0" w:unhideWhenUsed="0"/>
+    <w:lsdException w:name="List" w:semiHidden="0" w:uiPriority="0" w:unhideWhenUsed="0"/>
+    <w:lsdException w:name="List Bullet" w:semiHidden="0" w:uiPriority="0" w:unhideWhenUsed="0"/>
+    <w:lsdException w:name="List Number" w:semiHidden="0" w:uiPriority="0" w:unhideWhenUsed="0"/>
+    <w:lsdException w:name="List 2" w:semiHidden="0" w:uiPriority="0" w:unhideWhenUsed="0"/>
+    <w:lsdException w:name="List 3" w:semiHidden="0" w:uiPriority="0" w:unhideWhenUsed="0"/>
+    <w:lsdException w:name="List 4" w:semiHidden="0" w:uiPriority="0" w:unhideWhenUsed="0"/>
+    <w:lsdException w:name="List 5" w:semiHidden="0" w:uiPriority="0" w:unhideWhenUsed="0"/>
+    <w:lsdException w:name="List Bullet 2" w:semiHidden="0" w:uiPriority="0" w:unhideWhenUsed="0"/>
+    <w:lsdException w:name="List Bullet 3" w:semiHidden="0" w:uiPriority="0" w:unhideWhenUsed="0"/>
+    <w:lsdException w:name="List Bullet 4" w:semiHidden="0" w:uiPriority="0" w:unhideWhenUsed="0"/>
+    <w:lsdException w:name="List Bullet 5" w:semiHidden="0" w:uiPriority="0" w:unhideWhenUsed="0"/>
+    <w:lsdException w:name="List Number 2" w:semiHidden="0" w:uiPriority="0" w:unhideWhenUsed="0"/>
+    <w:lsdException w:name="List Number 3" w:semiHidden="0" w:uiPriority="0" w:unhideWhenUsed="0"/>
+    <w:lsdException w:name="List Number 4" w:semiHidden="0" w:uiPriority="0" w:unhideWhenUsed="0"/>
+    <w:lsdException w:name="List Number 5" w:semiHidden="0" w:uiPriority="0" w:unhideWhenUsed="0"/>
+    <w:lsdException w:name="Title" w:semiHidden="0" w:uiPriority="0" w:unhideWhenUsed="0" w:qFormat="1"/>
+    <w:lsdException w:name="Closing" w:semiHidden="0" w:uiPriority="0" w:unhideWhenUsed="0"/>
+    <w:lsdException w:name="Signature" w:semiHidden="0" w:uiPriority="0" w:unhideWhenUsed="0"/>
+    <w:lsdException w:name="Default Paragraph Font" w:uiPriority="0" w:unhideWhenUsed="0" w:qFormat="1"/>
+    <w:lsdException w:name="Body Text" w:uiPriority="0" w:unhideWhenUsed="0" w:qFormat="1"/>
+    <w:lsdException w:name="Body Text Indent" w:semiHidden="0" w:uiPriority="0" w:unhideWhenUsed="0"/>
+    <w:lsdException w:name="List Continue" w:semiHidden="0" w:uiPriority="0" w:unhideWhenUsed="0"/>
+    <w:lsdException w:name="List Continue 2" w:semiHidden="0" w:uiPriority="0" w:unhideWhenUsed="0"/>
+    <w:lsdException w:name="List Continue 3" w:semiHidden="0" w:uiPriority="0" w:unhideWhenUsed="0"/>
+    <w:lsdException w:name="List Continue 4" w:semiHidden="0" w:uiPriority="0" w:unhideWhenUsed="0"/>
+    <w:lsdException w:name="List Continue 5" w:semiHidden="0" w:uiPriority="0" w:unhideWhenUsed="0"/>
+    <w:lsdException w:name="Message Header" w:semiHidden="0" w:uiPriority="0" w:unhideWhenUsed="0"/>
+    <w:lsdException w:name="Subtitle" w:semiHidden="0" w:uiPriority="0" w:unhideWhenUsed="0" w:qFormat="1"/>
+    <w:lsdException w:name="Salutation" w:semiHidden="0" w:uiPriority="0" w:unhideWhenUsed="0"/>
+    <w:lsdException w:name="Date" w:semiHidden="0" w:uiPriority="0" w:unhideWhenUsed="0"/>
+    <w:lsdException w:name="Body Text First Indent" w:semiHidden="0" w:uiPriority="0" w:unhideWhenUsed="0"/>
+    <w:lsdException w:name="Body Text First Indent 2" w:semiHidden="0" w:uiPriority="0" w:unhideWhenUsed="0"/>
+    <w:lsdException w:name="Body Text 2" w:semiHidden="0" w:uiPriority="0" w:unhideWhenUsed="0"/>
+    <w:lsdException w:name="Body Text 3" w:semiHidden="0" w:uiPriority="0" w:unhideWhenUsed="0"/>
+    <w:lsdException w:name="Body Text Indent 2" w:semiHidden="0" w:uiPriority="0" w:unhideWhenUsed="0"/>
+    <w:lsdException w:name="Body Text Indent 3" w:semiHidden="0" w:uiPriority="0" w:unhideWhenUsed="0"/>
+    <w:lsdException w:name="Block Text" w:semiHidden="0" w:uiPriority="0" w:unhideWhenUsed="0"/>
+    <w:lsdException w:name="Hyperlink" w:semiHidden="0" w:uiPriority="0" w:unhideWhenUsed="0"/>
+    <w:lsdException w:name="FollowedHyperlink" w:semiHidden="0" w:uiPriority="0" w:unhideWhenUsed="0"/>
+    <w:lsdException w:name="Strong" w:semiHidden="0" w:uiPriority="0" w:unhideWhenUsed="0" w:qFormat="1"/>
+    <w:lsdException w:name="Emphasis" w:semiHidden="0" w:uiPriority="0" w:unhideWhenUsed="0" w:qFormat="1"/>
+    <w:lsdException w:name="Document Map" w:semiHidden="0" w:uiPriority="0" w:unhideWhenUsed="0"/>
+    <w:lsdException w:name="Plain Text" w:semiHidden="0" w:uiPriority="0" w:unhideWhenUsed="0"/>
+    <w:lsdException w:name="E-mail Signature" w:semiHidden="0" w:uiPriority="0" w:unhideWhenUsed="0"/>
+    <w:lsdException w:name="Normal (Web)" w:semiHidden="0" w:uiPriority="0" w:unhideWhenUsed="0" w:qFormat="1"/>
+    <w:lsdException w:name="HTML Acronym" w:semiHidden="0" w:uiPriority="0" w:unhideWhenUsed="0"/>
+    <w:lsdException w:name="HTML Address" w:semiHidden="0" w:uiPriority="0" w:unhideWhenUsed="0"/>
+    <w:lsdException w:name="HTML Cite" w:semiHidden="0" w:uiPriority="0" w:unhideWhenUsed="0"/>
+    <w:lsdException w:name="HTML Code" w:semiHidden="0" w:uiPriority="0" w:unhideWhenUsed="0"/>
+    <w:lsdException w:name="HTML Definition" w:semiHidden="0" w:uiPriority="0" w:unhideWhenUsed="0"/>
+    <w:lsdException w:name="HTML Keyboard" w:semiHidden="0" w:uiPriority="0" w:unhideWhenUsed="0"/>
+    <w:lsdException w:name="HTML Preformatted" w:semiHidden="0" w:uiPriority="0" w:unhideWhenUsed="0"/>
+    <w:lsdException w:name="HTML Sample" w:semiHidden="0" w:uiPriority="0" w:unhideWhenUsed="0"/>
+    <w:lsdException w:name="HTML Typewriter" w:semiHidden="0" w:uiPriority="0" w:unhideWhenUsed="0"/>
+    <w:lsdException w:name="HTML Variable" w:semiHidden="0" w:uiPriority="0" w:unhideWhenUsed="0"/>
+    <w:lsdException w:name="Normal Table" w:uiPriority="0" w:unhideWhenUsed="0" w:qFormat="1"/>
+    <w:lsdException w:name="annotation subject" w:semiHidden="0" w:uiPriority="0" w:unhideWhenUsed="0"/>
+    <w:lsdException w:name="Table Simple 1" w:semiHidden="0" w:uiPriority="0" w:unhideWhenUsed="0"/>
+    <w:lsdException w:name="Table Simple 2" w:semiHidden="0" w:uiPriority="0" w:unhideWhenUsed="0"/>
+    <w:lsdException w:name="Table Simple 3" w:semiHidden="0" w:uiPriority="0" w:unhideWhenUsed="0"/>
+    <w:lsdException w:name="Table Classic 1" w:semiHidden="0" w:uiPriority="0" w:unhideWhenUsed="0"/>
+    <w:lsdException w:name="Table Classic 2" w:semiHidden="0" w:uiPriority="0" w:unhideWhenUsed="0"/>
+    <w:lsdException w:name="Table Classic 3" w:semiHidden="0" w:uiPriority="0" w:unhideWhenUsed="0"/>
+    <w:lsdException w:name="Table Classic 4" w:semiHidden="0" w:uiPriority="0" w:unhideWhenUsed="0"/>
+    <w:lsdException w:name="Table Colorful 1" w:semiHidden="0" w:uiPriority="0" w:unhideWhenUsed="0"/>
+    <w:lsdException w:name="Table Colorful 2" w:semiHidden="0" w:uiPriority="0" w:unhideWhenUsed="0"/>
+    <w:lsdException w:name="Table Colorful 3" w:semiHidden="0" w:uiPriority="0" w:unhideWhenUsed="0"/>
+    <w:lsdException w:name="Table Columns 1" w:semiHidden="0" w:uiPriority="0" w:unhideWhenUsed="0"/>
+    <w:lsdException w:name="Table Columns 2" w:semiHidden="0" w:uiPriority="0" w:unhideWhenUsed="0"/>
+    <w:lsdException w:name="Table Columns 3" w:semiHidden="0" w:uiPriority="0" w:unhideWhenUsed="0"/>
+    <w:lsdException w:name="Table Columns 4" w:semiHidden="0" w:uiPriority="0" w:unhideWhenUsed="0"/>
+    <w:lsdException w:name="Table Columns 5" w:semiHidden="0" w:uiPriority="0" w:unhideWhenUsed="0"/>
+    <w:lsdException w:name="Table Grid 1" w:semiHidden="0" w:uiPriority="0" w:unhideWhenUsed="0"/>
+    <w:lsdException w:name="Table Grid 2" w:semiHidden="0" w:uiPriority="0" w:unhideWhenUsed="0"/>
+    <w:lsdException w:name="Table Grid 3" w:semiHidden="0" w:uiPriority="0" w:unhideWhenUsed="0"/>
+    <w:lsdException w:name="Table Grid 4" w:semiHidden="0" w:uiPriority="0" w:unhideWhenUsed="0"/>
+    <w:lsdException w:name="Table Grid 5" w:semiHidden="0" w:uiPriority="0" w:unhideWhenUsed="0"/>
+    <w:lsdException w:name="Table Grid 6" w:semiHidden="0" w:uiPriority="0" w:unhideWhenUsed="0"/>
+    <w:lsdException w:name="Table Grid 7" w:semiHidden="0" w:uiPriority="0" w:unhideWhenUsed="0"/>
+    <w:lsdException w:name="Table Grid 8" w:semiHidden="0" w:uiPriority="0" w:unhideWhenUsed="0"/>
+    <w:lsdException w:name="Table List 1" w:semiHidden="0" w:uiPriority="0" w:unhideWhenUsed="0"/>
+    <w:lsdException w:name="Table List 2" w:semiHidden="0" w:uiPriority="0" w:unhideWhenUsed="0"/>
+    <w:lsdException w:name="Table List 3" w:semiHidden="0" w:uiPriority="0" w:unhideWhenUsed="0"/>
+    <w:lsdException w:name="Table List 4" w:semiHidden="0" w:uiPriority="0" w:unhideWhenUsed="0"/>
+    <w:lsdException w:name="Table List 5" w:semiHidden="0" w:uiPriority="0" w:unhideWhenUsed="0"/>
+    <w:lsdException w:name="Table List 6" w:semiHidden="0" w:uiPriority="0" w:unhideWhenUsed="0"/>
+    <w:lsdException w:name="Table List 7" w:semiHidden="0" w:uiPriority="0" w:unhideWhenUsed="0"/>
+    <w:lsdException w:name="Table List 8" w:semiHidden="0" w:uiPriority="0" w:unhideWhenUsed="0"/>
+    <w:lsdException w:name="Table 3D effects 1" w:semiHidden="0" w:uiPriority="0" w:unhideWhenUsed="0"/>
+    <w:lsdException w:name="Table 3D effects 2" w:semiHidden="0" w:uiPriority="0" w:unhideWhenUsed="0"/>
+    <w:lsdException w:name="Table 3D effects 3" w:semiHidden="0" w:uiPriority="0" w:unhideWhenUsed="0"/>
+    <w:lsdException w:name="Table Contemporary" w:semiHidden="0" w:uiPriority="0" w:unhideWhenUsed="0"/>
+    <w:lsdException w:name="Table Elegant" w:semiHidden="0" w:uiPriority="0" w:unhideWhenUsed="0"/>
+    <w:lsdException w:name="Table Professional" w:semiHidden="0" w:uiPriority="0" w:unhideWhenUsed="0"/>
+    <w:lsdException w:name="Table Subtle 1" w:semiHidden="0" w:uiPriority="0" w:unhideWhenUsed="0"/>
+    <w:lsdException w:name="Table Subtle 2" w:semiHidden="0" w:uiPriority="0" w:unhideWhenUsed="0"/>
+    <w:lsdException w:name="Table Web 1" w:semiHidden="0" w:uiPriority="0" w:unhideWhenUsed="0"/>
+    <w:lsdException w:name="Table Web 2" w:semiHidden="0" w:uiPriority="0" w:unhideWhenUsed="0"/>
+    <w:lsdException w:name="Table Web 3" w:semiHidden="0" w:uiPriority="0" w:unhideWhenUsed="0"/>
+    <w:lsdException w:name="Balloon Text" w:semiHidden="0" w:uiPriority="0" w:unhideWhenUsed="0"/>
+    <w:lsdException w:name="Table Grid" w:semiHidden="0" w:uiPriority="0" w:unhideWhenUsed="0" w:qFormat="1"/>
+    <w:lsdException w:name="Table Theme" w:semiHidden="0" w:uiPriority="0" w:unhideWhenUsed="0"/>
+    <w:lsdException w:name="Light Shading" w:semiHidden="0" w:uiPriority="60" w:unhideWhenUsed="0"/>
+    <w:lsdException w:name="Light List" w:semiHidden="0" w:uiPriority="61" w:unhideWhenUsed="0"/>
+    <w:lsdException w:name="Light Grid" w:semiHidden="0" w:uiPriority="62" w:unhideWhenUsed="0"/>
+    <w:lsdException w:name="Medium Shading 1" w:semiHidden="0" w:uiPriority="63" w:unhideWhenUsed="0"/>
+    <w:lsdException w:name="Medium Shading 2" w:semiHidden="0" w:uiPriority="64" w:unhideWhenUsed="0"/>
+    <w:lsdException w:name="Medium List 1" w:semiHidden="0" w:uiPriority="65" w:unhideWhenUsed="0"/>
+    <w:lsdException w:name="Medium List 2" w:semiHidden="0" w:uiPriority="66" w:unhideWhenUsed="0"/>
+    <w:lsdException w:name="Medium Grid 1" w:semiHidden="0" w:uiPriority="67" w:unhideWhenUsed="0"/>
+    <w:lsdException w:name="Medium Grid 2" w:semiHidden="0" w:uiPriority="68" w:unhideWhenUsed="0"/>
+    <w:lsdException w:name="Medium Grid 3" w:semiHidden="0" w:uiPriority="69" w:unhideWhenUsed="0"/>
+    <w:lsdException w:name="Dark List" w:semiHidden="0" w:uiPriority="70" w:unhideWhenUsed="0"/>
+    <w:lsdException w:name="Colorful Shading" w:semiHidden="0" w:uiPriority="71" w:unhideWhenUsed="0"/>
+    <w:lsdException w:name="Colorful List" w:semiHidden="0" w:uiPriority="72" w:unhideWhenUsed="0"/>
+    <w:lsdException w:name="Colorful Grid" w:semiHidden="0" w:uiPriority="73" w:unhideWhenUsed="0"/>
+    <w:lsdException w:name="Light Shading Accent 1" w:semiHidden="0" w:uiPriority="60" w:unhideWhenUsed="0"/>
+    <w:lsdException w:name="Light List Accent 1" w:semiHidden="0" w:uiPriority="61" w:unhideWhenUsed="0"/>
+    <w:lsdException w:name="Light Grid Accent 1" w:semiHidden="0" w:uiPriority="62" w:unhideWhenUsed="0"/>
+    <w:lsdException w:name="Medium Shading 1 Accent 1" w:semiHidden="0" w:uiPriority="63" w:unhideWhenUsed="0"/>
+    <w:lsdException w:name="Medium Shading 2 Accent 1" w:semiHidden="0" w:uiPriority="64" w:unhideWhenUsed="0"/>
+    <w:lsdException w:name="Medium List 1 Accent 1" w:semiHidden="0" w:uiPriority="65" w:unhideWhenUsed="0"/>
+    <w:lsdException w:name="Medium List 2 Accent 1" w:semiHidden="0" w:uiPriority="66" w:unhideWhenUsed="0"/>
+    <w:lsdException w:name="Medium Grid 1 Accent 1" w:semiHidden="0" w:uiPriority="67" w:unhideWhenUsed="0"/>
+    <w:lsdException w:name="Medium Grid 2 Accent 1" w:semiHidden="0" w:uiPriority="68" w:unhideWhenUsed="0"/>
+    <w:lsdException w:name="Medium Grid 3 Accent 1" w:semiHidden="0" w:uiPriority="69" w:unhideWhenUsed="0"/>
+    <w:lsdException w:name="Dark List Accent 1" w:semiHidden="0" w:uiPriority="70" w:unhideWhenUsed="0"/>
+    <w:lsdException w:name="Colorful Shading Accent 1" w:semiHidden="0" w:uiPriority="71" w:unhideWhenUsed="0"/>
+    <w:lsdException w:name="Colorful List Accent 1" w:semiHidden="0" w:uiPriority="72" w:unhideWhenUsed="0"/>
+    <w:lsdException w:name="Colorful Grid Accent 1" w:semiHidden="0" w:uiPriority="73" w:unhideWhenUsed="0"/>
+    <w:lsdException w:name="Light Shading Accent 2" w:semiHidden="0" w:uiPriority="60" w:unhideWhenUsed="0"/>
+    <w:lsdException w:name="Light List Accent 2" w:semiHidden="0" w:uiPriority="61" w:unhideWhenUsed="0"/>
+    <w:lsdException w:name="Light Grid Accent 2" w:semiHidden="0" w:uiPriority="62" w:unhideWhenUsed="0"/>
+    <w:lsdException w:name="Medium Shading 1 Accent 2" w:semiHidden="0" w:uiPriority="63" w:unhideWhenUsed="0"/>
+    <w:lsdException w:name="Medium Shading 2 Accent 2" w:semiHidden="0" w:uiPriority="64" w:unhideWhenUsed="0"/>
+    <w:lsdException w:name="Medium List 1 Accent 2" w:semiHidden="0" w:uiPriority="65" w:unhideWhenUsed="0"/>
+    <w:lsdException w:name="Medium List 2 Accent 2" w:semiHidden="0" w:uiPriority="66" w:unhideWhenUsed="0"/>
+    <w:lsdException w:name="Medium Grid 1 Accent 2" w:semiHidden="0" w:uiPriority="67" w:unhideWhenUsed="0"/>
+    <w:lsdException w:name="Medium Grid 2 Accent 2" w:semiHidden="0" w:uiPriority="68" w:unhideWhenUsed="0"/>
+    <w:lsdException w:name="Medium Grid 3 Accent 2" w:semiHidden="0" w:uiPriority="69" w:unhideWhenUsed="0"/>
+    <w:lsdException w:name="Dark List Accent 2" w:semiHidden="0" w:uiPriority="70" w:unhideWhenUsed="0"/>
+    <w:lsdException w:name="Colorful Shading Accent 2" w:semiHidden="0" w:uiPriority="71" w:unhideWhenUsed="0"/>
+    <w:lsdException w:name="Colorful List Accent 2" w:semiHidden="0" w:uiPriority="72" w:unhideWhenUsed="0"/>
+    <w:lsdException w:name="Colorful Grid Accent 2" w:semiHidden="0" w:uiPriority="73" w:unhideWhenUsed="0"/>
+    <w:lsdException w:name="Light Shading Accent 3" w:semiHidden="0" w:uiPriority="60" w:unhideWhenUsed="0"/>
+    <w:lsdException w:name="Light List Accent 3" w:semiHidden="0" w:uiPriority="61" w:unhideWhenUsed="0"/>
+    <w:lsdException w:name="Light Grid Accent 3" w:semiHidden="0" w:uiPriority="62" w:unhideWhenUsed="0"/>
+    <w:lsdException w:name="Medium Shading 1 Accent 3" w:semiHidden="0" w:uiPriority="63" w:unhideWhenUsed="0"/>
+    <w:lsdException w:name="Medium Shading 2 Accent 3" w:semiHidden="0" w:uiPriority="64" w:unhideWhenUsed="0"/>
+    <w:lsdException w:name="Medium List 1 Accent 3" w:semiHidden="0" w:uiPriority="65" w:unhideWhenUsed="0"/>
+    <w:lsdException w:name="Medium List 2 Accent 3" w:semiHidden="0" w:uiPriority="66" w:unhideWhenUsed="0"/>
+    <w:lsdException w:name="Medium Grid 1 Accent 3" w:semiHidden="0" w:uiPriority="67" w:unhideWhenUsed="0"/>
+    <w:lsdException w:name="Medium Grid 2 Accent 3" w:semiHidden="0" w:uiPriority="68" w:unhideWhenUsed="0"/>
+    <w:lsdException w:name="Medium Grid 3 Accent 3" w:semiHidden="0" w:uiPriority="69" w:unhideWhenUsed="0"/>
+    <w:lsdException w:name="Dark List Accent 3" w:semiHidden="0" w:uiPriority="70" w:unhideWhenUsed="0"/>
+    <w:lsdException w:name="Colorful Shading Accent 3" w:semiHidden="0" w:uiPriority="71" w:unhideWhenUsed="0"/>
+    <w:lsdException w:name="Colorful List Accent 3" w:semiHidden="0" w:uiPriority="72" w:unhideWhenUsed="0"/>
+    <w:lsdException w:name="Colorful Grid Accent 3" w:semiHidden="0" w:uiPriority="73" w:unhideWhenUsed="0"/>
+    <w:lsdException w:name="Light Shading Accent 4" w:semiHidden="0" w:uiPriority="60" w:unhideWhenUsed="0"/>
+    <w:lsdException w:name="Light List Accent 4" w:semiHidden="0" w:uiPriority="61" w:unhideWhenUsed="0"/>
+    <w:lsdException w:name="Light Grid Accent 4" w:semiHidden="0" w:uiPriority="62" w:unhideWhenUsed="0"/>
+    <w:lsdException w:name="Medium Shading 1 Accent 4" w:semiHidden="0" w:uiPriority="63" w:unhideWhenUsed="0"/>
+    <w:lsdException w:name="Medium Shading 2 Accent 4" w:semiHidden="0" w:uiPriority="64" w:unhideWhenUsed="0"/>
+    <w:lsdException w:name="Medium List 1 Accent 4" w:semiHidden="0" w:uiPriority="65" w:unhideWhenUsed="0"/>
+    <w:lsdException w:name="Medium List 2 Accent 4" w:semiHidden="0" w:uiPriority="66" w:unhideWhenUsed="0"/>
+    <w:lsdException w:name="Medium Grid 1 Accent 4" w:semiHidden="0" w:uiPriority="67" w:unhideWhenUsed="0"/>
+    <w:lsdException w:name="Medium Grid 2 Accent 4" w:semiHidden="0" w:uiPriority="68" w:unhideWhenUsed="0"/>
+    <w:lsdException w:name="Medium Grid 3 Accent 4" w:semiHidden="0" w:uiPriority="69" w:unhideWhenUsed="0"/>
+    <w:lsdException w:name="Dark List Accent 4" w:semiHidden="0" w:uiPriority="70" w:unhideWhenUsed="0"/>
+    <w:lsdException w:name="Colorful Shading Accent 4" w:semiHidden="0" w:uiPriority="71" w:unhideWhenUsed="0"/>
+    <w:lsdException w:name="Colorful List Accent 4" w:semiHidden="0" w:uiPriority="72" w:unhideWhenUsed="0"/>
+    <w:lsdException w:name="Colorful Grid Accent 4" w:semiHidden="0" w:uiPriority="73" w:unhideWhenUsed="0"/>
+    <w:lsdException w:name="Light Shading Accent 5" w:semiHidden="0" w:uiPriority="60" w:unhideWhenUsed="0"/>
+    <w:lsdException w:name="Light List Accent 5" w:semiHidden="0" w:uiPriority="61" w:unhideWhenUsed="0"/>
+    <w:lsdException w:name="Light Grid Accent 5" w:semiHidden="0" w:uiPriority="62" w:unhideWhenUsed="0"/>
+    <w:lsdException w:name="Medium Shading 1 Accent 5" w:semiHidden="0" w:uiPriority="63" w:unhideWhenUsed="0"/>
+    <w:lsdException w:name="Medium Shading 2 Accent 5" w:semiHidden="0" w:uiPriority="64" w:unhideWhenUsed="0"/>
+    <w:lsdException w:name="Medium List 1 Accent 5" w:semiHidden="0" w:uiPriority="65" w:unhideWhenUsed="0"/>
+    <w:lsdException w:name="Medium List 2 Accent 5" w:semiHidden="0" w:uiPriority="66" w:unhideWhenUsed="0"/>
+    <w:lsdException w:name="Medium Grid 1 Accent 5" w:semiHidden="0" w:uiPriority="67" w:unhideWhenUsed="0"/>
+    <w:lsdException w:name="Medium Grid 2 Accent 5" w:semiHidden="0" w:uiPriority="68" w:unhideWhenUsed="0"/>
+    <w:lsdException w:name="Medium Grid 3 Accent 5" w:semiHidden="0" w:uiPriority="69" w:unhideWhenUsed="0"/>
+    <w:lsdException w:name="Dark List Accent 5" w:semiHidden="0" w:uiPriority="70" w:unhideWhenUsed="0"/>
+    <w:lsdException w:name="Colorful Shading Accent 5" w:semiHidden="0" w:uiPriority="71" w:unhideWhenUsed="0"/>
+    <w:lsdException w:name="Colorful List Accent 5" w:semiHidden="0" w:uiPriority="72" w:unhideWhenUsed="0"/>
+    <w:lsdException w:name="Colorful Grid Accent 5" w:semiHidden="0" w:uiPriority="73" w:unhideWhenUsed="0"/>
+    <w:lsdException w:name="Light Shading Accent 6" w:semiHidden="0" w:uiPriority="60" w:unhideWhenUsed="0"/>
+    <w:lsdException w:name="Light List Accent 6" w:semiHidden="0" w:uiPriority="61" w:unhideWhenUsed="0"/>
+    <w:lsdException w:name="Light Grid Accent 6" w:semiHidden="0" w:uiPriority="62" w:unhideWhenUsed="0"/>
+    <w:lsdException w:name="Medium Shading 1 Accent 6" w:semiHidden="0" w:uiPriority="63" w:unhideWhenUsed="0"/>
+    <w:lsdException w:name="Medium Shading 2 Accent 6" w:semiHidden="0" w:uiPriority="64" w:unhideWhenUsed="0"/>
+    <w:lsdException w:name="Medium List 1 Accent 6" w:semiHidden="0" w:uiPriority="65" w:unhideWhenUsed="0"/>
+    <w:lsdException w:name="Medium List 2 Accent 6" w:semiHidden="0" w:uiPriority="66" w:unhideWhenUsed="0"/>
+    <w:lsdException w:name="Medium Grid 1 Accent 6" w:semiHidden="0" w:uiPriority="67" w:unhideWhenUsed="0"/>
+    <w:lsdException w:name="Medium Grid 2 Accent 6" w:semiHidden="0" w:uiPriority="68" w:unhideWhenUsed="0"/>
+    <w:lsdException w:name="Medium Grid 3 Accent 6" w:semiHidden="0" w:uiPriority="69" w:unhideWhenUsed="0"/>
+    <w:lsdException w:name="Dark List Accent 6" w:semiHidden="0" w:uiPriority="70" w:unhideWhenUsed="0"/>
+    <w:lsdException w:name="Colorful Shading Accent 6" w:semiHidden="0" w:uiPriority="71" w:unhideWhenUsed="0"/>
+    <w:lsdException w:name="Colorful List Accent 6" w:semiHidden="0" w:uiPriority="72" w:unhideWhenUsed="0"/>
+    <w:lsdException w:name="Colorful Grid Accent 6" w:semiHidden="0" w:uiPriority="73" w:unhideWhenUsed="0"/>
   </w:latentStyles>
-  <w:style w:type="paragraph" w:default="1" w:styleId="1">
+  <w:style w:type="paragraph" w:default="1" w:styleId="Normal">
     <w:name w:val="Normal"/>
     <w:qFormat/>
-    <w:uiPriority w:val="0"/>
     <w:pPr>
       <w:kinsoku w:val="0"/>
       <w:autoSpaceDE w:val="0"/>
@@ -5418,7 +5283,7 @@
       <w:textAlignment w:val="baseline"/>
     </w:pPr>
     <w:rPr>
-      <w:rFonts w:ascii="Arial" w:hAnsi="Arial" w:eastAsia="宋体" w:cs="Arial"/>
+      <w:rFonts w:ascii="Arial" w:eastAsia="宋体" w:hAnsi="Arial" w:cs="Arial"/>
       <w:snapToGrid w:val="0"/>
       <w:color w:val="000000"/>
       <w:kern w:val="0"/>
@@ -5427,12 +5292,11 @@
       <w:lang w:val="en-US" w:eastAsia="en-US" w:bidi="ar-SA"/>
     </w:rPr>
   </w:style>
-  <w:style w:type="paragraph" w:styleId="2">
+  <w:style w:type="paragraph" w:styleId="Heading1">
     <w:name w:val="heading 1"/>
-    <w:basedOn w:val="1"/>
-    <w:next w:val="1"/>
+    <w:basedOn w:val="Normal"/>
+    <w:next w:val="Normal"/>
     <w:qFormat/>
-    <w:uiPriority w:val="0"/>
     <w:pPr>
       <w:keepNext/>
       <w:keepLines/>
@@ -5450,13 +5314,12 @@
       <w:sz w:val="44"/>
     </w:rPr>
   </w:style>
-  <w:style w:type="paragraph" w:styleId="3">
+  <w:style w:type="paragraph" w:styleId="Heading2">
     <w:name w:val="heading 2"/>
-    <w:basedOn w:val="1"/>
-    <w:next w:val="1"/>
+    <w:basedOn w:val="Normal"/>
+    <w:next w:val="Normal"/>
     <w:unhideWhenUsed/>
     <w:qFormat/>
-    <w:uiPriority w:val="0"/>
     <w:pPr>
       <w:keepNext/>
       <w:keepLines/>
@@ -5469,19 +5332,18 @@
       <w:outlineLvl w:val="1"/>
     </w:pPr>
     <w:rPr>
-      <w:rFonts w:ascii="Arial" w:hAnsi="Arial" w:eastAsia="黑体"/>
+      <w:rFonts w:ascii="Arial" w:eastAsia="黑体" w:hAnsi="Arial"/>
       <w:b/>
       <w:sz w:val="32"/>
     </w:rPr>
   </w:style>
-  <w:style w:type="paragraph" w:styleId="4">
+  <w:style w:type="paragraph" w:styleId="Heading3">
     <w:name w:val="heading 3"/>
-    <w:basedOn w:val="1"/>
-    <w:next w:val="1"/>
+    <w:basedOn w:val="Normal"/>
+    <w:next w:val="Normal"/>
     <w:semiHidden/>
     <w:unhideWhenUsed/>
     <w:qFormat/>
-    <w:uiPriority w:val="0"/>
     <w:pPr>
       <w:keepNext/>
       <w:keepLines/>
@@ -5498,13 +5360,12 @@
       <w:sz w:val="32"/>
     </w:rPr>
   </w:style>
-  <w:style w:type="paragraph" w:styleId="5">
+  <w:style w:type="paragraph" w:styleId="Heading4">
     <w:name w:val="heading 4"/>
-    <w:basedOn w:val="1"/>
-    <w:next w:val="1"/>
+    <w:basedOn w:val="Normal"/>
+    <w:next w:val="Normal"/>
     <w:unhideWhenUsed/>
     <w:qFormat/>
-    <w:uiPriority w:val="0"/>
     <w:pPr>
       <w:keepNext/>
       <w:keepLines/>
@@ -5517,19 +5378,18 @@
       <w:outlineLvl w:val="3"/>
     </w:pPr>
     <w:rPr>
-      <w:rFonts w:ascii="Arial" w:hAnsi="Arial" w:eastAsia="黑体"/>
+      <w:rFonts w:ascii="Arial" w:eastAsia="黑体" w:hAnsi="Arial"/>
       <w:b/>
       <w:sz w:val="28"/>
     </w:rPr>
   </w:style>
-  <w:style w:type="paragraph" w:styleId="6">
+  <w:style w:type="paragraph" w:styleId="Heading5">
     <w:name w:val="heading 5"/>
-    <w:basedOn w:val="1"/>
-    <w:next w:val="1"/>
+    <w:basedOn w:val="Normal"/>
+    <w:next w:val="Normal"/>
     <w:semiHidden/>
     <w:unhideWhenUsed/>
     <w:qFormat/>
-    <w:uiPriority w:val="0"/>
     <w:pPr>
       <w:keepNext/>
       <w:keepLines/>
@@ -5546,14 +5406,13 @@
       <w:sz w:val="28"/>
     </w:rPr>
   </w:style>
-  <w:style w:type="paragraph" w:styleId="7">
+  <w:style w:type="paragraph" w:styleId="Heading6">
     <w:name w:val="heading 6"/>
-    <w:basedOn w:val="1"/>
-    <w:next w:val="1"/>
+    <w:basedOn w:val="Normal"/>
+    <w:next w:val="Normal"/>
     <w:semiHidden/>
     <w:unhideWhenUsed/>
     <w:qFormat/>
-    <w:uiPriority w:val="0"/>
     <w:pPr>
       <w:keepNext/>
       <w:keepLines/>
@@ -5566,19 +5425,18 @@
       <w:outlineLvl w:val="5"/>
     </w:pPr>
     <w:rPr>
-      <w:rFonts w:ascii="Arial" w:hAnsi="Arial" w:eastAsia="黑体"/>
+      <w:rFonts w:ascii="Arial" w:eastAsia="黑体" w:hAnsi="Arial"/>
       <w:b/>
       <w:sz w:val="24"/>
     </w:rPr>
   </w:style>
-  <w:style w:type="paragraph" w:styleId="8">
+  <w:style w:type="paragraph" w:styleId="Heading7">
     <w:name w:val="heading 7"/>
-    <w:basedOn w:val="1"/>
-    <w:next w:val="1"/>
+    <w:basedOn w:val="Normal"/>
+    <w:next w:val="Normal"/>
     <w:semiHidden/>
     <w:unhideWhenUsed/>
     <w:qFormat/>
-    <w:uiPriority w:val="0"/>
     <w:pPr>
       <w:keepNext/>
       <w:keepLines/>
@@ -5595,14 +5453,13 @@
       <w:sz w:val="24"/>
     </w:rPr>
   </w:style>
-  <w:style w:type="paragraph" w:styleId="9">
+  <w:style w:type="paragraph" w:styleId="Heading8">
     <w:name w:val="heading 8"/>
-    <w:basedOn w:val="1"/>
-    <w:next w:val="1"/>
+    <w:basedOn w:val="Normal"/>
+    <w:next w:val="Normal"/>
     <w:semiHidden/>
     <w:unhideWhenUsed/>
     <w:qFormat/>
-    <w:uiPriority w:val="0"/>
     <w:pPr>
       <w:keepNext/>
       <w:keepLines/>
@@ -5615,18 +5472,17 @@
       <w:outlineLvl w:val="7"/>
     </w:pPr>
     <w:rPr>
-      <w:rFonts w:ascii="Arial" w:hAnsi="Arial" w:eastAsia="黑体"/>
+      <w:rFonts w:ascii="Arial" w:eastAsia="黑体" w:hAnsi="Arial"/>
       <w:sz w:val="24"/>
     </w:rPr>
   </w:style>
-  <w:style w:type="paragraph" w:styleId="10">
+  <w:style w:type="paragraph" w:styleId="Heading9">
     <w:name w:val="heading 9"/>
-    <w:basedOn w:val="1"/>
-    <w:next w:val="1"/>
+    <w:basedOn w:val="Normal"/>
+    <w:next w:val="Normal"/>
     <w:semiHidden/>
     <w:unhideWhenUsed/>
     <w:qFormat/>
-    <w:uiPriority w:val="0"/>
     <w:pPr>
       <w:keepNext/>
       <w:keepLines/>
@@ -5639,21 +5495,19 @@
       <w:outlineLvl w:val="8"/>
     </w:pPr>
     <w:rPr>
-      <w:rFonts w:ascii="Arial" w:hAnsi="Arial" w:eastAsia="黑体"/>
+      <w:rFonts w:ascii="Arial" w:eastAsia="黑体" w:hAnsi="Arial"/>
       <w:sz w:val="21"/>
     </w:rPr>
   </w:style>
-  <w:style w:type="character" w:default="1" w:styleId="22">
+  <w:style w:type="character" w:default="1" w:styleId="DefaultParagraphFont">
     <w:name w:val="Default Paragraph Font"/>
     <w:semiHidden/>
     <w:qFormat/>
-    <w:uiPriority w:val="0"/>
   </w:style>
-  <w:style w:type="table" w:default="1" w:styleId="20">
+  <w:style w:type="table" w:default="1" w:styleId="TableNormal">
     <w:name w:val="Normal Table"/>
     <w:semiHidden/>
     <w:qFormat/>
-    <w:uiPriority w:val="0"/>
     <w:tblPr>
       <w:tblCellMar>
         <w:top w:w="0" w:type="dxa"/>
@@ -5663,43 +5517,39 @@
       </w:tblCellMar>
     </w:tblPr>
   </w:style>
-  <w:style w:type="paragraph" w:styleId="11">
+  <w:style w:type="paragraph" w:styleId="CommentText">
     <w:name w:val="annotation text"/>
-    <w:basedOn w:val="1"/>
+    <w:basedOn w:val="Normal"/>
     <w:qFormat/>
-    <w:uiPriority w:val="0"/>
     <w:pPr>
       <w:jc w:val="left"/>
     </w:pPr>
   </w:style>
-  <w:style w:type="paragraph" w:styleId="12">
+  <w:style w:type="paragraph" w:styleId="BodyText">
     <w:name w:val="Body Text"/>
-    <w:basedOn w:val="1"/>
+    <w:basedOn w:val="Normal"/>
     <w:semiHidden/>
     <w:qFormat/>
-    <w:uiPriority w:val="0"/>
     <w:rPr>
-      <w:rFonts w:ascii="Arial" w:hAnsi="Arial" w:eastAsia="Arial" w:cs="Arial"/>
+      <w:rFonts w:ascii="Arial" w:eastAsia="Arial" w:hAnsi="Arial" w:cs="Arial"/>
       <w:sz w:val="21"/>
       <w:szCs w:val="21"/>
       <w:lang w:val="en-US" w:eastAsia="en-US" w:bidi="ar-SA"/>
     </w:rPr>
   </w:style>
-  <w:style w:type="paragraph" w:styleId="13">
+  <w:style w:type="paragraph" w:styleId="TOC3">
     <w:name w:val="toc 3"/>
-    <w:basedOn w:val="1"/>
-    <w:next w:val="1"/>
+    <w:basedOn w:val="Normal"/>
+    <w:next w:val="Normal"/>
     <w:qFormat/>
-    <w:uiPriority w:val="0"/>
     <w:pPr>
       <w:ind w:left="840" w:leftChars="400"/>
     </w:pPr>
   </w:style>
-  <w:style w:type="paragraph" w:styleId="14">
+  <w:style w:type="paragraph" w:styleId="Footer">
     <w:name w:val="footer"/>
-    <w:basedOn w:val="1"/>
+    <w:basedOn w:val="Normal"/>
     <w:qFormat/>
-    <w:uiPriority w:val="0"/>
     <w:pPr>
       <w:tabs>
         <w:tab w:val="center" w:pos="4153"/>
@@ -5712,17 +5562,16 @@
       <w:sz w:val="18"/>
     </w:rPr>
   </w:style>
-  <w:style w:type="paragraph" w:styleId="15">
+  <w:style w:type="paragraph" w:styleId="Header">
     <w:name w:val="header"/>
-    <w:basedOn w:val="1"/>
+    <w:basedOn w:val="Normal"/>
     <w:qFormat/>
-    <w:uiPriority w:val="0"/>
     <w:pPr>
       <w:pBdr>
-        <w:top w:val="none" w:color="auto" w:sz="0" w:space="0"/>
-        <w:left w:val="none" w:color="auto" w:sz="0" w:space="0"/>
-        <w:bottom w:val="none" w:color="auto" w:sz="0" w:space="0"/>
-        <w:right w:val="none" w:color="auto" w:sz="0" w:space="0"/>
+        <w:top w:val="nil"/>
+        <w:left w:val="nil"/>
+        <w:bottom w:val="nil"/>
+        <w:right w:val="nil"/>
       </w:pBdr>
       <w:tabs>
         <w:tab w:val="center" w:pos="4153"/>
@@ -5737,41 +5586,37 @@
       <w:sz w:val="18"/>
     </w:rPr>
   </w:style>
-  <w:style w:type="paragraph" w:styleId="16">
+  <w:style w:type="paragraph" w:styleId="TOC1">
     <w:name w:val="toc 1"/>
-    <w:basedOn w:val="1"/>
-    <w:next w:val="1"/>
+    <w:basedOn w:val="Normal"/>
+    <w:next w:val="Normal"/>
     <w:qFormat/>
-    <w:uiPriority w:val="0"/>
     <w:rPr>
-      <w:rFonts w:ascii="Arial" w:hAnsi="Arial" w:eastAsia="Microsoft JhengHei"/>
+      <w:rFonts w:ascii="Arial" w:eastAsia="Microsoft JhengHei" w:hAnsi="Arial"/>
       <w:sz w:val="24"/>
     </w:rPr>
   </w:style>
-  <w:style w:type="paragraph" w:styleId="17">
+  <w:style w:type="paragraph" w:styleId="TOC2">
     <w:name w:val="toc 2"/>
-    <w:basedOn w:val="1"/>
-    <w:next w:val="1"/>
+    <w:basedOn w:val="Normal"/>
+    <w:next w:val="Normal"/>
     <w:qFormat/>
-    <w:uiPriority w:val="0"/>
     <w:pPr>
       <w:ind w:left="420" w:leftChars="200"/>
     </w:pPr>
   </w:style>
-  <w:style w:type="paragraph" w:styleId="18">
+  <w:style w:type="paragraph" w:styleId="NormalWeb">
     <w:name w:val="Normal (Web)"/>
-    <w:basedOn w:val="1"/>
+    <w:basedOn w:val="Normal"/>
     <w:qFormat/>
-    <w:uiPriority w:val="0"/>
     <w:rPr>
       <w:sz w:val="24"/>
     </w:rPr>
   </w:style>
-  <w:style w:type="paragraph" w:styleId="19">
+  <w:style w:type="paragraph" w:styleId="Title">
     <w:name w:val="Title"/>
-    <w:basedOn w:val="1"/>
+    <w:basedOn w:val="Normal"/>
     <w:qFormat/>
-    <w:uiPriority w:val="0"/>
     <w:pPr>
       <w:spacing w:before="240" w:beforeLines="0" w:beforeAutospacing="0" w:after="60" w:afterLines="0" w:afterAutospacing="0"/>
       <w:jc w:val="center"/>
@@ -5783,41 +5628,38 @@
       <w:sz w:val="32"/>
     </w:rPr>
   </w:style>
-  <w:style w:type="table" w:styleId="21">
+  <w:style w:type="table" w:styleId="TableGrid">
     <w:name w:val="Table Grid"/>
-    <w:basedOn w:val="20"/>
+    <w:basedOn w:val="TableNormal"/>
     <w:qFormat/>
-    <w:uiPriority w:val="0"/>
     <w:pPr>
       <w:widowControl w:val="0"/>
       <w:jc w:val="both"/>
     </w:pPr>
     <w:tblPr>
       <w:tblBorders>
-        <w:top w:val="single" w:color="auto" w:sz="4" w:space="0"/>
-        <w:left w:val="single" w:color="auto" w:sz="4" w:space="0"/>
-        <w:bottom w:val="single" w:color="auto" w:sz="4" w:space="0"/>
-        <w:right w:val="single" w:color="auto" w:sz="4" w:space="0"/>
-        <w:insideH w:val="single" w:color="auto" w:sz="4" w:space="0"/>
-        <w:insideV w:val="single" w:color="auto" w:sz="4" w:space="0"/>
+        <w:top w:val="single" w:sz="4" w:space="0" w:color="auto"/>
+        <w:left w:val="single" w:sz="4" w:space="0" w:color="auto"/>
+        <w:bottom w:val="single" w:sz="4" w:space="0" w:color="auto"/>
+        <w:right w:val="single" w:sz="4" w:space="0" w:color="auto"/>
+        <w:insideH w:val="single" w:sz="4" w:space="0" w:color="auto"/>
+        <w:insideV w:val="single" w:sz="4" w:space="0" w:color="auto"/>
       </w:tblBorders>
     </w:tblPr>
   </w:style>
-  <w:style w:type="character" w:styleId="23">
+  <w:style w:type="character" w:styleId="Strong">
     <w:name w:val="Strong"/>
-    <w:basedOn w:val="22"/>
+    <w:basedOn w:val="DefaultParagraphFont"/>
     <w:qFormat/>
-    <w:uiPriority w:val="0"/>
     <w:rPr>
       <w:b/>
     </w:rPr>
   </w:style>
-  <w:style w:type="table" w:customStyle="1" w:styleId="24">
+  <w:style w:type="table" w:customStyle="1" w:styleId="TableNormal0">
     <w:name w:val="Table Normal_0"/>
     <w:semiHidden/>
     <w:unhideWhenUsed/>
     <w:qFormat/>
-    <w:uiPriority w:val="0"/>
     <w:tblPr>
       <w:tblCellMar>
         <w:top w:w="0" w:type="dxa"/>
@@ -5827,119 +5669,111 @@
       </w:tblCellMar>
     </w:tblPr>
   </w:style>
-  <w:style w:type="paragraph" w:customStyle="1" w:styleId="25">
+  <w:style w:type="paragraph" w:customStyle="1" w:styleId="TableText">
     <w:name w:val="Table Text"/>
-    <w:basedOn w:val="1"/>
+    <w:basedOn w:val="Normal"/>
     <w:semiHidden/>
     <w:qFormat/>
-    <w:uiPriority w:val="0"/>
     <w:rPr>
-      <w:rFonts w:ascii="宋体" w:hAnsi="宋体" w:eastAsia="宋体" w:cs="宋体"/>
+      <w:rFonts w:ascii="宋体" w:eastAsia="宋体" w:hAnsi="宋体" w:cs="宋体"/>
       <w:sz w:val="21"/>
       <w:szCs w:val="21"/>
       <w:lang w:val="en-US" w:eastAsia="en-US" w:bidi="ar-SA"/>
     </w:rPr>
   </w:style>
-  <w:style w:type="paragraph" w:customStyle="1" w:styleId="26">
+  <w:style w:type="paragraph" w:customStyle="1" w:styleId="a">
     <w:name w:val="柴_公司名"/>
-    <w:basedOn w:val="19"/>
+    <w:basedOn w:val="Title"/>
     <w:qFormat/>
-    <w:uiPriority w:val="0"/>
     <w:pPr>
       <w:spacing w:after="600" w:afterLines="600"/>
     </w:pPr>
     <w:rPr>
-      <w:rFonts w:hint="eastAsia" w:ascii="宋体" w:hAnsi="宋体" w:eastAsia="宋体" w:cs="宋体"/>
+      <w:rFonts w:ascii="宋体" w:eastAsia="宋体" w:hAnsi="宋体" w:cs="宋体" w:hint="eastAsia"/>
       <w:bCs/>
       <w:spacing w:val="-6"/>
       <w:sz w:val="52"/>
       <w:szCs w:val="52"/>
     </w:rPr>
   </w:style>
-  <w:style w:type="paragraph" w:customStyle="1" w:styleId="27">
+  <w:style w:type="paragraph" w:customStyle="1" w:styleId="a0">
     <w:name w:val="柴_文档名"/>
-    <w:basedOn w:val="19"/>
+    <w:basedOn w:val="Title"/>
     <w:qFormat/>
-    <w:uiPriority w:val="0"/>
     <w:pPr>
       <w:spacing w:after="900" w:afterLines="900"/>
     </w:pPr>
     <w:rPr>
-      <w:rFonts w:ascii="黑体" w:hAnsi="黑体" w:eastAsia="黑体" w:cs="黑体"/>
+      <w:rFonts w:ascii="黑体" w:eastAsia="黑体" w:hAnsi="黑体" w:cs="黑体"/>
       <w:bCs/>
       <w:spacing w:val="-7"/>
       <w:sz w:val="52"/>
       <w:szCs w:val="52"/>
     </w:rPr>
   </w:style>
-  <w:style w:type="paragraph" w:customStyle="1" w:styleId="28">
+  <w:style w:type="paragraph" w:customStyle="1" w:styleId="1">
     <w:name w:val="柴_标题1"/>
-    <w:basedOn w:val="2"/>
-    <w:next w:val="29"/>
-    <w:link w:val="38"/>
+    <w:basedOn w:val="Heading1"/>
+    <w:next w:val="a1"/>
+    <w:link w:val="1Char"/>
     <w:qFormat/>
-    <w:uiPriority w:val="0"/>
     <w:pPr>
       <w:spacing w:before="100" w:after="90" w:line="360" w:lineRule="auto"/>
     </w:pPr>
     <w:rPr>
-      <w:rFonts w:ascii="Arial" w:hAnsi="Arial" w:eastAsia="宋体"/>
+      <w:rFonts w:ascii="Arial" w:eastAsia="宋体" w:hAnsi="Arial"/>
       <w:sz w:val="32"/>
     </w:rPr>
   </w:style>
-  <w:style w:type="paragraph" w:customStyle="1" w:styleId="29">
+  <w:style w:type="paragraph" w:customStyle="1" w:styleId="a1">
     <w:name w:val="柴_正文"/>
-    <w:basedOn w:val="12"/>
-    <w:link w:val="41"/>
+    <w:basedOn w:val="BodyText"/>
+    <w:link w:val="Char"/>
     <w:qFormat/>
-    <w:uiPriority w:val="0"/>
     <w:pPr>
       <w:spacing w:line="360" w:lineRule="auto"/>
       <w:ind w:firstLine="470" w:firstLineChars="200"/>
     </w:pPr>
     <w:rPr>
-      <w:rFonts w:ascii="Arial" w:hAnsi="Arial" w:eastAsia="宋体"/>
+      <w:rFonts w:ascii="Arial" w:eastAsia="宋体" w:hAnsi="Arial"/>
       <w:sz w:val="24"/>
       <w:lang w:eastAsia="zh-CN"/>
     </w:rPr>
   </w:style>
-  <w:style w:type="paragraph" w:customStyle="1" w:styleId="30">
+  <w:style w:type="paragraph" w:customStyle="1" w:styleId="2">
     <w:name w:val="柴_标题2"/>
-    <w:basedOn w:val="3"/>
-    <w:next w:val="29"/>
+    <w:basedOn w:val="Heading2"/>
+    <w:next w:val="a1"/>
     <w:qFormat/>
-    <w:uiPriority w:val="0"/>
     <w:pPr>
       <w:spacing w:line="360" w:lineRule="auto"/>
     </w:pPr>
     <w:rPr>
-      <w:rFonts w:ascii="Arial" w:hAnsi="Arial" w:eastAsia="宋体"/>
+      <w:rFonts w:ascii="Arial" w:eastAsia="宋体" w:hAnsi="Arial"/>
       <w:sz w:val="28"/>
     </w:rPr>
   </w:style>
-  <w:style w:type="paragraph" w:customStyle="1" w:styleId="31">
+  <w:style w:type="paragraph" w:customStyle="1" w:styleId="3">
     <w:name w:val="柴_标题3"/>
-    <w:basedOn w:val="4"/>
-    <w:next w:val="29"/>
+    <w:basedOn w:val="Heading3"/>
+    <w:next w:val="a1"/>
     <w:qFormat/>
-    <w:uiPriority w:val="0"/>
     <w:pPr>
       <w:spacing w:line="360" w:lineRule="auto"/>
       <w:ind w:left="0" w:firstLine="472" w:firstLineChars="200"/>
     </w:pPr>
     <w:rPr>
-      <w:rFonts w:ascii="宋体" w:hAnsi="宋体" w:eastAsia="宋体" w:cs="宋体"/>
+      <w:rFonts w:ascii="宋体" w:eastAsia="宋体" w:hAnsi="宋体" w:cs="宋体"/>
       <w:spacing w:val="-2"/>
       <w:sz w:val="24"/>
       <w:szCs w:val="24"/>
     </w:rPr>
   </w:style>
-  <w:style w:type="paragraph" w:customStyle="1" w:styleId="32">
+  <w:style w:type="paragraph" w:customStyle="1" w:styleId="a2">
     <w:name w:val="柴_目录"/>
-    <w:basedOn w:val="1"/>
-    <w:next w:val="12"/>
+    <w:basedOn w:val="Normal"/>
+    <w:next w:val="BodyText"/>
     <w:qFormat/>
-    <w:uiPriority w:val="0"/>
     <w:pPr>
       <w:tabs>
         <w:tab w:val="right" w:leader="dot" w:pos="8442"/>
@@ -5947,64 +5781,59 @@
       <w:ind w:left="0" w:leftChars="0"/>
     </w:pPr>
     <w:rPr>
-      <w:rFonts w:ascii="Arial" w:hAnsi="Arial" w:eastAsia="Microsoft JhengHei"/>
+      <w:rFonts w:ascii="Arial" w:eastAsia="Microsoft JhengHei" w:hAnsi="Arial"/>
       <w:sz w:val="24"/>
     </w:rPr>
   </w:style>
-  <w:style w:type="paragraph" w:customStyle="1" w:styleId="33">
+  <w:style w:type="paragraph" w:customStyle="1" w:styleId="WPSOffice1">
     <w:name w:val="WPSOffice手动目录 1"/>
     <w:qFormat/>
-    <w:uiPriority w:val="0"/>
     <w:pPr>
       <w:ind w:leftChars="0"/>
     </w:pPr>
     <w:rPr>
-      <w:rFonts w:ascii="Times New Roman" w:hAnsi="Times New Roman" w:eastAsia="宋体" w:cs="Times New Roman"/>
+      <w:rFonts w:ascii="Times New Roman" w:eastAsia="宋体" w:hAnsi="Times New Roman" w:cs="Times New Roman"/>
       <w:sz w:val="20"/>
       <w:szCs w:val="20"/>
     </w:rPr>
   </w:style>
-  <w:style w:type="paragraph" w:customStyle="1" w:styleId="34">
+  <w:style w:type="paragraph" w:customStyle="1" w:styleId="WPSOffice2">
     <w:name w:val="WPSOffice手动目录 2"/>
     <w:qFormat/>
-    <w:uiPriority w:val="0"/>
     <w:pPr>
       <w:ind w:leftChars="200"/>
     </w:pPr>
     <w:rPr>
-      <w:rFonts w:ascii="Times New Roman" w:hAnsi="Times New Roman" w:eastAsia="宋体" w:cs="Times New Roman"/>
+      <w:rFonts w:ascii="Times New Roman" w:eastAsia="宋体" w:hAnsi="Times New Roman" w:cs="Times New Roman"/>
       <w:sz w:val="20"/>
       <w:szCs w:val="20"/>
     </w:rPr>
   </w:style>
-  <w:style w:type="paragraph" w:customStyle="1" w:styleId="35">
+  <w:style w:type="paragraph" w:customStyle="1" w:styleId="WPSOffice3">
     <w:name w:val="WPSOffice手动目录 3"/>
     <w:qFormat/>
-    <w:uiPriority w:val="0"/>
     <w:pPr>
       <w:ind w:leftChars="400"/>
     </w:pPr>
     <w:rPr>
-      <w:rFonts w:ascii="Times New Roman" w:hAnsi="Times New Roman" w:eastAsia="宋体" w:cs="Times New Roman"/>
+      <w:rFonts w:ascii="Times New Roman" w:eastAsia="宋体" w:hAnsi="Times New Roman" w:cs="Times New Roman"/>
       <w:sz w:val="20"/>
       <w:szCs w:val="20"/>
     </w:rPr>
   </w:style>
-  <w:style w:type="paragraph" w:customStyle="1" w:styleId="36">
+  <w:style w:type="paragraph" w:customStyle="1" w:styleId="Compact">
     <w:name w:val="Compact"/>
-    <w:basedOn w:val="12"/>
+    <w:basedOn w:val="BodyText"/>
     <w:qFormat/>
-    <w:uiPriority w:val="0"/>
     <w:pPr>
       <w:spacing w:before="36" w:after="36"/>
     </w:pPr>
   </w:style>
-  <w:style w:type="table" w:customStyle="1" w:styleId="37">
+  <w:style w:type="table" w:customStyle="1" w:styleId="Table">
     <w:name w:val="Table"/>
     <w:semiHidden/>
     <w:unhideWhenUsed/>
     <w:qFormat/>
-    <w:uiPriority w:val="0"/>
     <w:tblPr>
       <w:tblCellMar>
         <w:top w:w="0" w:type="dxa"/>
@@ -6016,27 +5845,25 @@
     <w:tblStylePr w:type="firstRow">
       <w:tcPr>
         <w:tcBorders>
-          <w:bottom w:val="single" w:color="auto" w:sz="0" w:space="0"/>
+          <w:bottom w:val="single" w:sz="0" w:space="0" w:color="auto"/>
         </w:tcBorders>
         <w:vAlign w:val="bottom"/>
       </w:tcPr>
     </w:tblStylePr>
   </w:style>
-  <w:style w:type="character" w:customStyle="1" w:styleId="38">
+  <w:style w:type="character" w:customStyle="1" w:styleId="1Char">
     <w:name w:val="柴_标题1 Char"/>
-    <w:link w:val="28"/>
+    <w:link w:val="1"/>
     <w:qFormat/>
-    <w:uiPriority w:val="0"/>
     <w:rPr>
-      <w:rFonts w:ascii="Arial" w:hAnsi="Arial" w:eastAsia="宋体"/>
+      <w:rFonts w:ascii="Arial" w:eastAsia="宋体" w:hAnsi="Arial"/>
       <w:sz w:val="32"/>
     </w:rPr>
   </w:style>
-  <w:style w:type="paragraph" w:customStyle="1" w:styleId="39">
+  <w:style w:type="paragraph" w:customStyle="1" w:styleId="a3">
     <w:name w:val="柴_正文_无缩进"/>
-    <w:basedOn w:val="1"/>
+    <w:basedOn w:val="Normal"/>
     <w:qFormat/>
-    <w:uiPriority w:val="0"/>
     <w:pPr>
       <w:ind w:firstLine="0" w:firstLineChars="0"/>
     </w:pPr>
@@ -6046,41 +5873,38 @@
       <w:lang w:eastAsia="zh-CN"/>
     </w:rPr>
   </w:style>
-  <w:style w:type="paragraph" w:customStyle="1" w:styleId="40">
+  <w:style w:type="paragraph" w:customStyle="1" w:styleId="4">
     <w:name w:val="柴_标题4"/>
-    <w:basedOn w:val="5"/>
-    <w:next w:val="1"/>
+    <w:basedOn w:val="Heading4"/>
+    <w:next w:val="Normal"/>
     <w:qFormat/>
-    <w:uiPriority w:val="0"/>
     <w:pPr>
       <w:widowControl w:val="0"/>
       <w:spacing w:before="160" w:line="360" w:lineRule="auto"/>
-      <w:ind w:left="981" w:leftChars="300" w:hanging="862"/>
+      <w:ind w:left="981" w:hanging="862" w:leftChars="300"/>
     </w:pPr>
     <w:rPr>
-      <w:rFonts w:hint="eastAsia" w:ascii="Calibri" w:hAnsi="Calibri" w:eastAsia="宋体" w:cs="宋体"/>
+      <w:rFonts w:ascii="Calibri" w:eastAsia="宋体" w:hAnsi="Calibri" w:cs="宋体" w:hint="eastAsia"/>
       <w:sz w:val="24"/>
       <w:szCs w:val="24"/>
       <w:lang w:eastAsia="zh-CN" w:bidi="zh-CN"/>
     </w:rPr>
   </w:style>
-  <w:style w:type="character" w:customStyle="1" w:styleId="41">
+  <w:style w:type="character" w:customStyle="1" w:styleId="Char">
     <w:name w:val="柴_正文 Char"/>
-    <w:link w:val="29"/>
+    <w:link w:val="a1"/>
     <w:qFormat/>
-    <w:uiPriority w:val="0"/>
     <w:rPr>
-      <w:rFonts w:ascii="Arial" w:hAnsi="Arial" w:eastAsia="宋体"/>
+      <w:rFonts w:ascii="Arial" w:eastAsia="宋体" w:hAnsi="Arial"/>
       <w:sz w:val="24"/>
       <w:lang w:eastAsia="zh-CN"/>
     </w:rPr>
   </w:style>
-  <w:style w:type="table" w:customStyle="1" w:styleId="42">
+  <w:style w:type="table" w:customStyle="1" w:styleId="TableNormal1">
     <w:name w:val="Table Normal_1"/>
     <w:semiHidden/>
     <w:unhideWhenUsed/>
     <w:qFormat/>
-    <w:uiPriority w:val="0"/>
     <w:tblPr>
       <w:tblCellMar>
         <w:top w:w="0" w:type="dxa"/>
